--- a/Canadian_Plays_and_Operators.docx
+++ b/Canadian_Plays_and_Operators.docx
@@ -103,6 +103,23 @@
           <w:szCs w:val="19"/>
         </w:rPr>
         <w:t xml:space="preserve">The Deep Basin / Montney boundary is genuinely fuzzy. Wells are assigned to the first play whose box contains them, so the Montney takes the overlap and the Deep Basin figure is correspondingly lower.</w:t>
+      </w:r>
+    </w:p>
+    <w:p>
+      <w:pPr>
+        <w:pStyle w:val="ListParagraph"/>
+        <w:numPr>
+          <w:ilvl w:val="0"/>
+          <w:numId w:val="2"/>
+        </w:numPr>
+        <w:spacing w:after="60"/>
+      </w:pPr>
+      <w:r>
+        <w:rPr>
+          <w:sz w:val="19"/>
+          <w:szCs w:val="19"/>
+        </w:rPr>
+        <w:t xml:space="preserve">Condensate is understated at the well level — see the caveat before the play list ends. Gas and crude oil are reliable.</w:t>
       </w:r>
     </w:p>
     <w:p>
@@ -589,48 +606,23 @@
     </w:p>
     <w:p>
       <w:pPr>
-        <w:pStyle w:val="Heading2"/>
-        <w:spacing w:after="70" w:before="240"/>
-      </w:pPr>
-      <w:r>
-        <w:rPr>
-          <w:b/>
-          <w:bCs/>
-          <w:color w:val="1F4E5F"/>
-          <w:sz w:val="23"/>
-          <w:szCs w:val="23"/>
-        </w:rPr>
-        <w:t xml:space="preserve">Deep Basin — Wapiti to Edson</w:t>
-      </w:r>
-    </w:p>
-    <w:p>
-      <w:pPr>
         <w:spacing w:after="110"/>
       </w:pPr>
       <w:r>
         <w:rPr>
-          <w:i w:val="false"/>
-          <w:iCs w:val="false"/>
-          <w:sz w:val="19"/>
-          <w:szCs w:val="19"/>
-        </w:rPr>
-        <w:t xml:space="preserve">West-central Alberta tight gas. Spirit River, Wilrich and Falher are geological formations stacked vertically, so one surface location can access several targets — that is where the cost advantage comes from. Lower decline and lower cost than the Montney but less liquids. Peyto is the pure play and the standard reference for a low-cost operator.</w:t>
-      </w:r>
-    </w:p>
-    <w:p>
-      <w:pPr>
-        <w:shd w:fill="EEF3F6" w:val="clear"/>
-        <w:spacing w:after="100" w:before="40"/>
-      </w:pPr>
-      <w:r>
-        <w:rPr>
-          <w:b/>
-          <w:bCs/>
-          <w:color w:val="1F4E5F"/>
-          <w:sz w:val="19"/>
-          <w:szCs w:val="19"/>
-        </w:rPr>
-        <w:t xml:space="preserve">  502,205 boe/d  —  2,827 MMcf/d gas · 9,977 b/d condensate · 21,032 b/d oil  ·  94% gas  </w:t>
+          <w:b/>
+          <w:bCs/>
+          <w:sz w:val="19"/>
+          <w:szCs w:val="19"/>
+        </w:rPr>
+        <w:t xml:space="preserve">The liquids. </w:t>
+      </w:r>
+      <w:r>
+        <w:rPr>
+          <w:sz w:val="19"/>
+          <w:szCs w:val="19"/>
+        </w:rPr>
+        <w:t xml:space="preserve">Two separate streams sit inside that 170,780 b/d, and they are not the same business. The condensate is gas-well liquid — it comes out of the same wellbore as the gas and is the reason a Montney well pays. The crude is conventional oil from older pools inside the same geographic box, largely Charlie Lake and Montney oil-window wells, and it belongs to a different set of operators.</w:t>
       </w:r>
     </w:p>
     <w:tbl>
@@ -703,113 +695,64 @@
                 <w:sz w:val="17"/>
                 <w:szCs w:val="17"/>
               </w:rPr>
-              <w:t xml:space="preserve">MMcf/d</w:t>
-            </w:r>
-          </w:p>
-        </w:tc>
-      </w:tr>
-      <w:tr>
-        <w:tc>
-          <w:tcPr>
-            <w:tcW w:type="dxa" w:w="5100"/>
-            <w:tcMar>
-              <w:top w:type="dxa" w:w="45"/>
-              <w:left w:type="dxa" w:w="110"/>
-              <w:bottom w:type="dxa" w:w="45"/>
-              <w:right w:type="dxa" w:w="110"/>
-            </w:tcMar>
-          </w:tcPr>
-          <w:p>
-            <w:pPr>
-              <w:jc w:val="left"/>
-            </w:pPr>
-            <w:r>
-              <w:rPr>
-                <w:sz w:val="17"/>
-                <w:szCs w:val="17"/>
-              </w:rPr>
-              <w:t xml:space="preserve">Tourmaline</w:t>
-            </w:r>
-          </w:p>
-        </w:tc>
-        <w:tc>
-          <w:tcPr>
-            <w:tcW w:type="dxa" w:w="1900"/>
-            <w:tcMar>
-              <w:top w:type="dxa" w:w="45"/>
-              <w:left w:type="dxa" w:w="110"/>
-              <w:bottom w:type="dxa" w:w="45"/>
-              <w:right w:type="dxa" w:w="110"/>
-            </w:tcMar>
-          </w:tcPr>
-          <w:p>
-            <w:pPr>
-              <w:jc w:val="right"/>
-            </w:pPr>
-            <w:r>
-              <w:rPr>
-                <w:sz w:val="17"/>
-                <w:szCs w:val="17"/>
-              </w:rPr>
-              <w:t xml:space="preserve">697</w:t>
-            </w:r>
-          </w:p>
-        </w:tc>
-      </w:tr>
-      <w:tr>
-        <w:tc>
-          <w:tcPr>
-            <w:tcW w:type="dxa" w:w="5100"/>
-            <w:shd w:fill="F8FAFB" w:val="clear"/>
-            <w:tcMar>
-              <w:top w:type="dxa" w:w="45"/>
-              <w:left w:type="dxa" w:w="110"/>
-              <w:bottom w:type="dxa" w:w="45"/>
-              <w:right w:type="dxa" w:w="110"/>
-            </w:tcMar>
-          </w:tcPr>
-          <w:p>
-            <w:pPr>
-              <w:jc w:val="left"/>
-            </w:pPr>
-            <w:r>
-              <w:rPr>
-                <w:sz w:val="17"/>
-                <w:szCs w:val="17"/>
-              </w:rPr>
-              <w:t xml:space="preserve">Peyto</w:t>
-            </w:r>
-          </w:p>
-        </w:tc>
-        <w:tc>
-          <w:tcPr>
-            <w:tcW w:type="dxa" w:w="1900"/>
-            <w:shd w:fill="F8FAFB" w:val="clear"/>
-            <w:tcMar>
-              <w:top w:type="dxa" w:w="45"/>
-              <w:left w:type="dxa" w:w="110"/>
-              <w:bottom w:type="dxa" w:w="45"/>
-              <w:right w:type="dxa" w:w="110"/>
-            </w:tcMar>
-          </w:tcPr>
-          <w:p>
-            <w:pPr>
-              <w:jc w:val="right"/>
-            </w:pPr>
-            <w:r>
-              <w:rPr>
-                <w:sz w:val="17"/>
-                <w:szCs w:val="17"/>
-              </w:rPr>
-              <w:t xml:space="preserve">539</w:t>
-            </w:r>
-          </w:p>
-        </w:tc>
-      </w:tr>
-      <w:tr>
-        <w:tc>
-          <w:tcPr>
-            <w:tcW w:type="dxa" w:w="5100"/>
+              <w:t xml:space="preserve">b/d crude</w:t>
+            </w:r>
+          </w:p>
+        </w:tc>
+      </w:tr>
+      <w:tr>
+        <w:tc>
+          <w:tcPr>
+            <w:tcW w:type="dxa" w:w="5100"/>
+            <w:tcMar>
+              <w:top w:type="dxa" w:w="45"/>
+              <w:left w:type="dxa" w:w="110"/>
+              <w:bottom w:type="dxa" w:w="45"/>
+              <w:right w:type="dxa" w:w="110"/>
+            </w:tcMar>
+          </w:tcPr>
+          <w:p>
+            <w:pPr>
+              <w:jc w:val="left"/>
+            </w:pPr>
+            <w:r>
+              <w:rPr>
+                <w:sz w:val="17"/>
+                <w:szCs w:val="17"/>
+              </w:rPr>
+              <w:t xml:space="preserve">Whitecap Partnership</w:t>
+            </w:r>
+          </w:p>
+        </w:tc>
+        <w:tc>
+          <w:tcPr>
+            <w:tcW w:type="dxa" w:w="1900"/>
+            <w:tcMar>
+              <w:top w:type="dxa" w:w="45"/>
+              <w:left w:type="dxa" w:w="110"/>
+              <w:bottom w:type="dxa" w:w="45"/>
+              <w:right w:type="dxa" w:w="110"/>
+            </w:tcMar>
+          </w:tcPr>
+          <w:p>
+            <w:pPr>
+              <w:jc w:val="right"/>
+            </w:pPr>
+            <w:r>
+              <w:rPr>
+                <w:sz w:val="17"/>
+                <w:szCs w:val="17"/>
+              </w:rPr>
+              <w:t xml:space="preserve">37,399</w:t>
+            </w:r>
+          </w:p>
+        </w:tc>
+      </w:tr>
+      <w:tr>
+        <w:tc>
+          <w:tcPr>
+            <w:tcW w:type="dxa" w:w="5100"/>
+            <w:shd w:fill="F8FAFB" w:val="clear"/>
             <w:tcMar>
               <w:top w:type="dxa" w:w="45"/>
               <w:left w:type="dxa" w:w="110"/>
@@ -833,171 +776,220 @@
         <w:tc>
           <w:tcPr>
             <w:tcW w:type="dxa" w:w="1900"/>
-            <w:tcMar>
-              <w:top w:type="dxa" w:w="45"/>
-              <w:left w:type="dxa" w:w="110"/>
-              <w:bottom w:type="dxa" w:w="45"/>
-              <w:right w:type="dxa" w:w="110"/>
-            </w:tcMar>
-          </w:tcPr>
-          <w:p>
-            <w:pPr>
-              <w:jc w:val="right"/>
-            </w:pPr>
-            <w:r>
-              <w:rPr>
-                <w:sz w:val="17"/>
-                <w:szCs w:val="17"/>
-              </w:rPr>
-              <w:t xml:space="preserve">459</w:t>
-            </w:r>
-          </w:p>
-        </w:tc>
-      </w:tr>
-      <w:tr>
-        <w:tc>
-          <w:tcPr>
-            <w:tcW w:type="dxa" w:w="5100"/>
-            <w:shd w:fill="F8FAFB" w:val="clear"/>
-            <w:tcMar>
-              <w:top w:type="dxa" w:w="45"/>
-              <w:left w:type="dxa" w:w="110"/>
-              <w:bottom w:type="dxa" w:w="45"/>
-              <w:right w:type="dxa" w:w="110"/>
-            </w:tcMar>
-          </w:tcPr>
-          <w:p>
-            <w:pPr>
-              <w:jc w:val="left"/>
-            </w:pPr>
-            <w:r>
-              <w:rPr>
-                <w:sz w:val="17"/>
-                <w:szCs w:val="17"/>
-              </w:rPr>
-              <w:t xml:space="preserve">Whitecap</w:t>
-            </w:r>
-          </w:p>
-        </w:tc>
-        <w:tc>
-          <w:tcPr>
-            <w:tcW w:type="dxa" w:w="1900"/>
-            <w:shd w:fill="F8FAFB" w:val="clear"/>
-            <w:tcMar>
-              <w:top w:type="dxa" w:w="45"/>
-              <w:left w:type="dxa" w:w="110"/>
-              <w:bottom w:type="dxa" w:w="45"/>
-              <w:right w:type="dxa" w:w="110"/>
-            </w:tcMar>
-          </w:tcPr>
-          <w:p>
-            <w:pPr>
-              <w:jc w:val="right"/>
-            </w:pPr>
-            <w:r>
-              <w:rPr>
-                <w:sz w:val="17"/>
-                <w:szCs w:val="17"/>
-              </w:rPr>
-              <w:t xml:space="preserve">261</w:t>
-            </w:r>
-          </w:p>
-        </w:tc>
-      </w:tr>
-      <w:tr>
-        <w:tc>
-          <w:tcPr>
-            <w:tcW w:type="dxa" w:w="5100"/>
-            <w:tcMar>
-              <w:top w:type="dxa" w:w="45"/>
-              <w:left w:type="dxa" w:w="110"/>
-              <w:bottom w:type="dxa" w:w="45"/>
-              <w:right w:type="dxa" w:w="110"/>
-            </w:tcMar>
-          </w:tcPr>
-          <w:p>
-            <w:pPr>
-              <w:jc w:val="left"/>
-            </w:pPr>
-            <w:r>
-              <w:rPr>
-                <w:sz w:val="17"/>
-                <w:szCs w:val="17"/>
-              </w:rPr>
-              <w:t xml:space="preserve">Cenovus</w:t>
-            </w:r>
-          </w:p>
-        </w:tc>
-        <w:tc>
-          <w:tcPr>
-            <w:tcW w:type="dxa" w:w="1900"/>
-            <w:tcMar>
-              <w:top w:type="dxa" w:w="45"/>
-              <w:left w:type="dxa" w:w="110"/>
-              <w:bottom w:type="dxa" w:w="45"/>
-              <w:right w:type="dxa" w:w="110"/>
-            </w:tcMar>
-          </w:tcPr>
-          <w:p>
-            <w:pPr>
-              <w:jc w:val="right"/>
-            </w:pPr>
-            <w:r>
-              <w:rPr>
-                <w:sz w:val="17"/>
-                <w:szCs w:val="17"/>
-              </w:rPr>
-              <w:t xml:space="preserve">154</w:t>
-            </w:r>
-          </w:p>
-        </w:tc>
-      </w:tr>
-      <w:tr>
-        <w:tc>
-          <w:tcPr>
-            <w:tcW w:type="dxa" w:w="5100"/>
-            <w:shd w:fill="F8FAFB" w:val="clear"/>
-            <w:tcMar>
-              <w:top w:type="dxa" w:w="45"/>
-              <w:left w:type="dxa" w:w="110"/>
-              <w:bottom w:type="dxa" w:w="45"/>
-              <w:right w:type="dxa" w:w="110"/>
-            </w:tcMar>
-          </w:tcPr>
-          <w:p>
-            <w:pPr>
-              <w:jc w:val="left"/>
-            </w:pPr>
-            <w:r>
-              <w:rPr>
-                <w:sz w:val="17"/>
-                <w:szCs w:val="17"/>
-              </w:rPr>
-              <w:t xml:space="preserve">Vermilion</w:t>
-            </w:r>
-          </w:p>
-        </w:tc>
-        <w:tc>
-          <w:tcPr>
-            <w:tcW w:type="dxa" w:w="1900"/>
-            <w:shd w:fill="F8FAFB" w:val="clear"/>
-            <w:tcMar>
-              <w:top w:type="dxa" w:w="45"/>
-              <w:left w:type="dxa" w:w="110"/>
-              <w:bottom w:type="dxa" w:w="45"/>
-              <w:right w:type="dxa" w:w="110"/>
-            </w:tcMar>
-          </w:tcPr>
-          <w:p>
-            <w:pPr>
-              <w:jc w:val="right"/>
-            </w:pPr>
-            <w:r>
-              <w:rPr>
-                <w:sz w:val="17"/>
-                <w:szCs w:val="17"/>
-              </w:rPr>
-              <w:t xml:space="preserve">147</w:t>
+            <w:shd w:fill="F8FAFB" w:val="clear"/>
+            <w:tcMar>
+              <w:top w:type="dxa" w:w="45"/>
+              <w:left w:type="dxa" w:w="110"/>
+              <w:bottom w:type="dxa" w:w="45"/>
+              <w:right w:type="dxa" w:w="110"/>
+            </w:tcMar>
+          </w:tcPr>
+          <w:p>
+            <w:pPr>
+              <w:jc w:val="right"/>
+            </w:pPr>
+            <w:r>
+              <w:rPr>
+                <w:sz w:val="17"/>
+                <w:szCs w:val="17"/>
+              </w:rPr>
+              <w:t xml:space="preserve">31,455</w:t>
+            </w:r>
+          </w:p>
+        </w:tc>
+      </w:tr>
+      <w:tr>
+        <w:tc>
+          <w:tcPr>
+            <w:tcW w:type="dxa" w:w="5100"/>
+            <w:tcMar>
+              <w:top w:type="dxa" w:w="45"/>
+              <w:left w:type="dxa" w:w="110"/>
+              <w:bottom w:type="dxa" w:w="45"/>
+              <w:right w:type="dxa" w:w="110"/>
+            </w:tcMar>
+          </w:tcPr>
+          <w:p>
+            <w:pPr>
+              <w:jc w:val="left"/>
+            </w:pPr>
+            <w:r>
+              <w:rPr>
+                <w:sz w:val="17"/>
+                <w:szCs w:val="17"/>
+              </w:rPr>
+              <w:t xml:space="preserve">Tamarack Valley</w:t>
+            </w:r>
+          </w:p>
+        </w:tc>
+        <w:tc>
+          <w:tcPr>
+            <w:tcW w:type="dxa" w:w="1900"/>
+            <w:tcMar>
+              <w:top w:type="dxa" w:w="45"/>
+              <w:left w:type="dxa" w:w="110"/>
+              <w:bottom w:type="dxa" w:w="45"/>
+              <w:right w:type="dxa" w:w="110"/>
+            </w:tcMar>
+          </w:tcPr>
+          <w:p>
+            <w:pPr>
+              <w:jc w:val="right"/>
+            </w:pPr>
+            <w:r>
+              <w:rPr>
+                <w:sz w:val="17"/>
+                <w:szCs w:val="17"/>
+              </w:rPr>
+              <w:t xml:space="preserve">8,864</w:t>
+            </w:r>
+          </w:p>
+        </w:tc>
+      </w:tr>
+      <w:tr>
+        <w:tc>
+          <w:tcPr>
+            <w:tcW w:type="dxa" w:w="5100"/>
+            <w:shd w:fill="F8FAFB" w:val="clear"/>
+            <w:tcMar>
+              <w:top w:type="dxa" w:w="45"/>
+              <w:left w:type="dxa" w:w="110"/>
+              <w:bottom w:type="dxa" w:w="45"/>
+              <w:right w:type="dxa" w:w="110"/>
+            </w:tcMar>
+          </w:tcPr>
+          <w:p>
+            <w:pPr>
+              <w:jc w:val="left"/>
+            </w:pPr>
+            <w:r>
+              <w:rPr>
+                <w:sz w:val="17"/>
+                <w:szCs w:val="17"/>
+              </w:rPr>
+              <w:t xml:space="preserve">Whitecap Resources</w:t>
+            </w:r>
+          </w:p>
+        </w:tc>
+        <w:tc>
+          <w:tcPr>
+            <w:tcW w:type="dxa" w:w="1900"/>
+            <w:shd w:fill="F8FAFB" w:val="clear"/>
+            <w:tcMar>
+              <w:top w:type="dxa" w:w="45"/>
+              <w:left w:type="dxa" w:w="110"/>
+              <w:bottom w:type="dxa" w:w="45"/>
+              <w:right w:type="dxa" w:w="110"/>
+            </w:tcMar>
+          </w:tcPr>
+          <w:p>
+            <w:pPr>
+              <w:jc w:val="right"/>
+            </w:pPr>
+            <w:r>
+              <w:rPr>
+                <w:sz w:val="17"/>
+                <w:szCs w:val="17"/>
+              </w:rPr>
+              <w:t xml:space="preserve">7,132</w:t>
+            </w:r>
+          </w:p>
+        </w:tc>
+      </w:tr>
+      <w:tr>
+        <w:tc>
+          <w:tcPr>
+            <w:tcW w:type="dxa" w:w="5100"/>
+            <w:tcMar>
+              <w:top w:type="dxa" w:w="45"/>
+              <w:left w:type="dxa" w:w="110"/>
+              <w:bottom w:type="dxa" w:w="45"/>
+              <w:right w:type="dxa" w:w="110"/>
+            </w:tcMar>
+          </w:tcPr>
+          <w:p>
+            <w:pPr>
+              <w:jc w:val="left"/>
+            </w:pPr>
+            <w:r>
+              <w:rPr>
+                <w:sz w:val="17"/>
+                <w:szCs w:val="17"/>
+              </w:rPr>
+              <w:t xml:space="preserve">Advantage Energy</w:t>
+            </w:r>
+          </w:p>
+        </w:tc>
+        <w:tc>
+          <w:tcPr>
+            <w:tcW w:type="dxa" w:w="1900"/>
+            <w:tcMar>
+              <w:top w:type="dxa" w:w="45"/>
+              <w:left w:type="dxa" w:w="110"/>
+              <w:bottom w:type="dxa" w:w="45"/>
+              <w:right w:type="dxa" w:w="110"/>
+            </w:tcMar>
+          </w:tcPr>
+          <w:p>
+            <w:pPr>
+              <w:jc w:val="right"/>
+            </w:pPr>
+            <w:r>
+              <w:rPr>
+                <w:sz w:val="17"/>
+                <w:szCs w:val="17"/>
+              </w:rPr>
+              <w:t xml:space="preserve">5,864</w:t>
+            </w:r>
+          </w:p>
+        </w:tc>
+      </w:tr>
+      <w:tr>
+        <w:tc>
+          <w:tcPr>
+            <w:tcW w:type="dxa" w:w="5100"/>
+            <w:shd w:fill="F8FAFB" w:val="clear"/>
+            <w:tcMar>
+              <w:top w:type="dxa" w:w="45"/>
+              <w:left w:type="dxa" w:w="110"/>
+              <w:bottom w:type="dxa" w:w="45"/>
+              <w:right w:type="dxa" w:w="110"/>
+            </w:tcMar>
+          </w:tcPr>
+          <w:p>
+            <w:pPr>
+              <w:jc w:val="left"/>
+            </w:pPr>
+            <w:r>
+              <w:rPr>
+                <w:sz w:val="17"/>
+                <w:szCs w:val="17"/>
+              </w:rPr>
+              <w:t xml:space="preserve">Archer Exploration</w:t>
+            </w:r>
+          </w:p>
+        </w:tc>
+        <w:tc>
+          <w:tcPr>
+            <w:tcW w:type="dxa" w:w="1900"/>
+            <w:shd w:fill="F8FAFB" w:val="clear"/>
+            <w:tcMar>
+              <w:top w:type="dxa" w:w="45"/>
+              <w:left w:type="dxa" w:w="110"/>
+              <w:bottom w:type="dxa" w:w="45"/>
+              <w:right w:type="dxa" w:w="110"/>
+            </w:tcMar>
+          </w:tcPr>
+          <w:p>
+            <w:pPr>
+              <w:jc w:val="right"/>
+            </w:pPr>
+            <w:r>
+              <w:rPr>
+                <w:sz w:val="17"/>
+                <w:szCs w:val="17"/>
+              </w:rPr>
+              <w:t xml:space="preserve">5,402</w:t>
             </w:r>
           </w:p>
         </w:tc>
@@ -1015,7 +1007,28 @@
           <w:sz w:val="19"/>
           <w:szCs w:val="19"/>
         </w:rPr>
-        <w:t xml:space="preserve">The Duvernay — Kaybob, Fox Creek, Willesden Green — sits beneath this same area and cannot be separated geographically. Chevron, Ovintiv and CNRL are the Duvernay names.</w:t>
+        <w:t xml:space="preserve">Note that the crude leaders are almost entirely absent from the gas table above, and the gas leaders are absent from this one. Grande Prairie is two overlapping industries sharing a postal code.</w:t>
+      </w:r>
+    </w:p>
+    <w:p>
+      <w:pPr>
+        <w:spacing w:after="110"/>
+      </w:pPr>
+      <w:r>
+        <w:rPr>
+          <w:b/>
+          <w:bCs/>
+          <w:sz w:val="19"/>
+          <w:szCs w:val="19"/>
+        </w:rPr>
+        <w:t xml:space="preserve">Condensate yield. </w:t>
+      </w:r>
+      <w:r>
+        <w:rPr>
+          <w:sz w:val="19"/>
+          <w:szCs w:val="19"/>
+        </w:rPr>
+        <w:t xml:space="preserve">Well-level reporting gives 11.3 bbl/MMcf, but that captures only field-measured liquid. Adding C5+ recovered at gas plants inside the play brings the figure to 121,993 b/d, or 26.1 bbl/MMcf — more than double. That is the number to quote for the play. Never quote it operator by operator: see the condensate caveat below.</w:t>
       </w:r>
     </w:p>
     <w:p>
@@ -1031,7 +1044,7 @@
           <w:sz w:val="23"/>
           <w:szCs w:val="23"/>
         </w:rPr>
-        <w:t xml:space="preserve">Cardium and central foothills</w:t>
+        <w:t xml:space="preserve">Deep Basin — Wapiti to Edson</w:t>
       </w:r>
     </w:p>
     <w:p>
@@ -1045,7 +1058,7 @@
           <w:sz w:val="19"/>
           <w:szCs w:val="19"/>
         </w:rPr>
-        <w:t xml:space="preserve">Pembina and Willesden Green. Mature, heavily drilled light oil with associated gas. The box also picks up shallower gas, so treat the gas figure as the area rather than the Cardium formation.</w:t>
+        <w:t xml:space="preserve">West-central Alberta tight gas. Spirit River, Wilrich and Falher are geological formations stacked vertically, so one surface location can access several targets — that is where the cost advantage comes from. Lower decline and lower cost than the Montney but less liquids. Peyto is the pure play and the standard reference for a low-cost operator.</w:t>
       </w:r>
     </w:p>
     <w:p>
@@ -1061,7 +1074,7 @@
           <w:sz w:val="19"/>
           <w:szCs w:val="19"/>
         </w:rPr>
-        <w:t xml:space="preserve">  318,603 boe/d  —  1,539 MMcf/d gas · 60,601 b/d oil · 1,465 b/d condensate  ·  81% gas  </w:t>
+        <w:t xml:space="preserve">  502,205 boe/d  —  2,827 MMcf/d gas · 9,977 b/d condensate · 21,032 b/d oil  ·  94% gas  </w:t>
       </w:r>
     </w:p>
     <w:tbl>
@@ -1159,104 +1172,6 @@
                 <w:sz w:val="17"/>
                 <w:szCs w:val="17"/>
               </w:rPr>
-              <w:t xml:space="preserve">TAQA North</w:t>
-            </w:r>
-          </w:p>
-        </w:tc>
-        <w:tc>
-          <w:tcPr>
-            <w:tcW w:type="dxa" w:w="1900"/>
-            <w:tcMar>
-              <w:top w:type="dxa" w:w="45"/>
-              <w:left w:type="dxa" w:w="110"/>
-              <w:bottom w:type="dxa" w:w="45"/>
-              <w:right w:type="dxa" w:w="110"/>
-            </w:tcMar>
-          </w:tcPr>
-          <w:p>
-            <w:pPr>
-              <w:jc w:val="right"/>
-            </w:pPr>
-            <w:r>
-              <w:rPr>
-                <w:sz w:val="17"/>
-                <w:szCs w:val="17"/>
-              </w:rPr>
-              <w:t xml:space="preserve">224</w:t>
-            </w:r>
-          </w:p>
-        </w:tc>
-      </w:tr>
-      <w:tr>
-        <w:tc>
-          <w:tcPr>
-            <w:tcW w:type="dxa" w:w="5100"/>
-            <w:shd w:fill="F8FAFB" w:val="clear"/>
-            <w:tcMar>
-              <w:top w:type="dxa" w:w="45"/>
-              <w:left w:type="dxa" w:w="110"/>
-              <w:bottom w:type="dxa" w:w="45"/>
-              <w:right w:type="dxa" w:w="110"/>
-            </w:tcMar>
-          </w:tcPr>
-          <w:p>
-            <w:pPr>
-              <w:jc w:val="left"/>
-            </w:pPr>
-            <w:r>
-              <w:rPr>
-                <w:sz w:val="17"/>
-                <w:szCs w:val="17"/>
-              </w:rPr>
-              <w:t xml:space="preserve">Spartan Delta</w:t>
-            </w:r>
-          </w:p>
-        </w:tc>
-        <w:tc>
-          <w:tcPr>
-            <w:tcW w:type="dxa" w:w="1900"/>
-            <w:shd w:fill="F8FAFB" w:val="clear"/>
-            <w:tcMar>
-              <w:top w:type="dxa" w:w="45"/>
-              <w:left w:type="dxa" w:w="110"/>
-              <w:bottom w:type="dxa" w:w="45"/>
-              <w:right w:type="dxa" w:w="110"/>
-            </w:tcMar>
-          </w:tcPr>
-          <w:p>
-            <w:pPr>
-              <w:jc w:val="right"/>
-            </w:pPr>
-            <w:r>
-              <w:rPr>
-                <w:sz w:val="17"/>
-                <w:szCs w:val="17"/>
-              </w:rPr>
-              <w:t xml:space="preserve">186</w:t>
-            </w:r>
-          </w:p>
-        </w:tc>
-      </w:tr>
-      <w:tr>
-        <w:tc>
-          <w:tcPr>
-            <w:tcW w:type="dxa" w:w="5100"/>
-            <w:tcMar>
-              <w:top w:type="dxa" w:w="45"/>
-              <w:left w:type="dxa" w:w="110"/>
-              <w:bottom w:type="dxa" w:w="45"/>
-              <w:right w:type="dxa" w:w="110"/>
-            </w:tcMar>
-          </w:tcPr>
-          <w:p>
-            <w:pPr>
-              <w:jc w:val="left"/>
-            </w:pPr>
-            <w:r>
-              <w:rPr>
-                <w:sz w:val="17"/>
-                <w:szCs w:val="17"/>
-              </w:rPr>
               <w:t xml:space="preserve">Tourmaline</w:t>
             </w:r>
           </w:p>
@@ -1280,6 +1195,202 @@
                 <w:sz w:val="17"/>
                 <w:szCs w:val="17"/>
               </w:rPr>
+              <w:t xml:space="preserve">697</w:t>
+            </w:r>
+          </w:p>
+        </w:tc>
+      </w:tr>
+      <w:tr>
+        <w:tc>
+          <w:tcPr>
+            <w:tcW w:type="dxa" w:w="5100"/>
+            <w:shd w:fill="F8FAFB" w:val="clear"/>
+            <w:tcMar>
+              <w:top w:type="dxa" w:w="45"/>
+              <w:left w:type="dxa" w:w="110"/>
+              <w:bottom w:type="dxa" w:w="45"/>
+              <w:right w:type="dxa" w:w="110"/>
+            </w:tcMar>
+          </w:tcPr>
+          <w:p>
+            <w:pPr>
+              <w:jc w:val="left"/>
+            </w:pPr>
+            <w:r>
+              <w:rPr>
+                <w:sz w:val="17"/>
+                <w:szCs w:val="17"/>
+              </w:rPr>
+              <w:t xml:space="preserve">Peyto</w:t>
+            </w:r>
+          </w:p>
+        </w:tc>
+        <w:tc>
+          <w:tcPr>
+            <w:tcW w:type="dxa" w:w="1900"/>
+            <w:shd w:fill="F8FAFB" w:val="clear"/>
+            <w:tcMar>
+              <w:top w:type="dxa" w:w="45"/>
+              <w:left w:type="dxa" w:w="110"/>
+              <w:bottom w:type="dxa" w:w="45"/>
+              <w:right w:type="dxa" w:w="110"/>
+            </w:tcMar>
+          </w:tcPr>
+          <w:p>
+            <w:pPr>
+              <w:jc w:val="right"/>
+            </w:pPr>
+            <w:r>
+              <w:rPr>
+                <w:sz w:val="17"/>
+                <w:szCs w:val="17"/>
+              </w:rPr>
+              <w:t xml:space="preserve">539</w:t>
+            </w:r>
+          </w:p>
+        </w:tc>
+      </w:tr>
+      <w:tr>
+        <w:tc>
+          <w:tcPr>
+            <w:tcW w:type="dxa" w:w="5100"/>
+            <w:tcMar>
+              <w:top w:type="dxa" w:w="45"/>
+              <w:left w:type="dxa" w:w="110"/>
+              <w:bottom w:type="dxa" w:w="45"/>
+              <w:right w:type="dxa" w:w="110"/>
+            </w:tcMar>
+          </w:tcPr>
+          <w:p>
+            <w:pPr>
+              <w:jc w:val="left"/>
+            </w:pPr>
+            <w:r>
+              <w:rPr>
+                <w:sz w:val="17"/>
+                <w:szCs w:val="17"/>
+              </w:rPr>
+              <w:t xml:space="preserve">Canadian Natural</w:t>
+            </w:r>
+          </w:p>
+        </w:tc>
+        <w:tc>
+          <w:tcPr>
+            <w:tcW w:type="dxa" w:w="1900"/>
+            <w:tcMar>
+              <w:top w:type="dxa" w:w="45"/>
+              <w:left w:type="dxa" w:w="110"/>
+              <w:bottom w:type="dxa" w:w="45"/>
+              <w:right w:type="dxa" w:w="110"/>
+            </w:tcMar>
+          </w:tcPr>
+          <w:p>
+            <w:pPr>
+              <w:jc w:val="right"/>
+            </w:pPr>
+            <w:r>
+              <w:rPr>
+                <w:sz w:val="17"/>
+                <w:szCs w:val="17"/>
+              </w:rPr>
+              <w:t xml:space="preserve">459</w:t>
+            </w:r>
+          </w:p>
+        </w:tc>
+      </w:tr>
+      <w:tr>
+        <w:tc>
+          <w:tcPr>
+            <w:tcW w:type="dxa" w:w="5100"/>
+            <w:shd w:fill="F8FAFB" w:val="clear"/>
+            <w:tcMar>
+              <w:top w:type="dxa" w:w="45"/>
+              <w:left w:type="dxa" w:w="110"/>
+              <w:bottom w:type="dxa" w:w="45"/>
+              <w:right w:type="dxa" w:w="110"/>
+            </w:tcMar>
+          </w:tcPr>
+          <w:p>
+            <w:pPr>
+              <w:jc w:val="left"/>
+            </w:pPr>
+            <w:r>
+              <w:rPr>
+                <w:sz w:val="17"/>
+                <w:szCs w:val="17"/>
+              </w:rPr>
+              <w:t xml:space="preserve">Whitecap</w:t>
+            </w:r>
+          </w:p>
+        </w:tc>
+        <w:tc>
+          <w:tcPr>
+            <w:tcW w:type="dxa" w:w="1900"/>
+            <w:shd w:fill="F8FAFB" w:val="clear"/>
+            <w:tcMar>
+              <w:top w:type="dxa" w:w="45"/>
+              <w:left w:type="dxa" w:w="110"/>
+              <w:bottom w:type="dxa" w:w="45"/>
+              <w:right w:type="dxa" w:w="110"/>
+            </w:tcMar>
+          </w:tcPr>
+          <w:p>
+            <w:pPr>
+              <w:jc w:val="right"/>
+            </w:pPr>
+            <w:r>
+              <w:rPr>
+                <w:sz w:val="17"/>
+                <w:szCs w:val="17"/>
+              </w:rPr>
+              <w:t xml:space="preserve">261</w:t>
+            </w:r>
+          </w:p>
+        </w:tc>
+      </w:tr>
+      <w:tr>
+        <w:tc>
+          <w:tcPr>
+            <w:tcW w:type="dxa" w:w="5100"/>
+            <w:tcMar>
+              <w:top w:type="dxa" w:w="45"/>
+              <w:left w:type="dxa" w:w="110"/>
+              <w:bottom w:type="dxa" w:w="45"/>
+              <w:right w:type="dxa" w:w="110"/>
+            </w:tcMar>
+          </w:tcPr>
+          <w:p>
+            <w:pPr>
+              <w:jc w:val="left"/>
+            </w:pPr>
+            <w:r>
+              <w:rPr>
+                <w:sz w:val="17"/>
+                <w:szCs w:val="17"/>
+              </w:rPr>
+              <w:t xml:space="preserve">Cenovus</w:t>
+            </w:r>
+          </w:p>
+        </w:tc>
+        <w:tc>
+          <w:tcPr>
+            <w:tcW w:type="dxa" w:w="1900"/>
+            <w:tcMar>
+              <w:top w:type="dxa" w:w="45"/>
+              <w:left w:type="dxa" w:w="110"/>
+              <w:bottom w:type="dxa" w:w="45"/>
+              <w:right w:type="dxa" w:w="110"/>
+            </w:tcMar>
+          </w:tcPr>
+          <w:p>
+            <w:pPr>
+              <w:jc w:val="right"/>
+            </w:pPr>
+            <w:r>
+              <w:rPr>
+                <w:sz w:val="17"/>
+                <w:szCs w:val="17"/>
+              </w:rPr>
               <w:t xml:space="preserve">154</w:t>
             </w:r>
           </w:p>
@@ -1330,105 +1441,7 @@
                 <w:sz w:val="17"/>
                 <w:szCs w:val="17"/>
               </w:rPr>
-              <w:t xml:space="preserve">142</w:t>
-            </w:r>
-          </w:p>
-        </w:tc>
-      </w:tr>
-      <w:tr>
-        <w:tc>
-          <w:tcPr>
-            <w:tcW w:type="dxa" w:w="5100"/>
-            <w:tcMar>
-              <w:top w:type="dxa" w:w="45"/>
-              <w:left w:type="dxa" w:w="110"/>
-              <w:bottom w:type="dxa" w:w="45"/>
-              <w:right w:type="dxa" w:w="110"/>
-            </w:tcMar>
-          </w:tcPr>
-          <w:p>
-            <w:pPr>
-              <w:jc w:val="left"/>
-            </w:pPr>
-            <w:r>
-              <w:rPr>
-                <w:sz w:val="17"/>
-                <w:szCs w:val="17"/>
-              </w:rPr>
-              <w:t xml:space="preserve">Peyto</w:t>
-            </w:r>
-          </w:p>
-        </w:tc>
-        <w:tc>
-          <w:tcPr>
-            <w:tcW w:type="dxa" w:w="1900"/>
-            <w:tcMar>
-              <w:top w:type="dxa" w:w="45"/>
-              <w:left w:type="dxa" w:w="110"/>
-              <w:bottom w:type="dxa" w:w="45"/>
-              <w:right w:type="dxa" w:w="110"/>
-            </w:tcMar>
-          </w:tcPr>
-          <w:p>
-            <w:pPr>
-              <w:jc w:val="right"/>
-            </w:pPr>
-            <w:r>
-              <w:rPr>
-                <w:sz w:val="17"/>
-                <w:szCs w:val="17"/>
-              </w:rPr>
-              <w:t xml:space="preserve">103</w:t>
-            </w:r>
-          </w:p>
-        </w:tc>
-      </w:tr>
-      <w:tr>
-        <w:tc>
-          <w:tcPr>
-            <w:tcW w:type="dxa" w:w="5100"/>
-            <w:shd w:fill="F8FAFB" w:val="clear"/>
-            <w:tcMar>
-              <w:top w:type="dxa" w:w="45"/>
-              <w:left w:type="dxa" w:w="110"/>
-              <w:bottom w:type="dxa" w:w="45"/>
-              <w:right w:type="dxa" w:w="110"/>
-            </w:tcMar>
-          </w:tcPr>
-          <w:p>
-            <w:pPr>
-              <w:jc w:val="left"/>
-            </w:pPr>
-            <w:r>
-              <w:rPr>
-                <w:sz w:val="17"/>
-                <w:szCs w:val="17"/>
-              </w:rPr>
-              <w:t xml:space="preserve">Cenovus</w:t>
-            </w:r>
-          </w:p>
-        </w:tc>
-        <w:tc>
-          <w:tcPr>
-            <w:tcW w:type="dxa" w:w="1900"/>
-            <w:shd w:fill="F8FAFB" w:val="clear"/>
-            <w:tcMar>
-              <w:top w:type="dxa" w:w="45"/>
-              <w:left w:type="dxa" w:w="110"/>
-              <w:bottom w:type="dxa" w:w="45"/>
-              <w:right w:type="dxa" w:w="110"/>
-            </w:tcMar>
-          </w:tcPr>
-          <w:p>
-            <w:pPr>
-              <w:jc w:val="right"/>
-            </w:pPr>
-            <w:r>
-              <w:rPr>
-                <w:sz w:val="17"/>
-                <w:szCs w:val="17"/>
-              </w:rPr>
-              <w:t xml:space="preserve">85</w:t>
+              <w:t xml:space="preserve">147</w:t>
             </w:r>
           </w:p>
         </w:tc>
@@ -1446,7 +1459,64 @@
           <w:sz w:val="19"/>
           <w:szCs w:val="19"/>
         </w:rPr>
-        <w:t xml:space="preserve">On the oil side: Whitecap, Obsidian, InPlay, Cardinal, Aspenleaf, Yangarra.</w:t>
+        <w:t xml:space="preserve">The Duvernay — Kaybob, Fox Creek, Willesden Green — sits beneath this same area and cannot be separated geographically. Chevron, Ovintiv and CNRL are the Duvernay names.</w:t>
+      </w:r>
+    </w:p>
+    <w:p>
+      <w:pPr>
+        <w:spacing w:after="110"/>
+      </w:pPr>
+      <w:r>
+        <w:rPr>
+          <w:b/>
+          <w:bCs/>
+          <w:sz w:val="19"/>
+          <w:szCs w:val="19"/>
+        </w:rPr>
+        <w:t xml:space="preserve">The liquids — do not call this a dry play. </w:t>
+      </w:r>
+      <w:r>
+        <w:rPr>
+          <w:sz w:val="19"/>
+          <w:szCs w:val="19"/>
+        </w:rPr>
+        <w:t xml:space="preserve">Well-level data shows 3.5 bbl/MMcf and invites the conclusion that the Deep Basin is dry. Plant data says otherwise: 116,590 b/d of C5+ is recovered at gas plants inside this box, against 9,977 b/d measured at wells — a twelvefold gap, and the largest reporting distortion in the province. On a recovered basis the area yields 41.2 bbl/MMcf, higher than the Montney.</w:t>
+      </w:r>
+    </w:p>
+    <w:p>
+      <w:pPr>
+        <w:spacing w:after="110"/>
+      </w:pPr>
+      <w:r>
+        <w:rPr>
+          <w:i w:val="false"/>
+          <w:iCs w:val="false"/>
+          <w:color w:val="6B7280"/>
+          <w:sz w:val="19"/>
+          <w:szCs w:val="19"/>
+        </w:rPr>
+        <w:t xml:space="preserve">The reason is the Duvernay, which sits beneath this same ground and cannot be separated geographically. Pembina's Duvernay Condensate Stabilization facility alone recovers 26,057 b/d — the single largest C5+ source in Alberta. Kaybob, Fox Creek and Simonette are condensate centres, not dry gas country.</w:t>
+      </w:r>
+    </w:p>
+    <w:p>
+      <w:pPr>
+        <w:spacing w:after="110"/>
+      </w:pPr>
+      <w:r>
+        <w:rPr>
+          <w:b/>
+          <w:bCs/>
+          <w:sz w:val="19"/>
+          <w:szCs w:val="19"/>
+        </w:rPr>
+        <w:t xml:space="preserve">The distinction that matters. </w:t>
+      </w:r>
+      <w:r>
+        <w:rPr>
+          <w:sz w:val="19"/>
+          <w:szCs w:val="19"/>
+        </w:rPr>
+        <w:t xml:space="preserve">Dry applies to the Spirit River tight gas, not to the box. Peyto is the cleanest expression of that — genuinely gas-weighted, almost no liquids cushion, and therefore the most direct AECO beta among the Canadian large caps, with the most torque in a gas rally. But Peyto is not the Deep Basin, and generalising from Peyto to the area gets the liquids story backwards.</w:t>
       </w:r>
     </w:p>
     <w:p>
@@ -1462,7 +1532,7 @@
           <w:sz w:val="23"/>
           <w:szCs w:val="23"/>
         </w:rPr>
-        <w:t xml:space="preserve">Mannville CBM and shallow gas — central Alberta</w:t>
+        <w:t xml:space="preserve">Cardium and central foothills</w:t>
       </w:r>
     </w:p>
     <w:p>
@@ -1476,7 +1546,7 @@
           <w:sz w:val="19"/>
           <w:szCs w:val="19"/>
         </w:rPr>
-        <w:t xml:space="preserve">Very low rate per well, enormous well count, minimal decline. This is the long tail in the data: 84% of Alberta wells produce under 0.1 MMcf/d. Ember is the pure play and takes 0% of its production from new wells — pure harvest mode, no drilling.</w:t>
+        <w:t xml:space="preserve">Pembina and Willesden Green. Mature, heavily drilled light oil with associated gas. The box also picks up shallower gas, so treat the gas figure as the area rather than the Cardium formation.</w:t>
       </w:r>
     </w:p>
     <w:p>
@@ -1492,7 +1562,7 @@
           <w:sz w:val="19"/>
           <w:szCs w:val="19"/>
         </w:rPr>
-        <w:t xml:space="preserve">  235,506 boe/d  —  957 MMcf/d gas · 73,240 b/d oil  ·  68% gas  </w:t>
+        <w:t xml:space="preserve">  318,603 boe/d  —  1,539 MMcf/d gas · 60,601 b/d oil · 1,465 b/d condensate  ·  81% gas  </w:t>
       </w:r>
     </w:p>
     <w:tbl>
@@ -1590,235 +1660,88 @@
                 <w:sz w:val="17"/>
                 <w:szCs w:val="17"/>
               </w:rPr>
-              <w:t xml:space="preserve">Ember Resources</w:t>
-            </w:r>
-          </w:p>
-        </w:tc>
-        <w:tc>
-          <w:tcPr>
-            <w:tcW w:type="dxa" w:w="1900"/>
-            <w:tcMar>
-              <w:top w:type="dxa" w:w="45"/>
-              <w:left w:type="dxa" w:w="110"/>
-              <w:bottom w:type="dxa" w:w="45"/>
-              <w:right w:type="dxa" w:w="110"/>
-            </w:tcMar>
-          </w:tcPr>
-          <w:p>
-            <w:pPr>
-              <w:jc w:val="right"/>
-            </w:pPr>
-            <w:r>
-              <w:rPr>
-                <w:sz w:val="17"/>
-                <w:szCs w:val="17"/>
-              </w:rPr>
-              <w:t xml:space="preserve">182</w:t>
-            </w:r>
-          </w:p>
-        </w:tc>
-      </w:tr>
-      <w:tr>
-        <w:tc>
-          <w:tcPr>
-            <w:tcW w:type="dxa" w:w="5100"/>
-            <w:shd w:fill="F8FAFB" w:val="clear"/>
-            <w:tcMar>
-              <w:top w:type="dxa" w:w="45"/>
-              <w:left w:type="dxa" w:w="110"/>
-              <w:bottom w:type="dxa" w:w="45"/>
-              <w:right w:type="dxa" w:w="110"/>
-            </w:tcMar>
-          </w:tcPr>
-          <w:p>
-            <w:pPr>
-              <w:jc w:val="left"/>
-            </w:pPr>
-            <w:r>
-              <w:rPr>
-                <w:sz w:val="17"/>
-                <w:szCs w:val="17"/>
-              </w:rPr>
-              <w:t xml:space="preserve">Whitecap</w:t>
-            </w:r>
-          </w:p>
-        </w:tc>
-        <w:tc>
-          <w:tcPr>
-            <w:tcW w:type="dxa" w:w="1900"/>
-            <w:shd w:fill="F8FAFB" w:val="clear"/>
-            <w:tcMar>
-              <w:top w:type="dxa" w:w="45"/>
-              <w:left w:type="dxa" w:w="110"/>
-              <w:bottom w:type="dxa" w:w="45"/>
-              <w:right w:type="dxa" w:w="110"/>
-            </w:tcMar>
-          </w:tcPr>
-          <w:p>
-            <w:pPr>
-              <w:jc w:val="right"/>
-            </w:pPr>
-            <w:r>
-              <w:rPr>
-                <w:sz w:val="17"/>
-                <w:szCs w:val="17"/>
-              </w:rPr>
-              <w:t xml:space="preserve">146</w:t>
-            </w:r>
-          </w:p>
-        </w:tc>
-      </w:tr>
-      <w:tr>
-        <w:tc>
-          <w:tcPr>
-            <w:tcW w:type="dxa" w:w="5100"/>
-            <w:tcMar>
-              <w:top w:type="dxa" w:w="45"/>
-              <w:left w:type="dxa" w:w="110"/>
-              <w:bottom w:type="dxa" w:w="45"/>
-              <w:right w:type="dxa" w:w="110"/>
-            </w:tcMar>
-          </w:tcPr>
-          <w:p>
-            <w:pPr>
-              <w:jc w:val="left"/>
-            </w:pPr>
-            <w:r>
-              <w:rPr>
-                <w:sz w:val="17"/>
-                <w:szCs w:val="17"/>
-              </w:rPr>
-              <w:t xml:space="preserve">Canadian Natural</w:t>
-            </w:r>
-          </w:p>
-        </w:tc>
-        <w:tc>
-          <w:tcPr>
-            <w:tcW w:type="dxa" w:w="1900"/>
-            <w:tcMar>
-              <w:top w:type="dxa" w:w="45"/>
-              <w:left w:type="dxa" w:w="110"/>
-              <w:bottom w:type="dxa" w:w="45"/>
-              <w:right w:type="dxa" w:w="110"/>
-            </w:tcMar>
-          </w:tcPr>
-          <w:p>
-            <w:pPr>
-              <w:jc w:val="right"/>
-            </w:pPr>
-            <w:r>
-              <w:rPr>
-                <w:sz w:val="17"/>
-                <w:szCs w:val="17"/>
-              </w:rPr>
-              <w:t xml:space="preserve">136</w:t>
-            </w:r>
-          </w:p>
-        </w:tc>
-      </w:tr>
-      <w:tr>
-        <w:tc>
-          <w:tcPr>
-            <w:tcW w:type="dxa" w:w="5100"/>
-            <w:shd w:fill="F8FAFB" w:val="clear"/>
-            <w:tcMar>
-              <w:top w:type="dxa" w:w="45"/>
-              <w:left w:type="dxa" w:w="110"/>
-              <w:bottom w:type="dxa" w:w="45"/>
-              <w:right w:type="dxa" w:w="110"/>
-            </w:tcMar>
-          </w:tcPr>
-          <w:p>
-            <w:pPr>
-              <w:jc w:val="left"/>
-            </w:pPr>
-            <w:r>
-              <w:rPr>
-                <w:sz w:val="17"/>
-                <w:szCs w:val="17"/>
-              </w:rPr>
-              <w:t xml:space="preserve">Lynx Energy</w:t>
-            </w:r>
-          </w:p>
-        </w:tc>
-        <w:tc>
-          <w:tcPr>
-            <w:tcW w:type="dxa" w:w="1900"/>
-            <w:shd w:fill="F8FAFB" w:val="clear"/>
-            <w:tcMar>
-              <w:top w:type="dxa" w:w="45"/>
-              <w:left w:type="dxa" w:w="110"/>
-              <w:bottom w:type="dxa" w:w="45"/>
-              <w:right w:type="dxa" w:w="110"/>
-            </w:tcMar>
-          </w:tcPr>
-          <w:p>
-            <w:pPr>
-              <w:jc w:val="right"/>
-            </w:pPr>
-            <w:r>
-              <w:rPr>
-                <w:sz w:val="17"/>
-                <w:szCs w:val="17"/>
-              </w:rPr>
-              <w:t xml:space="preserve">72</w:t>
-            </w:r>
-          </w:p>
-        </w:tc>
-      </w:tr>
-      <w:tr>
-        <w:tc>
-          <w:tcPr>
-            <w:tcW w:type="dxa" w:w="5100"/>
-            <w:tcMar>
-              <w:top w:type="dxa" w:w="45"/>
-              <w:left w:type="dxa" w:w="110"/>
-              <w:bottom w:type="dxa" w:w="45"/>
-              <w:right w:type="dxa" w:w="110"/>
-            </w:tcMar>
-          </w:tcPr>
-          <w:p>
-            <w:pPr>
-              <w:jc w:val="left"/>
-            </w:pPr>
-            <w:r>
-              <w:rPr>
-                <w:sz w:val="17"/>
-                <w:szCs w:val="17"/>
-              </w:rPr>
-              <w:t xml:space="preserve">Pine Cliff</w:t>
-            </w:r>
-          </w:p>
-        </w:tc>
-        <w:tc>
-          <w:tcPr>
-            <w:tcW w:type="dxa" w:w="1900"/>
-            <w:tcMar>
-              <w:top w:type="dxa" w:w="45"/>
-              <w:left w:type="dxa" w:w="110"/>
-              <w:bottom w:type="dxa" w:w="45"/>
-              <w:right w:type="dxa" w:w="110"/>
-            </w:tcMar>
-          </w:tcPr>
-          <w:p>
-            <w:pPr>
-              <w:jc w:val="right"/>
-            </w:pPr>
-            <w:r>
-              <w:rPr>
-                <w:sz w:val="17"/>
-                <w:szCs w:val="17"/>
-              </w:rPr>
-              <w:t xml:space="preserve">51</w:t>
-            </w:r>
-          </w:p>
-        </w:tc>
-      </w:tr>
-      <w:tr>
-        <w:tc>
-          <w:tcPr>
-            <w:tcW w:type="dxa" w:w="5100"/>
-            <w:shd w:fill="F8FAFB" w:val="clear"/>
+              <w:t xml:space="preserve">TAQA North</w:t>
+            </w:r>
+          </w:p>
+        </w:tc>
+        <w:tc>
+          <w:tcPr>
+            <w:tcW w:type="dxa" w:w="1900"/>
+            <w:tcMar>
+              <w:top w:type="dxa" w:w="45"/>
+              <w:left w:type="dxa" w:w="110"/>
+              <w:bottom w:type="dxa" w:w="45"/>
+              <w:right w:type="dxa" w:w="110"/>
+            </w:tcMar>
+          </w:tcPr>
+          <w:p>
+            <w:pPr>
+              <w:jc w:val="right"/>
+            </w:pPr>
+            <w:r>
+              <w:rPr>
+                <w:sz w:val="17"/>
+                <w:szCs w:val="17"/>
+              </w:rPr>
+              <w:t xml:space="preserve">224</w:t>
+            </w:r>
+          </w:p>
+        </w:tc>
+      </w:tr>
+      <w:tr>
+        <w:tc>
+          <w:tcPr>
+            <w:tcW w:type="dxa" w:w="5100"/>
+            <w:shd w:fill="F8FAFB" w:val="clear"/>
+            <w:tcMar>
+              <w:top w:type="dxa" w:w="45"/>
+              <w:left w:type="dxa" w:w="110"/>
+              <w:bottom w:type="dxa" w:w="45"/>
+              <w:right w:type="dxa" w:w="110"/>
+            </w:tcMar>
+          </w:tcPr>
+          <w:p>
+            <w:pPr>
+              <w:jc w:val="left"/>
+            </w:pPr>
+            <w:r>
+              <w:rPr>
+                <w:sz w:val="17"/>
+                <w:szCs w:val="17"/>
+              </w:rPr>
+              <w:t xml:space="preserve">Spartan Delta</w:t>
+            </w:r>
+          </w:p>
+        </w:tc>
+        <w:tc>
+          <w:tcPr>
+            <w:tcW w:type="dxa" w:w="1900"/>
+            <w:shd w:fill="F8FAFB" w:val="clear"/>
+            <w:tcMar>
+              <w:top w:type="dxa" w:w="45"/>
+              <w:left w:type="dxa" w:w="110"/>
+              <w:bottom w:type="dxa" w:w="45"/>
+              <w:right w:type="dxa" w:w="110"/>
+            </w:tcMar>
+          </w:tcPr>
+          <w:p>
+            <w:pPr>
+              <w:jc w:val="right"/>
+            </w:pPr>
+            <w:r>
+              <w:rPr>
+                <w:sz w:val="17"/>
+                <w:szCs w:val="17"/>
+              </w:rPr>
+              <w:t xml:space="preserve">186</w:t>
+            </w:r>
+          </w:p>
+        </w:tc>
+      </w:tr>
+      <w:tr>
+        <w:tc>
+          <w:tcPr>
+            <w:tcW w:type="dxa" w:w="5100"/>
             <w:tcMar>
               <w:top w:type="dxa" w:w="45"/>
               <w:left w:type="dxa" w:w="110"/>
@@ -1842,24 +1765,171 @@
         <w:tc>
           <w:tcPr>
             <w:tcW w:type="dxa" w:w="1900"/>
-            <w:shd w:fill="F8FAFB" w:val="clear"/>
-            <w:tcMar>
-              <w:top w:type="dxa" w:w="45"/>
-              <w:left w:type="dxa" w:w="110"/>
-              <w:bottom w:type="dxa" w:w="45"/>
-              <w:right w:type="dxa" w:w="110"/>
-            </w:tcMar>
-          </w:tcPr>
-          <w:p>
-            <w:pPr>
-              <w:jc w:val="right"/>
-            </w:pPr>
-            <w:r>
-              <w:rPr>
-                <w:sz w:val="17"/>
-                <w:szCs w:val="17"/>
-              </w:rPr>
-              <w:t xml:space="preserve">36</w:t>
+            <w:tcMar>
+              <w:top w:type="dxa" w:w="45"/>
+              <w:left w:type="dxa" w:w="110"/>
+              <w:bottom w:type="dxa" w:w="45"/>
+              <w:right w:type="dxa" w:w="110"/>
+            </w:tcMar>
+          </w:tcPr>
+          <w:p>
+            <w:pPr>
+              <w:jc w:val="right"/>
+            </w:pPr>
+            <w:r>
+              <w:rPr>
+                <w:sz w:val="17"/>
+                <w:szCs w:val="17"/>
+              </w:rPr>
+              <w:t xml:space="preserve">154</w:t>
+            </w:r>
+          </w:p>
+        </w:tc>
+      </w:tr>
+      <w:tr>
+        <w:tc>
+          <w:tcPr>
+            <w:tcW w:type="dxa" w:w="5100"/>
+            <w:shd w:fill="F8FAFB" w:val="clear"/>
+            <w:tcMar>
+              <w:top w:type="dxa" w:w="45"/>
+              <w:left w:type="dxa" w:w="110"/>
+              <w:bottom w:type="dxa" w:w="45"/>
+              <w:right w:type="dxa" w:w="110"/>
+            </w:tcMar>
+          </w:tcPr>
+          <w:p>
+            <w:pPr>
+              <w:jc w:val="left"/>
+            </w:pPr>
+            <w:r>
+              <w:rPr>
+                <w:sz w:val="17"/>
+                <w:szCs w:val="17"/>
+              </w:rPr>
+              <w:t xml:space="preserve">Vermilion</w:t>
+            </w:r>
+          </w:p>
+        </w:tc>
+        <w:tc>
+          <w:tcPr>
+            <w:tcW w:type="dxa" w:w="1900"/>
+            <w:shd w:fill="F8FAFB" w:val="clear"/>
+            <w:tcMar>
+              <w:top w:type="dxa" w:w="45"/>
+              <w:left w:type="dxa" w:w="110"/>
+              <w:bottom w:type="dxa" w:w="45"/>
+              <w:right w:type="dxa" w:w="110"/>
+            </w:tcMar>
+          </w:tcPr>
+          <w:p>
+            <w:pPr>
+              <w:jc w:val="right"/>
+            </w:pPr>
+            <w:r>
+              <w:rPr>
+                <w:sz w:val="17"/>
+                <w:szCs w:val="17"/>
+              </w:rPr>
+              <w:t xml:space="preserve">142</w:t>
+            </w:r>
+          </w:p>
+        </w:tc>
+      </w:tr>
+      <w:tr>
+        <w:tc>
+          <w:tcPr>
+            <w:tcW w:type="dxa" w:w="5100"/>
+            <w:tcMar>
+              <w:top w:type="dxa" w:w="45"/>
+              <w:left w:type="dxa" w:w="110"/>
+              <w:bottom w:type="dxa" w:w="45"/>
+              <w:right w:type="dxa" w:w="110"/>
+            </w:tcMar>
+          </w:tcPr>
+          <w:p>
+            <w:pPr>
+              <w:jc w:val="left"/>
+            </w:pPr>
+            <w:r>
+              <w:rPr>
+                <w:sz w:val="17"/>
+                <w:szCs w:val="17"/>
+              </w:rPr>
+              <w:t xml:space="preserve">Peyto</w:t>
+            </w:r>
+          </w:p>
+        </w:tc>
+        <w:tc>
+          <w:tcPr>
+            <w:tcW w:type="dxa" w:w="1900"/>
+            <w:tcMar>
+              <w:top w:type="dxa" w:w="45"/>
+              <w:left w:type="dxa" w:w="110"/>
+              <w:bottom w:type="dxa" w:w="45"/>
+              <w:right w:type="dxa" w:w="110"/>
+            </w:tcMar>
+          </w:tcPr>
+          <w:p>
+            <w:pPr>
+              <w:jc w:val="right"/>
+            </w:pPr>
+            <w:r>
+              <w:rPr>
+                <w:sz w:val="17"/>
+                <w:szCs w:val="17"/>
+              </w:rPr>
+              <w:t xml:space="preserve">103</w:t>
+            </w:r>
+          </w:p>
+        </w:tc>
+      </w:tr>
+      <w:tr>
+        <w:tc>
+          <w:tcPr>
+            <w:tcW w:type="dxa" w:w="5100"/>
+            <w:shd w:fill="F8FAFB" w:val="clear"/>
+            <w:tcMar>
+              <w:top w:type="dxa" w:w="45"/>
+              <w:left w:type="dxa" w:w="110"/>
+              <w:bottom w:type="dxa" w:w="45"/>
+              <w:right w:type="dxa" w:w="110"/>
+            </w:tcMar>
+          </w:tcPr>
+          <w:p>
+            <w:pPr>
+              <w:jc w:val="left"/>
+            </w:pPr>
+            <w:r>
+              <w:rPr>
+                <w:sz w:val="17"/>
+                <w:szCs w:val="17"/>
+              </w:rPr>
+              <w:t xml:space="preserve">Cenovus</w:t>
+            </w:r>
+          </w:p>
+        </w:tc>
+        <w:tc>
+          <w:tcPr>
+            <w:tcW w:type="dxa" w:w="1900"/>
+            <w:shd w:fill="F8FAFB" w:val="clear"/>
+            <w:tcMar>
+              <w:top w:type="dxa" w:w="45"/>
+              <w:left w:type="dxa" w:w="110"/>
+              <w:bottom w:type="dxa" w:w="45"/>
+              <w:right w:type="dxa" w:w="110"/>
+            </w:tcMar>
+          </w:tcPr>
+          <w:p>
+            <w:pPr>
+              <w:jc w:val="right"/>
+            </w:pPr>
+            <w:r>
+              <w:rPr>
+                <w:sz w:val="17"/>
+                <w:szCs w:val="17"/>
+              </w:rPr>
+              <w:t xml:space="preserve">85</w:t>
             </w:r>
           </w:p>
         </w:tc>
@@ -1867,48 +1937,23 @@
     </w:tbl>
     <w:p>
       <w:pPr>
-        <w:pStyle w:val="Heading2"/>
-        <w:spacing w:after="70" w:before="240"/>
-      </w:pPr>
-      <w:r>
-        <w:rPr>
-          <w:b/>
-          <w:bCs/>
-          <w:color w:val="1F4E5F"/>
-          <w:sz w:val="23"/>
-          <w:szCs w:val="23"/>
-        </w:rPr>
-        <w:t xml:space="preserve">Southeast Alberta shallow gas</w:t>
-      </w:r>
-    </w:p>
-    <w:p>
-      <w:pPr>
         <w:spacing w:after="110"/>
       </w:pPr>
       <w:r>
         <w:rPr>
-          <w:i w:val="false"/>
-          <w:iCs w:val="false"/>
-          <w:sz w:val="19"/>
-          <w:szCs w:val="19"/>
-        </w:rPr>
-        <w:t xml:space="preserve">Medicine Hat and the Lloydminster corridor. Shallow, old, declining, and the reason Alberta has so many low-rate wells.</w:t>
-      </w:r>
-    </w:p>
-    <w:p>
-      <w:pPr>
-        <w:shd w:fill="EEF3F6" w:val="clear"/>
-        <w:spacing w:after="100" w:before="40"/>
-      </w:pPr>
-      <w:r>
-        <w:rPr>
-          <w:b/>
-          <w:bCs/>
-          <w:color w:val="1F4E5F"/>
-          <w:sz w:val="19"/>
-          <w:szCs w:val="19"/>
-        </w:rPr>
-        <w:t xml:space="preserve">  112,682 boe/d  —  372 MMcf/d gas · 50,628 b/d oil  ·  55% gas  </w:t>
+          <w:b/>
+          <w:bCs/>
+          <w:sz w:val="19"/>
+          <w:szCs w:val="19"/>
+        </w:rPr>
+        <w:t xml:space="preserve">The liquids. </w:t>
+      </w:r>
+      <w:r>
+        <w:rPr>
+          <w:sz w:val="19"/>
+          <w:szCs w:val="19"/>
+        </w:rPr>
+        <w:t xml:space="preserve">Calling this a gas play is an artifact of the box. Condensate yield is 1.0 bbl/MMcf — effectively nil — but the area produces 60,601 b/d of light crude, and liquids are 20% of boe. The Cardium is an oil play with associated gas, and the gas leaders above are simply operators whose acreage happens to fall inside the same rectangle.</w:t>
       </w:r>
     </w:p>
     <w:tbl>
@@ -1981,301 +2026,301 @@
                 <w:sz w:val="17"/>
                 <w:szCs w:val="17"/>
               </w:rPr>
-              <w:t xml:space="preserve">MMcf/d</w:t>
-            </w:r>
-          </w:p>
-        </w:tc>
-      </w:tr>
-      <w:tr>
-        <w:tc>
-          <w:tcPr>
-            <w:tcW w:type="dxa" w:w="5100"/>
-            <w:tcMar>
-              <w:top w:type="dxa" w:w="45"/>
-              <w:left w:type="dxa" w:w="110"/>
-              <w:bottom w:type="dxa" w:w="45"/>
-              <w:right w:type="dxa" w:w="110"/>
-            </w:tcMar>
-          </w:tcPr>
-          <w:p>
-            <w:pPr>
-              <w:jc w:val="left"/>
-            </w:pPr>
-            <w:r>
-              <w:rPr>
-                <w:sz w:val="17"/>
-                <w:szCs w:val="17"/>
-              </w:rPr>
-              <w:t xml:space="preserve">Canadian Natural</w:t>
-            </w:r>
-          </w:p>
-        </w:tc>
-        <w:tc>
-          <w:tcPr>
-            <w:tcW w:type="dxa" w:w="1900"/>
-            <w:tcMar>
-              <w:top w:type="dxa" w:w="45"/>
-              <w:left w:type="dxa" w:w="110"/>
-              <w:bottom w:type="dxa" w:w="45"/>
-              <w:right w:type="dxa" w:w="110"/>
-            </w:tcMar>
-          </w:tcPr>
-          <w:p>
-            <w:pPr>
-              <w:jc w:val="right"/>
-            </w:pPr>
-            <w:r>
-              <w:rPr>
-                <w:sz w:val="17"/>
-                <w:szCs w:val="17"/>
-              </w:rPr>
-              <w:t xml:space="preserve">135</w:t>
-            </w:r>
-          </w:p>
-        </w:tc>
-      </w:tr>
-      <w:tr>
-        <w:tc>
-          <w:tcPr>
-            <w:tcW w:type="dxa" w:w="5100"/>
-            <w:shd w:fill="F8FAFB" w:val="clear"/>
-            <w:tcMar>
-              <w:top w:type="dxa" w:w="45"/>
-              <w:left w:type="dxa" w:w="110"/>
-              <w:bottom w:type="dxa" w:w="45"/>
-              <w:right w:type="dxa" w:w="110"/>
-            </w:tcMar>
-          </w:tcPr>
-          <w:p>
-            <w:pPr>
-              <w:jc w:val="left"/>
-            </w:pPr>
-            <w:r>
-              <w:rPr>
-                <w:sz w:val="17"/>
-                <w:szCs w:val="17"/>
-              </w:rPr>
-              <w:t xml:space="preserve">IPC Canada</w:t>
-            </w:r>
-          </w:p>
-        </w:tc>
-        <w:tc>
-          <w:tcPr>
-            <w:tcW w:type="dxa" w:w="1900"/>
-            <w:shd w:fill="F8FAFB" w:val="clear"/>
-            <w:tcMar>
-              <w:top w:type="dxa" w:w="45"/>
-              <w:left w:type="dxa" w:w="110"/>
-              <w:bottom w:type="dxa" w:w="45"/>
-              <w:right w:type="dxa" w:w="110"/>
-            </w:tcMar>
-          </w:tcPr>
-          <w:p>
-            <w:pPr>
-              <w:jc w:val="right"/>
-            </w:pPr>
-            <w:r>
-              <w:rPr>
-                <w:sz w:val="17"/>
-                <w:szCs w:val="17"/>
-              </w:rPr>
-              <w:t xml:space="preserve">91</w:t>
-            </w:r>
-          </w:p>
-        </w:tc>
-      </w:tr>
-      <w:tr>
-        <w:tc>
-          <w:tcPr>
-            <w:tcW w:type="dxa" w:w="5100"/>
-            <w:tcMar>
-              <w:top w:type="dxa" w:w="45"/>
-              <w:left w:type="dxa" w:w="110"/>
-              <w:bottom w:type="dxa" w:w="45"/>
-              <w:right w:type="dxa" w:w="110"/>
-            </w:tcMar>
-          </w:tcPr>
-          <w:p>
-            <w:pPr>
-              <w:jc w:val="left"/>
-            </w:pPr>
-            <w:r>
-              <w:rPr>
-                <w:sz w:val="17"/>
-                <w:szCs w:val="17"/>
-              </w:rPr>
-              <w:t xml:space="preserve">Canlin Energy</w:t>
-            </w:r>
-          </w:p>
-        </w:tc>
-        <w:tc>
-          <w:tcPr>
-            <w:tcW w:type="dxa" w:w="1900"/>
-            <w:tcMar>
-              <w:top w:type="dxa" w:w="45"/>
-              <w:left w:type="dxa" w:w="110"/>
-              <w:bottom w:type="dxa" w:w="45"/>
-              <w:right w:type="dxa" w:w="110"/>
-            </w:tcMar>
-          </w:tcPr>
-          <w:p>
-            <w:pPr>
-              <w:jc w:val="right"/>
-            </w:pPr>
-            <w:r>
-              <w:rPr>
-                <w:sz w:val="17"/>
-                <w:szCs w:val="17"/>
-              </w:rPr>
-              <w:t xml:space="preserve">37</w:t>
-            </w:r>
-          </w:p>
-        </w:tc>
-      </w:tr>
-      <w:tr>
-        <w:tc>
-          <w:tcPr>
-            <w:tcW w:type="dxa" w:w="5100"/>
-            <w:shd w:fill="F8FAFB" w:val="clear"/>
-            <w:tcMar>
-              <w:top w:type="dxa" w:w="45"/>
-              <w:left w:type="dxa" w:w="110"/>
-              <w:bottom w:type="dxa" w:w="45"/>
-              <w:right w:type="dxa" w:w="110"/>
-            </w:tcMar>
-          </w:tcPr>
-          <w:p>
-            <w:pPr>
-              <w:jc w:val="left"/>
-            </w:pPr>
-            <w:r>
-              <w:rPr>
-                <w:sz w:val="17"/>
-                <w:szCs w:val="17"/>
-              </w:rPr>
-              <w:t xml:space="preserve">Rockpoint Gas Storage</w:t>
-            </w:r>
-          </w:p>
-        </w:tc>
-        <w:tc>
-          <w:tcPr>
-            <w:tcW w:type="dxa" w:w="1900"/>
-            <w:shd w:fill="F8FAFB" w:val="clear"/>
-            <w:tcMar>
-              <w:top w:type="dxa" w:w="45"/>
-              <w:left w:type="dxa" w:w="110"/>
-              <w:bottom w:type="dxa" w:w="45"/>
-              <w:right w:type="dxa" w:w="110"/>
-            </w:tcMar>
-          </w:tcPr>
-          <w:p>
-            <w:pPr>
-              <w:jc w:val="right"/>
-            </w:pPr>
-            <w:r>
-              <w:rPr>
-                <w:sz w:val="17"/>
-                <w:szCs w:val="17"/>
-              </w:rPr>
-              <w:t xml:space="preserve">26</w:t>
-            </w:r>
-          </w:p>
-        </w:tc>
-      </w:tr>
-      <w:tr>
-        <w:tc>
-          <w:tcPr>
-            <w:tcW w:type="dxa" w:w="5100"/>
-            <w:tcMar>
-              <w:top w:type="dxa" w:w="45"/>
-              <w:left w:type="dxa" w:w="110"/>
-              <w:bottom w:type="dxa" w:w="45"/>
-              <w:right w:type="dxa" w:w="110"/>
-            </w:tcMar>
-          </w:tcPr>
-          <w:p>
-            <w:pPr>
-              <w:jc w:val="left"/>
-            </w:pPr>
-            <w:r>
-              <w:rPr>
-                <w:sz w:val="17"/>
-                <w:szCs w:val="17"/>
-              </w:rPr>
-              <w:t xml:space="preserve">Pine Cliff</w:t>
-            </w:r>
-          </w:p>
-        </w:tc>
-        <w:tc>
-          <w:tcPr>
-            <w:tcW w:type="dxa" w:w="1900"/>
-            <w:tcMar>
-              <w:top w:type="dxa" w:w="45"/>
-              <w:left w:type="dxa" w:w="110"/>
-              <w:bottom w:type="dxa" w:w="45"/>
-              <w:right w:type="dxa" w:w="110"/>
-            </w:tcMar>
-          </w:tcPr>
-          <w:p>
-            <w:pPr>
-              <w:jc w:val="right"/>
-            </w:pPr>
-            <w:r>
-              <w:rPr>
-                <w:sz w:val="17"/>
-                <w:szCs w:val="17"/>
-              </w:rPr>
-              <w:t xml:space="preserve">20</w:t>
-            </w:r>
-          </w:p>
-        </w:tc>
-      </w:tr>
-      <w:tr>
-        <w:tc>
-          <w:tcPr>
-            <w:tcW w:type="dxa" w:w="5100"/>
-            <w:shd w:fill="F8FAFB" w:val="clear"/>
-            <w:tcMar>
-              <w:top w:type="dxa" w:w="45"/>
-              <w:left w:type="dxa" w:w="110"/>
-              <w:bottom w:type="dxa" w:w="45"/>
-              <w:right w:type="dxa" w:w="110"/>
-            </w:tcMar>
-          </w:tcPr>
-          <w:p>
-            <w:pPr>
-              <w:jc w:val="left"/>
-            </w:pPr>
-            <w:r>
-              <w:rPr>
-                <w:sz w:val="17"/>
-                <w:szCs w:val="17"/>
-              </w:rPr>
-              <w:t xml:space="preserve">City of Medicine Hat</w:t>
-            </w:r>
-          </w:p>
-        </w:tc>
-        <w:tc>
-          <w:tcPr>
-            <w:tcW w:type="dxa" w:w="1900"/>
-            <w:shd w:fill="F8FAFB" w:val="clear"/>
-            <w:tcMar>
-              <w:top w:type="dxa" w:w="45"/>
-              <w:left w:type="dxa" w:w="110"/>
-              <w:bottom w:type="dxa" w:w="45"/>
-              <w:right w:type="dxa" w:w="110"/>
-            </w:tcMar>
-          </w:tcPr>
-          <w:p>
-            <w:pPr>
-              <w:jc w:val="right"/>
-            </w:pPr>
-            <w:r>
-              <w:rPr>
-                <w:sz w:val="17"/>
-                <w:szCs w:val="17"/>
-              </w:rPr>
-              <w:t xml:space="preserve">9</w:t>
+              <w:t xml:space="preserve">b/d crude</w:t>
+            </w:r>
+          </w:p>
+        </w:tc>
+      </w:tr>
+      <w:tr>
+        <w:tc>
+          <w:tcPr>
+            <w:tcW w:type="dxa" w:w="5100"/>
+            <w:tcMar>
+              <w:top w:type="dxa" w:w="45"/>
+              <w:left w:type="dxa" w:w="110"/>
+              <w:bottom w:type="dxa" w:w="45"/>
+              <w:right w:type="dxa" w:w="110"/>
+            </w:tcMar>
+          </w:tcPr>
+          <w:p>
+            <w:pPr>
+              <w:jc w:val="left"/>
+            </w:pPr>
+            <w:r>
+              <w:rPr>
+                <w:sz w:val="17"/>
+                <w:szCs w:val="17"/>
+              </w:rPr>
+              <w:t xml:space="preserve">InPlay Oil</w:t>
+            </w:r>
+          </w:p>
+        </w:tc>
+        <w:tc>
+          <w:tcPr>
+            <w:tcW w:type="dxa" w:w="1900"/>
+            <w:tcMar>
+              <w:top w:type="dxa" w:w="45"/>
+              <w:left w:type="dxa" w:w="110"/>
+              <w:bottom w:type="dxa" w:w="45"/>
+              <w:right w:type="dxa" w:w="110"/>
+            </w:tcMar>
+          </w:tcPr>
+          <w:p>
+            <w:pPr>
+              <w:jc w:val="right"/>
+            </w:pPr>
+            <w:r>
+              <w:rPr>
+                <w:sz w:val="17"/>
+                <w:szCs w:val="17"/>
+              </w:rPr>
+              <w:t xml:space="preserve">8,903</w:t>
+            </w:r>
+          </w:p>
+        </w:tc>
+      </w:tr>
+      <w:tr>
+        <w:tc>
+          <w:tcPr>
+            <w:tcW w:type="dxa" w:w="5100"/>
+            <w:shd w:fill="F8FAFB" w:val="clear"/>
+            <w:tcMar>
+              <w:top w:type="dxa" w:w="45"/>
+              <w:left w:type="dxa" w:w="110"/>
+              <w:bottom w:type="dxa" w:w="45"/>
+              <w:right w:type="dxa" w:w="110"/>
+            </w:tcMar>
+          </w:tcPr>
+          <w:p>
+            <w:pPr>
+              <w:jc w:val="left"/>
+            </w:pPr>
+            <w:r>
+              <w:rPr>
+                <w:sz w:val="17"/>
+                <w:szCs w:val="17"/>
+              </w:rPr>
+              <w:t xml:space="preserve">Ricochet Oil</w:t>
+            </w:r>
+          </w:p>
+        </w:tc>
+        <w:tc>
+          <w:tcPr>
+            <w:tcW w:type="dxa" w:w="1900"/>
+            <w:shd w:fill="F8FAFB" w:val="clear"/>
+            <w:tcMar>
+              <w:top w:type="dxa" w:w="45"/>
+              <w:left w:type="dxa" w:w="110"/>
+              <w:bottom w:type="dxa" w:w="45"/>
+              <w:right w:type="dxa" w:w="110"/>
+            </w:tcMar>
+          </w:tcPr>
+          <w:p>
+            <w:pPr>
+              <w:jc w:val="right"/>
+            </w:pPr>
+            <w:r>
+              <w:rPr>
+                <w:sz w:val="17"/>
+                <w:szCs w:val="17"/>
+              </w:rPr>
+              <w:t xml:space="preserve">8,403</w:t>
+            </w:r>
+          </w:p>
+        </w:tc>
+      </w:tr>
+      <w:tr>
+        <w:tc>
+          <w:tcPr>
+            <w:tcW w:type="dxa" w:w="5100"/>
+            <w:tcMar>
+              <w:top w:type="dxa" w:w="45"/>
+              <w:left w:type="dxa" w:w="110"/>
+              <w:bottom w:type="dxa" w:w="45"/>
+              <w:right w:type="dxa" w:w="110"/>
+            </w:tcMar>
+          </w:tcPr>
+          <w:p>
+            <w:pPr>
+              <w:jc w:val="left"/>
+            </w:pPr>
+            <w:r>
+              <w:rPr>
+                <w:sz w:val="17"/>
+                <w:szCs w:val="17"/>
+              </w:rPr>
+              <w:t xml:space="preserve">Whitecap Resources</w:t>
+            </w:r>
+          </w:p>
+        </w:tc>
+        <w:tc>
+          <w:tcPr>
+            <w:tcW w:type="dxa" w:w="1900"/>
+            <w:tcMar>
+              <w:top w:type="dxa" w:w="45"/>
+              <w:left w:type="dxa" w:w="110"/>
+              <w:bottom w:type="dxa" w:w="45"/>
+              <w:right w:type="dxa" w:w="110"/>
+            </w:tcMar>
+          </w:tcPr>
+          <w:p>
+            <w:pPr>
+              <w:jc w:val="right"/>
+            </w:pPr>
+            <w:r>
+              <w:rPr>
+                <w:sz w:val="17"/>
+                <w:szCs w:val="17"/>
+              </w:rPr>
+              <w:t xml:space="preserve">6,896</w:t>
+            </w:r>
+          </w:p>
+        </w:tc>
+      </w:tr>
+      <w:tr>
+        <w:tc>
+          <w:tcPr>
+            <w:tcW w:type="dxa" w:w="5100"/>
+            <w:shd w:fill="F8FAFB" w:val="clear"/>
+            <w:tcMar>
+              <w:top w:type="dxa" w:w="45"/>
+              <w:left w:type="dxa" w:w="110"/>
+              <w:bottom w:type="dxa" w:w="45"/>
+              <w:right w:type="dxa" w:w="110"/>
+            </w:tcMar>
+          </w:tcPr>
+          <w:p>
+            <w:pPr>
+              <w:jc w:val="left"/>
+            </w:pPr>
+            <w:r>
+              <w:rPr>
+                <w:sz w:val="17"/>
+                <w:szCs w:val="17"/>
+              </w:rPr>
+              <w:t xml:space="preserve">Bonterra</w:t>
+            </w:r>
+          </w:p>
+        </w:tc>
+        <w:tc>
+          <w:tcPr>
+            <w:tcW w:type="dxa" w:w="1900"/>
+            <w:shd w:fill="F8FAFB" w:val="clear"/>
+            <w:tcMar>
+              <w:top w:type="dxa" w:w="45"/>
+              <w:left w:type="dxa" w:w="110"/>
+              <w:bottom w:type="dxa" w:w="45"/>
+              <w:right w:type="dxa" w:w="110"/>
+            </w:tcMar>
+          </w:tcPr>
+          <w:p>
+            <w:pPr>
+              <w:jc w:val="right"/>
+            </w:pPr>
+            <w:r>
+              <w:rPr>
+                <w:sz w:val="17"/>
+                <w:szCs w:val="17"/>
+              </w:rPr>
+              <w:t xml:space="preserve">4,147</w:t>
+            </w:r>
+          </w:p>
+        </w:tc>
+      </w:tr>
+      <w:tr>
+        <w:tc>
+          <w:tcPr>
+            <w:tcW w:type="dxa" w:w="5100"/>
+            <w:tcMar>
+              <w:top w:type="dxa" w:w="45"/>
+              <w:left w:type="dxa" w:w="110"/>
+              <w:bottom w:type="dxa" w:w="45"/>
+              <w:right w:type="dxa" w:w="110"/>
+            </w:tcMar>
+          </w:tcPr>
+          <w:p>
+            <w:pPr>
+              <w:jc w:val="left"/>
+            </w:pPr>
+            <w:r>
+              <w:rPr>
+                <w:sz w:val="17"/>
+                <w:szCs w:val="17"/>
+              </w:rPr>
+              <w:t xml:space="preserve">Spartan Delta</w:t>
+            </w:r>
+          </w:p>
+        </w:tc>
+        <w:tc>
+          <w:tcPr>
+            <w:tcW w:type="dxa" w:w="1900"/>
+            <w:tcMar>
+              <w:top w:type="dxa" w:w="45"/>
+              <w:left w:type="dxa" w:w="110"/>
+              <w:bottom w:type="dxa" w:w="45"/>
+              <w:right w:type="dxa" w:w="110"/>
+            </w:tcMar>
+          </w:tcPr>
+          <w:p>
+            <w:pPr>
+              <w:jc w:val="right"/>
+            </w:pPr>
+            <w:r>
+              <w:rPr>
+                <w:sz w:val="17"/>
+                <w:szCs w:val="17"/>
+              </w:rPr>
+              <w:t xml:space="preserve">3,822</w:t>
+            </w:r>
+          </w:p>
+        </w:tc>
+      </w:tr>
+      <w:tr>
+        <w:tc>
+          <w:tcPr>
+            <w:tcW w:type="dxa" w:w="5100"/>
+            <w:shd w:fill="F8FAFB" w:val="clear"/>
+            <w:tcMar>
+              <w:top w:type="dxa" w:w="45"/>
+              <w:left w:type="dxa" w:w="110"/>
+              <w:bottom w:type="dxa" w:w="45"/>
+              <w:right w:type="dxa" w:w="110"/>
+            </w:tcMar>
+          </w:tcPr>
+          <w:p>
+            <w:pPr>
+              <w:jc w:val="left"/>
+            </w:pPr>
+            <w:r>
+              <w:rPr>
+                <w:sz w:val="17"/>
+                <w:szCs w:val="17"/>
+              </w:rPr>
+              <w:t xml:space="preserve">Obsidian</w:t>
+            </w:r>
+          </w:p>
+        </w:tc>
+        <w:tc>
+          <w:tcPr>
+            <w:tcW w:type="dxa" w:w="1900"/>
+            <w:shd w:fill="F8FAFB" w:val="clear"/>
+            <w:tcMar>
+              <w:top w:type="dxa" w:w="45"/>
+              <w:left w:type="dxa" w:w="110"/>
+              <w:bottom w:type="dxa" w:w="45"/>
+              <w:right w:type="dxa" w:w="110"/>
+            </w:tcMar>
+          </w:tcPr>
+          <w:p>
+            <w:pPr>
+              <w:jc w:val="right"/>
+            </w:pPr>
+            <w:r>
+              <w:rPr>
+                <w:sz w:val="17"/>
+                <w:szCs w:val="17"/>
+              </w:rPr>
+              <w:t xml:space="preserve">3,583</w:t>
             </w:r>
           </w:p>
         </w:tc>
@@ -2283,21 +2328,32 @@
     </w:tbl>
     <w:p>
       <w:pPr>
-        <w:pStyle w:val="Heading1"/>
-        <w:pBdr>
-          <w:bottom w:val="single" w:color="D5DBE0" w:sz="6"/>
-        </w:pBdr>
-        <w:spacing w:after="130" w:before="340"/>
-      </w:pPr>
-      <w:r>
-        <w:rPr>
-          <w:b/>
-          <w:bCs/>
-          <w:color w:val="1F4E5F"/>
-          <w:sz w:val="28"/>
-          <w:szCs w:val="28"/>
-        </w:rPr>
-        <w:t xml:space="preserve">Oil plays</w:t>
+        <w:spacing w:after="110"/>
+      </w:pPr>
+      <w:r>
+        <w:rPr>
+          <w:i w:val="false"/>
+          <w:iCs w:val="false"/>
+          <w:color w:val="6B7280"/>
+          <w:sz w:val="19"/>
+          <w:szCs w:val="19"/>
+        </w:rPr>
+        <w:t xml:space="preserve">A further 29,506 b/d of C5+ is recovered at plants inside this box, against 1,465 b/d measured at wells — the foothills gas is wetter than the well records suggest.</w:t>
+      </w:r>
+    </w:p>
+    <w:p>
+      <w:pPr>
+        <w:spacing w:after="110"/>
+      </w:pPr>
+      <w:r>
+        <w:rPr>
+          <w:i w:val="false"/>
+          <w:iCs w:val="false"/>
+          <w:color w:val="6B7280"/>
+          <w:sz w:val="19"/>
+          <w:szCs w:val="19"/>
+        </w:rPr>
+        <w:t xml:space="preserve">Also Cardinal, Aspenleaf, Yangarra and Baytex. This is the most fragmented operator set in the province — a mature waterflooded play with decades of drilling behind it and no dominant owner.</w:t>
       </w:r>
     </w:p>
     <w:p>
@@ -2313,7 +2369,7 @@
           <w:sz w:val="23"/>
           <w:szCs w:val="23"/>
         </w:rPr>
-        <w:t xml:space="preserve">Athabasca in-situ — Christina Lake, Foster Creek, Firebag, Surmont</w:t>
+        <w:t xml:space="preserve">Mannville CBM and shallow gas — central Alberta</w:t>
       </w:r>
     </w:p>
     <w:p>
@@ -2327,7 +2383,7 @@
           <w:sz w:val="19"/>
           <w:szCs w:val="19"/>
         </w:rPr>
-        <w:t xml:space="preserve">SAGD thermal — paired horizontal wells, steam injected above, heated bitumen drains into the producer below. The largest single pool of production in the country and the core of the Canadian large-cap story. Low decline and long life, but capital never stops: new well pairs are drilled continuously to keep the central plant full. Growth arrives in lumps as plants are expanded, which is why thermal names guide to named projects rather than a rig count.</w:t>
+        <w:t xml:space="preserve">Very low rate per well, enormous well count, minimal decline. This is the long tail in the data: 84% of Alberta wells produce under 0.1 MMcf/d. Ember is the pure play and takes 0% of its production from new wells — pure harvest mode, no drilling.</w:t>
       </w:r>
     </w:p>
     <w:p>
@@ -2343,7 +2399,7 @@
           <w:sz w:val="19"/>
           <w:szCs w:val="19"/>
         </w:rPr>
-        <w:t xml:space="preserve">  1,230,554 boe/d  —  1,190,664 b/d bitumen · 239 MMcf/d gas  ·  3% gas  </w:t>
+        <w:t xml:space="preserve">  235,506 boe/d  —  957 MMcf/d gas · 73,240 b/d oil · 2,841 b/d condensate  ·  68% gas  </w:t>
       </w:r>
     </w:p>
     <w:tbl>
@@ -2416,105 +2472,105 @@
                 <w:sz w:val="17"/>
                 <w:szCs w:val="17"/>
               </w:rPr>
-              <w:t xml:space="preserve">b/d</w:t>
-            </w:r>
-          </w:p>
-        </w:tc>
-      </w:tr>
-      <w:tr>
-        <w:tc>
-          <w:tcPr>
-            <w:tcW w:type="dxa" w:w="5100"/>
-            <w:tcMar>
-              <w:top w:type="dxa" w:w="45"/>
-              <w:left w:type="dxa" w:w="110"/>
-              <w:bottom w:type="dxa" w:w="45"/>
-              <w:right w:type="dxa" w:w="110"/>
-            </w:tcMar>
-          </w:tcPr>
-          <w:p>
-            <w:pPr>
-              <w:jc w:val="left"/>
-            </w:pPr>
-            <w:r>
-              <w:rPr>
-                <w:sz w:val="17"/>
-                <w:szCs w:val="17"/>
-              </w:rPr>
-              <w:t xml:space="preserve">Cenovus</w:t>
-            </w:r>
-          </w:p>
-        </w:tc>
-        <w:tc>
-          <w:tcPr>
-            <w:tcW w:type="dxa" w:w="1900"/>
-            <w:tcMar>
-              <w:top w:type="dxa" w:w="45"/>
-              <w:left w:type="dxa" w:w="110"/>
-              <w:bottom w:type="dxa" w:w="45"/>
-              <w:right w:type="dxa" w:w="110"/>
-            </w:tcMar>
-          </w:tcPr>
-          <w:p>
-            <w:pPr>
-              <w:jc w:val="right"/>
-            </w:pPr>
-            <w:r>
-              <w:rPr>
-                <w:sz w:val="17"/>
-                <w:szCs w:val="17"/>
-              </w:rPr>
-              <w:t xml:space="preserve">439,294</w:t>
-            </w:r>
-          </w:p>
-        </w:tc>
-      </w:tr>
-      <w:tr>
-        <w:tc>
-          <w:tcPr>
-            <w:tcW w:type="dxa" w:w="5100"/>
-            <w:shd w:fill="F8FAFB" w:val="clear"/>
-            <w:tcMar>
-              <w:top w:type="dxa" w:w="45"/>
-              <w:left w:type="dxa" w:w="110"/>
-              <w:bottom w:type="dxa" w:w="45"/>
-              <w:right w:type="dxa" w:w="110"/>
-            </w:tcMar>
-          </w:tcPr>
-          <w:p>
-            <w:pPr>
-              <w:jc w:val="left"/>
-            </w:pPr>
-            <w:r>
-              <w:rPr>
-                <w:sz w:val="17"/>
-                <w:szCs w:val="17"/>
-              </w:rPr>
-              <w:t xml:space="preserve">Suncor</w:t>
-            </w:r>
-          </w:p>
-        </w:tc>
-        <w:tc>
-          <w:tcPr>
-            <w:tcW w:type="dxa" w:w="1900"/>
-            <w:shd w:fill="F8FAFB" w:val="clear"/>
-            <w:tcMar>
-              <w:top w:type="dxa" w:w="45"/>
-              <w:left w:type="dxa" w:w="110"/>
-              <w:bottom w:type="dxa" w:w="45"/>
-              <w:right w:type="dxa" w:w="110"/>
-            </w:tcMar>
-          </w:tcPr>
-          <w:p>
-            <w:pPr>
-              <w:jc w:val="right"/>
-            </w:pPr>
-            <w:r>
-              <w:rPr>
-                <w:sz w:val="17"/>
-                <w:szCs w:val="17"/>
-              </w:rPr>
-              <w:t xml:space="preserve">275,728</w:t>
+              <w:t xml:space="preserve">MMcf/d</w:t>
+            </w:r>
+          </w:p>
+        </w:tc>
+      </w:tr>
+      <w:tr>
+        <w:tc>
+          <w:tcPr>
+            <w:tcW w:type="dxa" w:w="5100"/>
+            <w:tcMar>
+              <w:top w:type="dxa" w:w="45"/>
+              <w:left w:type="dxa" w:w="110"/>
+              <w:bottom w:type="dxa" w:w="45"/>
+              <w:right w:type="dxa" w:w="110"/>
+            </w:tcMar>
+          </w:tcPr>
+          <w:p>
+            <w:pPr>
+              <w:jc w:val="left"/>
+            </w:pPr>
+            <w:r>
+              <w:rPr>
+                <w:sz w:val="17"/>
+                <w:szCs w:val="17"/>
+              </w:rPr>
+              <w:t xml:space="preserve">Ember Resources</w:t>
+            </w:r>
+          </w:p>
+        </w:tc>
+        <w:tc>
+          <w:tcPr>
+            <w:tcW w:type="dxa" w:w="1900"/>
+            <w:tcMar>
+              <w:top w:type="dxa" w:w="45"/>
+              <w:left w:type="dxa" w:w="110"/>
+              <w:bottom w:type="dxa" w:w="45"/>
+              <w:right w:type="dxa" w:w="110"/>
+            </w:tcMar>
+          </w:tcPr>
+          <w:p>
+            <w:pPr>
+              <w:jc w:val="right"/>
+            </w:pPr>
+            <w:r>
+              <w:rPr>
+                <w:sz w:val="17"/>
+                <w:szCs w:val="17"/>
+              </w:rPr>
+              <w:t xml:space="preserve">182</w:t>
+            </w:r>
+          </w:p>
+        </w:tc>
+      </w:tr>
+      <w:tr>
+        <w:tc>
+          <w:tcPr>
+            <w:tcW w:type="dxa" w:w="5100"/>
+            <w:shd w:fill="F8FAFB" w:val="clear"/>
+            <w:tcMar>
+              <w:top w:type="dxa" w:w="45"/>
+              <w:left w:type="dxa" w:w="110"/>
+              <w:bottom w:type="dxa" w:w="45"/>
+              <w:right w:type="dxa" w:w="110"/>
+            </w:tcMar>
+          </w:tcPr>
+          <w:p>
+            <w:pPr>
+              <w:jc w:val="left"/>
+            </w:pPr>
+            <w:r>
+              <w:rPr>
+                <w:sz w:val="17"/>
+                <w:szCs w:val="17"/>
+              </w:rPr>
+              <w:t xml:space="preserve">Whitecap</w:t>
+            </w:r>
+          </w:p>
+        </w:tc>
+        <w:tc>
+          <w:tcPr>
+            <w:tcW w:type="dxa" w:w="1900"/>
+            <w:shd w:fill="F8FAFB" w:val="clear"/>
+            <w:tcMar>
+              <w:top w:type="dxa" w:w="45"/>
+              <w:left w:type="dxa" w:w="110"/>
+              <w:bottom w:type="dxa" w:w="45"/>
+              <w:right w:type="dxa" w:w="110"/>
+            </w:tcMar>
+          </w:tcPr>
+          <w:p>
+            <w:pPr>
+              <w:jc w:val="right"/>
+            </w:pPr>
+            <w:r>
+              <w:rPr>
+                <w:sz w:val="17"/>
+                <w:szCs w:val="17"/>
+              </w:rPr>
+              <w:t xml:space="preserve">146</w:t>
             </w:r>
           </w:p>
         </w:tc>
@@ -2562,155 +2618,155 @@
                 <w:sz w:val="17"/>
                 <w:szCs w:val="17"/>
               </w:rPr>
-              <w:t xml:space="preserve">179,548</w:t>
-            </w:r>
-          </w:p>
-        </w:tc>
-      </w:tr>
-      <w:tr>
-        <w:tc>
-          <w:tcPr>
-            <w:tcW w:type="dxa" w:w="5100"/>
-            <w:shd w:fill="F8FAFB" w:val="clear"/>
-            <w:tcMar>
-              <w:top w:type="dxa" w:w="45"/>
-              <w:left w:type="dxa" w:w="110"/>
-              <w:bottom w:type="dxa" w:w="45"/>
-              <w:right w:type="dxa" w:w="110"/>
-            </w:tcMar>
-          </w:tcPr>
-          <w:p>
-            <w:pPr>
-              <w:jc w:val="left"/>
-            </w:pPr>
-            <w:r>
-              <w:rPr>
-                <w:sz w:val="17"/>
-                <w:szCs w:val="17"/>
-              </w:rPr>
-              <w:t xml:space="preserve">ConocoPhillips</w:t>
-            </w:r>
-          </w:p>
-        </w:tc>
-        <w:tc>
-          <w:tcPr>
-            <w:tcW w:type="dxa" w:w="1900"/>
-            <w:shd w:fill="F8FAFB" w:val="clear"/>
-            <w:tcMar>
-              <w:top w:type="dxa" w:w="45"/>
-              <w:left w:type="dxa" w:w="110"/>
-              <w:bottom w:type="dxa" w:w="45"/>
-              <w:right w:type="dxa" w:w="110"/>
-            </w:tcMar>
-          </w:tcPr>
-          <w:p>
-            <w:pPr>
-              <w:jc w:val="right"/>
-            </w:pPr>
-            <w:r>
-              <w:rPr>
-                <w:sz w:val="17"/>
-                <w:szCs w:val="17"/>
-              </w:rPr>
-              <w:t xml:space="preserve">135,914</w:t>
-            </w:r>
-          </w:p>
-        </w:tc>
-      </w:tr>
-      <w:tr>
-        <w:tc>
-          <w:tcPr>
-            <w:tcW w:type="dxa" w:w="5100"/>
-            <w:tcMar>
-              <w:top w:type="dxa" w:w="45"/>
-              <w:left w:type="dxa" w:w="110"/>
-              <w:bottom w:type="dxa" w:w="45"/>
-              <w:right w:type="dxa" w:w="110"/>
-            </w:tcMar>
-          </w:tcPr>
-          <w:p>
-            <w:pPr>
-              <w:jc w:val="left"/>
-            </w:pPr>
-            <w:r>
-              <w:rPr>
-                <w:sz w:val="17"/>
-                <w:szCs w:val="17"/>
-              </w:rPr>
-              <w:t xml:space="preserve">CNOOC</w:t>
-            </w:r>
-          </w:p>
-        </w:tc>
-        <w:tc>
-          <w:tcPr>
-            <w:tcW w:type="dxa" w:w="1900"/>
-            <w:tcMar>
-              <w:top w:type="dxa" w:w="45"/>
-              <w:left w:type="dxa" w:w="110"/>
-              <w:bottom w:type="dxa" w:w="45"/>
-              <w:right w:type="dxa" w:w="110"/>
-            </w:tcMar>
-          </w:tcPr>
-          <w:p>
-            <w:pPr>
-              <w:jc w:val="right"/>
-            </w:pPr>
-            <w:r>
-              <w:rPr>
-                <w:sz w:val="17"/>
-                <w:szCs w:val="17"/>
-              </w:rPr>
-              <w:t xml:space="preserve">69,220</w:t>
-            </w:r>
-          </w:p>
-        </w:tc>
-      </w:tr>
-      <w:tr>
-        <w:tc>
-          <w:tcPr>
-            <w:tcW w:type="dxa" w:w="5100"/>
-            <w:shd w:fill="F8FAFB" w:val="clear"/>
-            <w:tcMar>
-              <w:top w:type="dxa" w:w="45"/>
-              <w:left w:type="dxa" w:w="110"/>
-              <w:bottom w:type="dxa" w:w="45"/>
-              <w:right w:type="dxa" w:w="110"/>
-            </w:tcMar>
-          </w:tcPr>
-          <w:p>
-            <w:pPr>
-              <w:jc w:val="left"/>
-            </w:pPr>
-            <w:r>
-              <w:rPr>
-                <w:sz w:val="17"/>
-                <w:szCs w:val="17"/>
-              </w:rPr>
-              <w:t xml:space="preserve">Athabasca Oil</w:t>
-            </w:r>
-          </w:p>
-        </w:tc>
-        <w:tc>
-          <w:tcPr>
-            <w:tcW w:type="dxa" w:w="1900"/>
-            <w:shd w:fill="F8FAFB" w:val="clear"/>
-            <w:tcMar>
-              <w:top w:type="dxa" w:w="45"/>
-              <w:left w:type="dxa" w:w="110"/>
-              <w:bottom w:type="dxa" w:w="45"/>
-              <w:right w:type="dxa" w:w="110"/>
-            </w:tcMar>
-          </w:tcPr>
-          <w:p>
-            <w:pPr>
-              <w:jc w:val="right"/>
-            </w:pPr>
-            <w:r>
-              <w:rPr>
-                <w:sz w:val="17"/>
-                <w:szCs w:val="17"/>
-              </w:rPr>
-              <w:t xml:space="preserve">32,250</w:t>
+              <w:t xml:space="preserve">136</w:t>
+            </w:r>
+          </w:p>
+        </w:tc>
+      </w:tr>
+      <w:tr>
+        <w:tc>
+          <w:tcPr>
+            <w:tcW w:type="dxa" w:w="5100"/>
+            <w:shd w:fill="F8FAFB" w:val="clear"/>
+            <w:tcMar>
+              <w:top w:type="dxa" w:w="45"/>
+              <w:left w:type="dxa" w:w="110"/>
+              <w:bottom w:type="dxa" w:w="45"/>
+              <w:right w:type="dxa" w:w="110"/>
+            </w:tcMar>
+          </w:tcPr>
+          <w:p>
+            <w:pPr>
+              <w:jc w:val="left"/>
+            </w:pPr>
+            <w:r>
+              <w:rPr>
+                <w:sz w:val="17"/>
+                <w:szCs w:val="17"/>
+              </w:rPr>
+              <w:t xml:space="preserve">Lynx Energy</w:t>
+            </w:r>
+          </w:p>
+        </w:tc>
+        <w:tc>
+          <w:tcPr>
+            <w:tcW w:type="dxa" w:w="1900"/>
+            <w:shd w:fill="F8FAFB" w:val="clear"/>
+            <w:tcMar>
+              <w:top w:type="dxa" w:w="45"/>
+              <w:left w:type="dxa" w:w="110"/>
+              <w:bottom w:type="dxa" w:w="45"/>
+              <w:right w:type="dxa" w:w="110"/>
+            </w:tcMar>
+          </w:tcPr>
+          <w:p>
+            <w:pPr>
+              <w:jc w:val="right"/>
+            </w:pPr>
+            <w:r>
+              <w:rPr>
+                <w:sz w:val="17"/>
+                <w:szCs w:val="17"/>
+              </w:rPr>
+              <w:t xml:space="preserve">72</w:t>
+            </w:r>
+          </w:p>
+        </w:tc>
+      </w:tr>
+      <w:tr>
+        <w:tc>
+          <w:tcPr>
+            <w:tcW w:type="dxa" w:w="5100"/>
+            <w:tcMar>
+              <w:top w:type="dxa" w:w="45"/>
+              <w:left w:type="dxa" w:w="110"/>
+              <w:bottom w:type="dxa" w:w="45"/>
+              <w:right w:type="dxa" w:w="110"/>
+            </w:tcMar>
+          </w:tcPr>
+          <w:p>
+            <w:pPr>
+              <w:jc w:val="left"/>
+            </w:pPr>
+            <w:r>
+              <w:rPr>
+                <w:sz w:val="17"/>
+                <w:szCs w:val="17"/>
+              </w:rPr>
+              <w:t xml:space="preserve">Pine Cliff</w:t>
+            </w:r>
+          </w:p>
+        </w:tc>
+        <w:tc>
+          <w:tcPr>
+            <w:tcW w:type="dxa" w:w="1900"/>
+            <w:tcMar>
+              <w:top w:type="dxa" w:w="45"/>
+              <w:left w:type="dxa" w:w="110"/>
+              <w:bottom w:type="dxa" w:w="45"/>
+              <w:right w:type="dxa" w:w="110"/>
+            </w:tcMar>
+          </w:tcPr>
+          <w:p>
+            <w:pPr>
+              <w:jc w:val="right"/>
+            </w:pPr>
+            <w:r>
+              <w:rPr>
+                <w:sz w:val="17"/>
+                <w:szCs w:val="17"/>
+              </w:rPr>
+              <w:t xml:space="preserve">51</w:t>
+            </w:r>
+          </w:p>
+        </w:tc>
+      </w:tr>
+      <w:tr>
+        <w:tc>
+          <w:tcPr>
+            <w:tcW w:type="dxa" w:w="5100"/>
+            <w:shd w:fill="F8FAFB" w:val="clear"/>
+            <w:tcMar>
+              <w:top w:type="dxa" w:w="45"/>
+              <w:left w:type="dxa" w:w="110"/>
+              <w:bottom w:type="dxa" w:w="45"/>
+              <w:right w:type="dxa" w:w="110"/>
+            </w:tcMar>
+          </w:tcPr>
+          <w:p>
+            <w:pPr>
+              <w:jc w:val="left"/>
+            </w:pPr>
+            <w:r>
+              <w:rPr>
+                <w:sz w:val="17"/>
+                <w:szCs w:val="17"/>
+              </w:rPr>
+              <w:t xml:space="preserve">Tourmaline</w:t>
+            </w:r>
+          </w:p>
+        </w:tc>
+        <w:tc>
+          <w:tcPr>
+            <w:tcW w:type="dxa" w:w="1900"/>
+            <w:shd w:fill="F8FAFB" w:val="clear"/>
+            <w:tcMar>
+              <w:top w:type="dxa" w:w="45"/>
+              <w:left w:type="dxa" w:w="110"/>
+              <w:bottom w:type="dxa" w:w="45"/>
+              <w:right w:type="dxa" w:w="110"/>
+            </w:tcMar>
+          </w:tcPr>
+          <w:p>
+            <w:pPr>
+              <w:jc w:val="right"/>
+            </w:pPr>
+            <w:r>
+              <w:rPr>
+                <w:sz w:val="17"/>
+                <w:szCs w:val="17"/>
+              </w:rPr>
+              <w:t xml:space="preserve">36</w:t>
             </w:r>
           </w:p>
         </w:tc>
@@ -2722,59 +2778,19 @@
       </w:pPr>
       <w:r>
         <w:rPr>
-          <w:i w:val="false"/>
-          <w:iCs w:val="false"/>
-          <w:color w:val="6B7280"/>
-          <w:sz w:val="19"/>
-          <w:szCs w:val="19"/>
-        </w:rPr>
-        <w:t xml:space="preserve">Cenovus's position reflects the MEG acquisition, which closed 13 November 2025 and consolidated Christina Lake. MEG delisted the next day — do not name it as a comp.</w:t>
-      </w:r>
-    </w:p>
-    <w:p>
-      <w:pPr>
-        <w:pStyle w:val="Heading2"/>
-        <w:spacing w:after="70" w:before="240"/>
-      </w:pPr>
-      <w:r>
-        <w:rPr>
-          <w:b/>
-          <w:bCs/>
-          <w:color w:val="1F4E5F"/>
-          <w:sz w:val="23"/>
-          <w:szCs w:val="23"/>
-        </w:rPr>
-        <w:t xml:space="preserve">Cold Lake</w:t>
-      </w:r>
-    </w:p>
-    <w:p>
-      <w:pPr>
-        <w:spacing w:after="110"/>
-      </w:pPr>
-      <w:r>
-        <w:rPr>
-          <w:i w:val="false"/>
-          <w:iCs w:val="false"/>
-          <w:sz w:val="19"/>
-          <w:szCs w:val="19"/>
-        </w:rPr>
-        <w:t xml:space="preserve">Cyclic steam (CSS, or "huff and puff" — one well alternately injects steam then produces, rather than the two-well SAGD arrangement) alongside SAGD. Imperial's Cold Lake operation is its entire Alberta production, which is a useful check that the geographic attribution is sound.</w:t>
-      </w:r>
-    </w:p>
-    <w:p>
-      <w:pPr>
-        <w:shd w:fill="EEF3F6" w:val="clear"/>
-        <w:spacing w:after="100" w:before="40"/>
-      </w:pPr>
-      <w:r>
-        <w:rPr>
-          <w:b/>
-          <w:bCs/>
-          <w:color w:val="1F4E5F"/>
-          <w:sz w:val="19"/>
-          <w:szCs w:val="19"/>
-        </w:rPr>
-        <w:t xml:space="preserve">  639,561 boe/d  —  605,548 b/d bitumen · 204 MMcf/d gas  ·  5% gas  </w:t>
+          <w:b/>
+          <w:bCs/>
+          <w:sz w:val="19"/>
+          <w:szCs w:val="19"/>
+        </w:rPr>
+        <w:t xml:space="preserve">The liquids. </w:t>
+      </w:r>
+      <w:r>
+        <w:rPr>
+          <w:sz w:val="19"/>
+          <w:szCs w:val="19"/>
+        </w:rPr>
+        <w:t xml:space="preserve">Liquids are 32% of boe here, which is not what the CBM label suggests. Coalbed methane itself is bone dry — adsorbed gas on coal, no associated liquids at all. The 73,240 b/d of crude comes from Mannville and Glauconite sand pools in the same area, produced by a completely different operator set from the CBM harvesters.</w:t>
       </w:r>
     </w:p>
     <w:tbl>
@@ -2847,64 +2863,113 @@
                 <w:sz w:val="17"/>
                 <w:szCs w:val="17"/>
               </w:rPr>
-              <w:t xml:space="preserve">b/d</w:t>
-            </w:r>
-          </w:p>
-        </w:tc>
-      </w:tr>
-      <w:tr>
-        <w:tc>
-          <w:tcPr>
-            <w:tcW w:type="dxa" w:w="5100"/>
-            <w:tcMar>
-              <w:top w:type="dxa" w:w="45"/>
-              <w:left w:type="dxa" w:w="110"/>
-              <w:bottom w:type="dxa" w:w="45"/>
-              <w:right w:type="dxa" w:w="110"/>
-            </w:tcMar>
-          </w:tcPr>
-          <w:p>
-            <w:pPr>
-              <w:jc w:val="left"/>
-            </w:pPr>
-            <w:r>
-              <w:rPr>
-                <w:sz w:val="17"/>
-                <w:szCs w:val="17"/>
-              </w:rPr>
-              <w:t xml:space="preserve">Cenovus</w:t>
-            </w:r>
-          </w:p>
-        </w:tc>
-        <w:tc>
-          <w:tcPr>
-            <w:tcW w:type="dxa" w:w="1900"/>
-            <w:tcMar>
-              <w:top w:type="dxa" w:w="45"/>
-              <w:left w:type="dxa" w:w="110"/>
-              <w:bottom w:type="dxa" w:w="45"/>
-              <w:right w:type="dxa" w:w="110"/>
-            </w:tcMar>
-          </w:tcPr>
-          <w:p>
-            <w:pPr>
-              <w:jc w:val="right"/>
-            </w:pPr>
-            <w:r>
-              <w:rPr>
-                <w:sz w:val="17"/>
-                <w:szCs w:val="17"/>
-              </w:rPr>
-              <w:t xml:space="preserve">185,958</w:t>
-            </w:r>
-          </w:p>
-        </w:tc>
-      </w:tr>
-      <w:tr>
-        <w:tc>
-          <w:tcPr>
-            <w:tcW w:type="dxa" w:w="5100"/>
-            <w:shd w:fill="F8FAFB" w:val="clear"/>
+              <w:t xml:space="preserve">b/d crude</w:t>
+            </w:r>
+          </w:p>
+        </w:tc>
+      </w:tr>
+      <w:tr>
+        <w:tc>
+          <w:tcPr>
+            <w:tcW w:type="dxa" w:w="5100"/>
+            <w:tcMar>
+              <w:top w:type="dxa" w:w="45"/>
+              <w:left w:type="dxa" w:w="110"/>
+              <w:bottom w:type="dxa" w:w="45"/>
+              <w:right w:type="dxa" w:w="110"/>
+            </w:tcMar>
+          </w:tcPr>
+          <w:p>
+            <w:pPr>
+              <w:jc w:val="left"/>
+            </w:pPr>
+            <w:r>
+              <w:rPr>
+                <w:sz w:val="17"/>
+                <w:szCs w:val="17"/>
+              </w:rPr>
+              <w:t xml:space="preserve">Parallax Energy</w:t>
+            </w:r>
+          </w:p>
+        </w:tc>
+        <w:tc>
+          <w:tcPr>
+            <w:tcW w:type="dxa" w:w="1900"/>
+            <w:tcMar>
+              <w:top w:type="dxa" w:w="45"/>
+              <w:left w:type="dxa" w:w="110"/>
+              <w:bottom w:type="dxa" w:w="45"/>
+              <w:right w:type="dxa" w:w="110"/>
+            </w:tcMar>
+          </w:tcPr>
+          <w:p>
+            <w:pPr>
+              <w:jc w:val="right"/>
+            </w:pPr>
+            <w:r>
+              <w:rPr>
+                <w:sz w:val="17"/>
+                <w:szCs w:val="17"/>
+              </w:rPr>
+              <w:t xml:space="preserve">12,168</w:t>
+            </w:r>
+          </w:p>
+        </w:tc>
+      </w:tr>
+      <w:tr>
+        <w:tc>
+          <w:tcPr>
+            <w:tcW w:type="dxa" w:w="5100"/>
+            <w:shd w:fill="F8FAFB" w:val="clear"/>
+            <w:tcMar>
+              <w:top w:type="dxa" w:w="45"/>
+              <w:left w:type="dxa" w:w="110"/>
+              <w:bottom w:type="dxa" w:w="45"/>
+              <w:right w:type="dxa" w:w="110"/>
+            </w:tcMar>
+          </w:tcPr>
+          <w:p>
+            <w:pPr>
+              <w:jc w:val="left"/>
+            </w:pPr>
+            <w:r>
+              <w:rPr>
+                <w:sz w:val="17"/>
+                <w:szCs w:val="17"/>
+              </w:rPr>
+              <w:t xml:space="preserve">Aspenleaf Energy</w:t>
+            </w:r>
+          </w:p>
+        </w:tc>
+        <w:tc>
+          <w:tcPr>
+            <w:tcW w:type="dxa" w:w="1900"/>
+            <w:shd w:fill="F8FAFB" w:val="clear"/>
+            <w:tcMar>
+              <w:top w:type="dxa" w:w="45"/>
+              <w:left w:type="dxa" w:w="110"/>
+              <w:bottom w:type="dxa" w:w="45"/>
+              <w:right w:type="dxa" w:w="110"/>
+            </w:tcMar>
+          </w:tcPr>
+          <w:p>
+            <w:pPr>
+              <w:jc w:val="right"/>
+            </w:pPr>
+            <w:r>
+              <w:rPr>
+                <w:sz w:val="17"/>
+                <w:szCs w:val="17"/>
+              </w:rPr>
+              <w:t xml:space="preserve">11,786</w:t>
+            </w:r>
+          </w:p>
+        </w:tc>
+      </w:tr>
+      <w:tr>
+        <w:tc>
+          <w:tcPr>
+            <w:tcW w:type="dxa" w:w="5100"/>
             <w:tcMar>
               <w:top w:type="dxa" w:w="45"/>
               <w:left w:type="dxa" w:w="110"/>
@@ -2928,225 +2993,191 @@
         <w:tc>
           <w:tcPr>
             <w:tcW w:type="dxa" w:w="1900"/>
-            <w:shd w:fill="F8FAFB" w:val="clear"/>
-            <w:tcMar>
-              <w:top w:type="dxa" w:w="45"/>
-              <w:left w:type="dxa" w:w="110"/>
-              <w:bottom w:type="dxa" w:w="45"/>
-              <w:right w:type="dxa" w:w="110"/>
-            </w:tcMar>
-          </w:tcPr>
-          <w:p>
-            <w:pPr>
-              <w:jc w:val="right"/>
-            </w:pPr>
-            <w:r>
-              <w:rPr>
-                <w:sz w:val="17"/>
-                <w:szCs w:val="17"/>
-              </w:rPr>
-              <w:t xml:space="preserve">166,345</w:t>
-            </w:r>
-          </w:p>
-        </w:tc>
-      </w:tr>
-      <w:tr>
-        <w:tc>
-          <w:tcPr>
-            <w:tcW w:type="dxa" w:w="5100"/>
-            <w:tcMar>
-              <w:top w:type="dxa" w:w="45"/>
-              <w:left w:type="dxa" w:w="110"/>
-              <w:bottom w:type="dxa" w:w="45"/>
-              <w:right w:type="dxa" w:w="110"/>
-            </w:tcMar>
-          </w:tcPr>
-          <w:p>
-            <w:pPr>
-              <w:jc w:val="left"/>
-            </w:pPr>
-            <w:r>
-              <w:rPr>
-                <w:sz w:val="17"/>
-                <w:szCs w:val="17"/>
-              </w:rPr>
-              <w:t xml:space="preserve">Imperial Oil</w:t>
-            </w:r>
-          </w:p>
-        </w:tc>
-        <w:tc>
-          <w:tcPr>
-            <w:tcW w:type="dxa" w:w="1900"/>
-            <w:tcMar>
-              <w:top w:type="dxa" w:w="45"/>
-              <w:left w:type="dxa" w:w="110"/>
-              <w:bottom w:type="dxa" w:w="45"/>
-              <w:right w:type="dxa" w:w="110"/>
-            </w:tcMar>
-          </w:tcPr>
-          <w:p>
-            <w:pPr>
-              <w:jc w:val="right"/>
-            </w:pPr>
-            <w:r>
-              <w:rPr>
-                <w:sz w:val="17"/>
-                <w:szCs w:val="17"/>
-              </w:rPr>
-              <w:t xml:space="preserve">160,371</w:t>
-            </w:r>
-          </w:p>
-        </w:tc>
-      </w:tr>
-      <w:tr>
-        <w:tc>
-          <w:tcPr>
-            <w:tcW w:type="dxa" w:w="5100"/>
-            <w:shd w:fill="F8FAFB" w:val="clear"/>
-            <w:tcMar>
-              <w:top w:type="dxa" w:w="45"/>
-              <w:left w:type="dxa" w:w="110"/>
-              <w:bottom w:type="dxa" w:w="45"/>
-              <w:right w:type="dxa" w:w="110"/>
-            </w:tcMar>
-          </w:tcPr>
-          <w:p>
-            <w:pPr>
-              <w:jc w:val="left"/>
-            </w:pPr>
-            <w:r>
-              <w:rPr>
-                <w:sz w:val="17"/>
-                <w:szCs w:val="17"/>
-              </w:rPr>
-              <w:t xml:space="preserve">Strathcona</w:t>
-            </w:r>
-          </w:p>
-        </w:tc>
-        <w:tc>
-          <w:tcPr>
-            <w:tcW w:type="dxa" w:w="1900"/>
-            <w:shd w:fill="F8FAFB" w:val="clear"/>
-            <w:tcMar>
-              <w:top w:type="dxa" w:w="45"/>
-              <w:left w:type="dxa" w:w="110"/>
-              <w:bottom w:type="dxa" w:w="45"/>
-              <w:right w:type="dxa" w:w="110"/>
-            </w:tcMar>
-          </w:tcPr>
-          <w:p>
-            <w:pPr>
-              <w:jc w:val="right"/>
-            </w:pPr>
-            <w:r>
-              <w:rPr>
-                <w:sz w:val="17"/>
-                <w:szCs w:val="17"/>
-              </w:rPr>
-              <w:t xml:space="preserve">65,063</w:t>
-            </w:r>
-          </w:p>
-        </w:tc>
-      </w:tr>
-      <w:tr>
-        <w:tc>
-          <w:tcPr>
-            <w:tcW w:type="dxa" w:w="5100"/>
-            <w:tcMar>
-              <w:top w:type="dxa" w:w="45"/>
-              <w:left w:type="dxa" w:w="110"/>
-              <w:bottom w:type="dxa" w:w="45"/>
-              <w:right w:type="dxa" w:w="110"/>
-            </w:tcMar>
-          </w:tcPr>
-          <w:p>
-            <w:pPr>
-              <w:jc w:val="left"/>
-            </w:pPr>
-            <w:r>
-              <w:rPr>
-                <w:sz w:val="17"/>
-                <w:szCs w:val="17"/>
-              </w:rPr>
-              <w:t xml:space="preserve">Caltex Trilogy</w:t>
-            </w:r>
-          </w:p>
-        </w:tc>
-        <w:tc>
-          <w:tcPr>
-            <w:tcW w:type="dxa" w:w="1900"/>
-            <w:tcMar>
-              <w:top w:type="dxa" w:w="45"/>
-              <w:left w:type="dxa" w:w="110"/>
-              <w:bottom w:type="dxa" w:w="45"/>
-              <w:right w:type="dxa" w:w="110"/>
-            </w:tcMar>
-          </w:tcPr>
-          <w:p>
-            <w:pPr>
-              <w:jc w:val="right"/>
-            </w:pPr>
-            <w:r>
-              <w:rPr>
-                <w:sz w:val="17"/>
-                <w:szCs w:val="17"/>
-              </w:rPr>
-              <w:t xml:space="preserve">12,770</w:t>
-            </w:r>
-          </w:p>
-        </w:tc>
-      </w:tr>
-      <w:tr>
-        <w:tc>
-          <w:tcPr>
-            <w:tcW w:type="dxa" w:w="5100"/>
-            <w:shd w:fill="F8FAFB" w:val="clear"/>
-            <w:tcMar>
-              <w:top w:type="dxa" w:w="45"/>
-              <w:left w:type="dxa" w:w="110"/>
-              <w:bottom w:type="dxa" w:w="45"/>
-              <w:right w:type="dxa" w:w="110"/>
-            </w:tcMar>
-          </w:tcPr>
-          <w:p>
-            <w:pPr>
-              <w:jc w:val="left"/>
-            </w:pPr>
-            <w:r>
-              <w:rPr>
-                <w:sz w:val="17"/>
-                <w:szCs w:val="17"/>
-              </w:rPr>
-              <w:t xml:space="preserve">Baytex</w:t>
-            </w:r>
-          </w:p>
-        </w:tc>
-        <w:tc>
-          <w:tcPr>
-            <w:tcW w:type="dxa" w:w="1900"/>
-            <w:shd w:fill="F8FAFB" w:val="clear"/>
-            <w:tcMar>
-              <w:top w:type="dxa" w:w="45"/>
-              <w:left w:type="dxa" w:w="110"/>
-              <w:bottom w:type="dxa" w:w="45"/>
-              <w:right w:type="dxa" w:w="110"/>
-            </w:tcMar>
-          </w:tcPr>
-          <w:p>
-            <w:pPr>
-              <w:jc w:val="right"/>
-            </w:pPr>
-            <w:r>
-              <w:rPr>
-                <w:sz w:val="17"/>
-                <w:szCs w:val="17"/>
-              </w:rPr>
-              <w:t xml:space="preserve">7,277</w:t>
+            <w:tcMar>
+              <w:top w:type="dxa" w:w="45"/>
+              <w:left w:type="dxa" w:w="110"/>
+              <w:bottom w:type="dxa" w:w="45"/>
+              <w:right w:type="dxa" w:w="110"/>
+            </w:tcMar>
+          </w:tcPr>
+          <w:p>
+            <w:pPr>
+              <w:jc w:val="right"/>
+            </w:pPr>
+            <w:r>
+              <w:rPr>
+                <w:sz w:val="17"/>
+                <w:szCs w:val="17"/>
+              </w:rPr>
+              <w:t xml:space="preserve">10,097</w:t>
+            </w:r>
+          </w:p>
+        </w:tc>
+      </w:tr>
+      <w:tr>
+        <w:tc>
+          <w:tcPr>
+            <w:tcW w:type="dxa" w:w="5100"/>
+            <w:shd w:fill="F8FAFB" w:val="clear"/>
+            <w:tcMar>
+              <w:top w:type="dxa" w:w="45"/>
+              <w:left w:type="dxa" w:w="110"/>
+              <w:bottom w:type="dxa" w:w="45"/>
+              <w:right w:type="dxa" w:w="110"/>
+            </w:tcMar>
+          </w:tcPr>
+          <w:p>
+            <w:pPr>
+              <w:jc w:val="left"/>
+            </w:pPr>
+            <w:r>
+              <w:rPr>
+                <w:sz w:val="17"/>
+                <w:szCs w:val="17"/>
+              </w:rPr>
+              <w:t xml:space="preserve">Artis Exploration</w:t>
+            </w:r>
+          </w:p>
+        </w:tc>
+        <w:tc>
+          <w:tcPr>
+            <w:tcW w:type="dxa" w:w="1900"/>
+            <w:shd w:fill="F8FAFB" w:val="clear"/>
+            <w:tcMar>
+              <w:top w:type="dxa" w:w="45"/>
+              <w:left w:type="dxa" w:w="110"/>
+              <w:bottom w:type="dxa" w:w="45"/>
+              <w:right w:type="dxa" w:w="110"/>
+            </w:tcMar>
+          </w:tcPr>
+          <w:p>
+            <w:pPr>
+              <w:jc w:val="right"/>
+            </w:pPr>
+            <w:r>
+              <w:rPr>
+                <w:sz w:val="17"/>
+                <w:szCs w:val="17"/>
+              </w:rPr>
+              <w:t xml:space="preserve">5,560</w:t>
+            </w:r>
+          </w:p>
+        </w:tc>
+      </w:tr>
+      <w:tr>
+        <w:tc>
+          <w:tcPr>
+            <w:tcW w:type="dxa" w:w="5100"/>
+            <w:tcMar>
+              <w:top w:type="dxa" w:w="45"/>
+              <w:left w:type="dxa" w:w="110"/>
+              <w:bottom w:type="dxa" w:w="45"/>
+              <w:right w:type="dxa" w:w="110"/>
+            </w:tcMar>
+          </w:tcPr>
+          <w:p>
+            <w:pPr>
+              <w:jc w:val="left"/>
+            </w:pPr>
+            <w:r>
+              <w:rPr>
+                <w:sz w:val="17"/>
+                <w:szCs w:val="17"/>
+              </w:rPr>
+              <w:t xml:space="preserve">Acerta Operating</w:t>
+            </w:r>
+          </w:p>
+        </w:tc>
+        <w:tc>
+          <w:tcPr>
+            <w:tcW w:type="dxa" w:w="1900"/>
+            <w:tcMar>
+              <w:top w:type="dxa" w:w="45"/>
+              <w:left w:type="dxa" w:w="110"/>
+              <w:bottom w:type="dxa" w:w="45"/>
+              <w:right w:type="dxa" w:w="110"/>
+            </w:tcMar>
+          </w:tcPr>
+          <w:p>
+            <w:pPr>
+              <w:jc w:val="right"/>
+            </w:pPr>
+            <w:r>
+              <w:rPr>
+                <w:sz w:val="17"/>
+                <w:szCs w:val="17"/>
+              </w:rPr>
+              <w:t xml:space="preserve">3,552</w:t>
+            </w:r>
+          </w:p>
+        </w:tc>
+      </w:tr>
+      <w:tr>
+        <w:tc>
+          <w:tcPr>
+            <w:tcW w:type="dxa" w:w="5100"/>
+            <w:shd w:fill="F8FAFB" w:val="clear"/>
+            <w:tcMar>
+              <w:top w:type="dxa" w:w="45"/>
+              <w:left w:type="dxa" w:w="110"/>
+              <w:bottom w:type="dxa" w:w="45"/>
+              <w:right w:type="dxa" w:w="110"/>
+            </w:tcMar>
+          </w:tcPr>
+          <w:p>
+            <w:pPr>
+              <w:jc w:val="left"/>
+            </w:pPr>
+            <w:r>
+              <w:rPr>
+                <w:sz w:val="17"/>
+                <w:szCs w:val="17"/>
+              </w:rPr>
+              <w:t xml:space="preserve">Whitecap Resources</w:t>
+            </w:r>
+          </w:p>
+        </w:tc>
+        <w:tc>
+          <w:tcPr>
+            <w:tcW w:type="dxa" w:w="1900"/>
+            <w:shd w:fill="F8FAFB" w:val="clear"/>
+            <w:tcMar>
+              <w:top w:type="dxa" w:w="45"/>
+              <w:left w:type="dxa" w:w="110"/>
+              <w:bottom w:type="dxa" w:w="45"/>
+              <w:right w:type="dxa" w:w="110"/>
+            </w:tcMar>
+          </w:tcPr>
+          <w:p>
+            <w:pPr>
+              <w:jc w:val="right"/>
+            </w:pPr>
+            <w:r>
+              <w:rPr>
+                <w:sz w:val="17"/>
+                <w:szCs w:val="17"/>
+              </w:rPr>
+              <w:t xml:space="preserve">3,211</w:t>
             </w:r>
           </w:p>
         </w:tc>
       </w:tr>
     </w:tbl>
+    <w:p>
+      <w:pPr>
+        <w:spacing w:after="110"/>
+      </w:pPr>
+      <w:r>
+        <w:rPr>
+          <w:i w:val="false"/>
+          <w:iCs w:val="false"/>
+          <w:color w:val="6B7280"/>
+          <w:sz w:val="19"/>
+          <w:szCs w:val="19"/>
+        </w:rPr>
+        <w:t xml:space="preserve">So the area contains two businesses that share nothing but geography: Ember and Pine Cliff harvesting near-zero-decline dry gas with no capital, and Parallax, Aspenleaf and Artis drilling conventional oil. Averaging them into one boe figure hides both.</w:t>
+      </w:r>
+    </w:p>
     <w:p>
       <w:pPr>
         <w:pStyle w:val="Heading2"/>
@@ -3160,7 +3191,7 @@
           <w:sz w:val="23"/>
           <w:szCs w:val="23"/>
         </w:rPr>
-        <w:t xml:space="preserve">Clearwater — Marten Hills, Peavine, Nipisi</w:t>
+        <w:t xml:space="preserve">Southeast Alberta shallow gas</w:t>
       </w:r>
     </w:p>
     <w:p>
@@ -3174,7 +3205,7 @@
           <w:sz w:val="19"/>
           <w:szCs w:val="19"/>
         </w:rPr>
-        <w:t xml:space="preserve">Shallow, cheap heavy oil produced from multilateral wells — several horizontal legs drilled from a single wellbore, which spreads the cost of one surface location across much more reservoir contact. The highest capital efficiency in Canadian conventional and the most interesting play of the last five years. Almost no associated gas, and no steam, which is what separates it from the thermal plays.</w:t>
+        <w:t xml:space="preserve">Medicine Hat and the Lloydminster corridor. Shallow, old, declining, and the reason Alberta has so many low-rate wells.</w:t>
       </w:r>
     </w:p>
     <w:p>
@@ -3190,7 +3221,7 @@
           <w:sz w:val="19"/>
           <w:szCs w:val="19"/>
         </w:rPr>
-        <w:t xml:space="preserve">  212,131 boe/d  —  192,486 b/d oil · 118 MMcf/d gas  ·  9% gas  </w:t>
+        <w:t xml:space="preserve">  112,682 boe/d  —  372 MMcf/d gas · 50,628 b/d oil  ·  55% gas  </w:t>
       </w:r>
     </w:p>
     <w:tbl>
@@ -3263,64 +3294,15 @@
                 <w:sz w:val="17"/>
                 <w:szCs w:val="17"/>
               </w:rPr>
-              <w:t xml:space="preserve">b/d</w:t>
-            </w:r>
-          </w:p>
-        </w:tc>
-      </w:tr>
-      <w:tr>
-        <w:tc>
-          <w:tcPr>
-            <w:tcW w:type="dxa" w:w="5100"/>
-            <w:tcMar>
-              <w:top w:type="dxa" w:w="45"/>
-              <w:left w:type="dxa" w:w="110"/>
-              <w:bottom w:type="dxa" w:w="45"/>
-              <w:right w:type="dxa" w:w="110"/>
-            </w:tcMar>
-          </w:tcPr>
-          <w:p>
-            <w:pPr>
-              <w:jc w:val="left"/>
-            </w:pPr>
-            <w:r>
-              <w:rPr>
-                <w:sz w:val="17"/>
-                <w:szCs w:val="17"/>
-              </w:rPr>
-              <w:t xml:space="preserve">Spur Petroleum</w:t>
-            </w:r>
-          </w:p>
-        </w:tc>
-        <w:tc>
-          <w:tcPr>
-            <w:tcW w:type="dxa" w:w="1900"/>
-            <w:tcMar>
-              <w:top w:type="dxa" w:w="45"/>
-              <w:left w:type="dxa" w:w="110"/>
-              <w:bottom w:type="dxa" w:w="45"/>
-              <w:right w:type="dxa" w:w="110"/>
-            </w:tcMar>
-          </w:tcPr>
-          <w:p>
-            <w:pPr>
-              <w:jc w:val="right"/>
-            </w:pPr>
-            <w:r>
-              <w:rPr>
-                <w:sz w:val="17"/>
-                <w:szCs w:val="17"/>
-              </w:rPr>
-              <w:t xml:space="preserve">60,665</w:t>
-            </w:r>
-          </w:p>
-        </w:tc>
-      </w:tr>
-      <w:tr>
-        <w:tc>
-          <w:tcPr>
-            <w:tcW w:type="dxa" w:w="5100"/>
-            <w:shd w:fill="F8FAFB" w:val="clear"/>
+              <w:t xml:space="preserve">MMcf/d</w:t>
+            </w:r>
+          </w:p>
+        </w:tc>
+      </w:tr>
+      <w:tr>
+        <w:tc>
+          <w:tcPr>
+            <w:tcW w:type="dxa" w:w="5100"/>
             <w:tcMar>
               <w:top w:type="dxa" w:w="45"/>
               <w:left w:type="dxa" w:w="110"/>
@@ -3344,220 +3326,269 @@
         <w:tc>
           <w:tcPr>
             <w:tcW w:type="dxa" w:w="1900"/>
-            <w:shd w:fill="F8FAFB" w:val="clear"/>
-            <w:tcMar>
-              <w:top w:type="dxa" w:w="45"/>
-              <w:left w:type="dxa" w:w="110"/>
-              <w:bottom w:type="dxa" w:w="45"/>
-              <w:right w:type="dxa" w:w="110"/>
-            </w:tcMar>
-          </w:tcPr>
-          <w:p>
-            <w:pPr>
-              <w:jc w:val="right"/>
-            </w:pPr>
-            <w:r>
-              <w:rPr>
-                <w:sz w:val="17"/>
-                <w:szCs w:val="17"/>
-              </w:rPr>
-              <w:t xml:space="preserve">44,544</w:t>
-            </w:r>
-          </w:p>
-        </w:tc>
-      </w:tr>
-      <w:tr>
-        <w:tc>
-          <w:tcPr>
-            <w:tcW w:type="dxa" w:w="5100"/>
-            <w:tcMar>
-              <w:top w:type="dxa" w:w="45"/>
-              <w:left w:type="dxa" w:w="110"/>
-              <w:bottom w:type="dxa" w:w="45"/>
-              <w:right w:type="dxa" w:w="110"/>
-            </w:tcMar>
-          </w:tcPr>
-          <w:p>
-            <w:pPr>
-              <w:jc w:val="left"/>
-            </w:pPr>
-            <w:r>
-              <w:rPr>
-                <w:sz w:val="17"/>
-                <w:szCs w:val="17"/>
-              </w:rPr>
-              <w:t xml:space="preserve">Tamarack Valley</w:t>
-            </w:r>
-          </w:p>
-        </w:tc>
-        <w:tc>
-          <w:tcPr>
-            <w:tcW w:type="dxa" w:w="1900"/>
-            <w:tcMar>
-              <w:top w:type="dxa" w:w="45"/>
-              <w:left w:type="dxa" w:w="110"/>
-              <w:bottom w:type="dxa" w:w="45"/>
-              <w:right w:type="dxa" w:w="110"/>
-            </w:tcMar>
-          </w:tcPr>
-          <w:p>
-            <w:pPr>
-              <w:jc w:val="right"/>
-            </w:pPr>
-            <w:r>
-              <w:rPr>
-                <w:sz w:val="17"/>
-                <w:szCs w:val="17"/>
-              </w:rPr>
-              <w:t xml:space="preserve">43,462</w:t>
-            </w:r>
-          </w:p>
-        </w:tc>
-      </w:tr>
-      <w:tr>
-        <w:tc>
-          <w:tcPr>
-            <w:tcW w:type="dxa" w:w="5100"/>
-            <w:shd w:fill="F8FAFB" w:val="clear"/>
-            <w:tcMar>
-              <w:top w:type="dxa" w:w="45"/>
-              <w:left w:type="dxa" w:w="110"/>
-              <w:bottom w:type="dxa" w:w="45"/>
-              <w:right w:type="dxa" w:w="110"/>
-            </w:tcMar>
-          </w:tcPr>
-          <w:p>
-            <w:pPr>
-              <w:jc w:val="left"/>
-            </w:pPr>
-            <w:r>
-              <w:rPr>
-                <w:sz w:val="17"/>
-                <w:szCs w:val="17"/>
-              </w:rPr>
-              <w:t xml:space="preserve">Headwater Exploration</w:t>
-            </w:r>
-          </w:p>
-        </w:tc>
-        <w:tc>
-          <w:tcPr>
-            <w:tcW w:type="dxa" w:w="1900"/>
-            <w:shd w:fill="F8FAFB" w:val="clear"/>
-            <w:tcMar>
-              <w:top w:type="dxa" w:w="45"/>
-              <w:left w:type="dxa" w:w="110"/>
-              <w:bottom w:type="dxa" w:w="45"/>
-              <w:right w:type="dxa" w:w="110"/>
-            </w:tcMar>
-          </w:tcPr>
-          <w:p>
-            <w:pPr>
-              <w:jc w:val="right"/>
-            </w:pPr>
-            <w:r>
-              <w:rPr>
-                <w:sz w:val="17"/>
-                <w:szCs w:val="17"/>
-              </w:rPr>
-              <w:t xml:space="preserve">23,123</w:t>
-            </w:r>
-          </w:p>
-        </w:tc>
-      </w:tr>
-      <w:tr>
-        <w:tc>
-          <w:tcPr>
-            <w:tcW w:type="dxa" w:w="5100"/>
-            <w:tcMar>
-              <w:top w:type="dxa" w:w="45"/>
-              <w:left w:type="dxa" w:w="110"/>
-              <w:bottom w:type="dxa" w:w="45"/>
-              <w:right w:type="dxa" w:w="110"/>
-            </w:tcMar>
-          </w:tcPr>
-          <w:p>
-            <w:pPr>
-              <w:jc w:val="left"/>
-            </w:pPr>
-            <w:r>
-              <w:rPr>
-                <w:sz w:val="17"/>
-                <w:szCs w:val="17"/>
-              </w:rPr>
-              <w:t xml:space="preserve">Cardinal Energy</w:t>
-            </w:r>
-          </w:p>
-        </w:tc>
-        <w:tc>
-          <w:tcPr>
-            <w:tcW w:type="dxa" w:w="1900"/>
-            <w:tcMar>
-              <w:top w:type="dxa" w:w="45"/>
-              <w:left w:type="dxa" w:w="110"/>
-              <w:bottom w:type="dxa" w:w="45"/>
-              <w:right w:type="dxa" w:w="110"/>
-            </w:tcMar>
-          </w:tcPr>
-          <w:p>
-            <w:pPr>
-              <w:jc w:val="right"/>
-            </w:pPr>
-            <w:r>
-              <w:rPr>
-                <w:sz w:val="17"/>
-                <w:szCs w:val="17"/>
-              </w:rPr>
-              <w:t xml:space="preserve">4,179</w:t>
-            </w:r>
-          </w:p>
-        </w:tc>
-      </w:tr>
-      <w:tr>
-        <w:tc>
-          <w:tcPr>
-            <w:tcW w:type="dxa" w:w="5100"/>
-            <w:shd w:fill="F8FAFB" w:val="clear"/>
-            <w:tcMar>
-              <w:top w:type="dxa" w:w="45"/>
-              <w:left w:type="dxa" w:w="110"/>
-              <w:bottom w:type="dxa" w:w="45"/>
-              <w:right w:type="dxa" w:w="110"/>
-            </w:tcMar>
-          </w:tcPr>
-          <w:p>
-            <w:pPr>
-              <w:jc w:val="left"/>
-            </w:pPr>
-            <w:r>
-              <w:rPr>
-                <w:sz w:val="17"/>
-                <w:szCs w:val="17"/>
-              </w:rPr>
-              <w:t xml:space="preserve">Clear North Energy</w:t>
-            </w:r>
-          </w:p>
-        </w:tc>
-        <w:tc>
-          <w:tcPr>
-            <w:tcW w:type="dxa" w:w="1900"/>
-            <w:shd w:fill="F8FAFB" w:val="clear"/>
-            <w:tcMar>
-              <w:top w:type="dxa" w:w="45"/>
-              <w:left w:type="dxa" w:w="110"/>
-              <w:bottom w:type="dxa" w:w="45"/>
-              <w:right w:type="dxa" w:w="110"/>
-            </w:tcMar>
-          </w:tcPr>
-          <w:p>
-            <w:pPr>
-              <w:jc w:val="right"/>
-            </w:pPr>
-            <w:r>
-              <w:rPr>
-                <w:sz w:val="17"/>
-                <w:szCs w:val="17"/>
-              </w:rPr>
-              <w:t xml:space="preserve">3,048</w:t>
+            <w:tcMar>
+              <w:top w:type="dxa" w:w="45"/>
+              <w:left w:type="dxa" w:w="110"/>
+              <w:bottom w:type="dxa" w:w="45"/>
+              <w:right w:type="dxa" w:w="110"/>
+            </w:tcMar>
+          </w:tcPr>
+          <w:p>
+            <w:pPr>
+              <w:jc w:val="right"/>
+            </w:pPr>
+            <w:r>
+              <w:rPr>
+                <w:sz w:val="17"/>
+                <w:szCs w:val="17"/>
+              </w:rPr>
+              <w:t xml:space="preserve">135</w:t>
+            </w:r>
+          </w:p>
+        </w:tc>
+      </w:tr>
+      <w:tr>
+        <w:tc>
+          <w:tcPr>
+            <w:tcW w:type="dxa" w:w="5100"/>
+            <w:shd w:fill="F8FAFB" w:val="clear"/>
+            <w:tcMar>
+              <w:top w:type="dxa" w:w="45"/>
+              <w:left w:type="dxa" w:w="110"/>
+              <w:bottom w:type="dxa" w:w="45"/>
+              <w:right w:type="dxa" w:w="110"/>
+            </w:tcMar>
+          </w:tcPr>
+          <w:p>
+            <w:pPr>
+              <w:jc w:val="left"/>
+            </w:pPr>
+            <w:r>
+              <w:rPr>
+                <w:sz w:val="17"/>
+                <w:szCs w:val="17"/>
+              </w:rPr>
+              <w:t xml:space="preserve">IPC Canada</w:t>
+            </w:r>
+          </w:p>
+        </w:tc>
+        <w:tc>
+          <w:tcPr>
+            <w:tcW w:type="dxa" w:w="1900"/>
+            <w:shd w:fill="F8FAFB" w:val="clear"/>
+            <w:tcMar>
+              <w:top w:type="dxa" w:w="45"/>
+              <w:left w:type="dxa" w:w="110"/>
+              <w:bottom w:type="dxa" w:w="45"/>
+              <w:right w:type="dxa" w:w="110"/>
+            </w:tcMar>
+          </w:tcPr>
+          <w:p>
+            <w:pPr>
+              <w:jc w:val="right"/>
+            </w:pPr>
+            <w:r>
+              <w:rPr>
+                <w:sz w:val="17"/>
+                <w:szCs w:val="17"/>
+              </w:rPr>
+              <w:t xml:space="preserve">91</w:t>
+            </w:r>
+          </w:p>
+        </w:tc>
+      </w:tr>
+      <w:tr>
+        <w:tc>
+          <w:tcPr>
+            <w:tcW w:type="dxa" w:w="5100"/>
+            <w:tcMar>
+              <w:top w:type="dxa" w:w="45"/>
+              <w:left w:type="dxa" w:w="110"/>
+              <w:bottom w:type="dxa" w:w="45"/>
+              <w:right w:type="dxa" w:w="110"/>
+            </w:tcMar>
+          </w:tcPr>
+          <w:p>
+            <w:pPr>
+              <w:jc w:val="left"/>
+            </w:pPr>
+            <w:r>
+              <w:rPr>
+                <w:sz w:val="17"/>
+                <w:szCs w:val="17"/>
+              </w:rPr>
+              <w:t xml:space="preserve">Canlin Energy</w:t>
+            </w:r>
+          </w:p>
+        </w:tc>
+        <w:tc>
+          <w:tcPr>
+            <w:tcW w:type="dxa" w:w="1900"/>
+            <w:tcMar>
+              <w:top w:type="dxa" w:w="45"/>
+              <w:left w:type="dxa" w:w="110"/>
+              <w:bottom w:type="dxa" w:w="45"/>
+              <w:right w:type="dxa" w:w="110"/>
+            </w:tcMar>
+          </w:tcPr>
+          <w:p>
+            <w:pPr>
+              <w:jc w:val="right"/>
+            </w:pPr>
+            <w:r>
+              <w:rPr>
+                <w:sz w:val="17"/>
+                <w:szCs w:val="17"/>
+              </w:rPr>
+              <w:t xml:space="preserve">37</w:t>
+            </w:r>
+          </w:p>
+        </w:tc>
+      </w:tr>
+      <w:tr>
+        <w:tc>
+          <w:tcPr>
+            <w:tcW w:type="dxa" w:w="5100"/>
+            <w:shd w:fill="F8FAFB" w:val="clear"/>
+            <w:tcMar>
+              <w:top w:type="dxa" w:w="45"/>
+              <w:left w:type="dxa" w:w="110"/>
+              <w:bottom w:type="dxa" w:w="45"/>
+              <w:right w:type="dxa" w:w="110"/>
+            </w:tcMar>
+          </w:tcPr>
+          <w:p>
+            <w:pPr>
+              <w:jc w:val="left"/>
+            </w:pPr>
+            <w:r>
+              <w:rPr>
+                <w:sz w:val="17"/>
+                <w:szCs w:val="17"/>
+              </w:rPr>
+              <w:t xml:space="preserve">Rockpoint Gas Storage</w:t>
+            </w:r>
+          </w:p>
+        </w:tc>
+        <w:tc>
+          <w:tcPr>
+            <w:tcW w:type="dxa" w:w="1900"/>
+            <w:shd w:fill="F8FAFB" w:val="clear"/>
+            <w:tcMar>
+              <w:top w:type="dxa" w:w="45"/>
+              <w:left w:type="dxa" w:w="110"/>
+              <w:bottom w:type="dxa" w:w="45"/>
+              <w:right w:type="dxa" w:w="110"/>
+            </w:tcMar>
+          </w:tcPr>
+          <w:p>
+            <w:pPr>
+              <w:jc w:val="right"/>
+            </w:pPr>
+            <w:r>
+              <w:rPr>
+                <w:sz w:val="17"/>
+                <w:szCs w:val="17"/>
+              </w:rPr>
+              <w:t xml:space="preserve">26</w:t>
+            </w:r>
+          </w:p>
+        </w:tc>
+      </w:tr>
+      <w:tr>
+        <w:tc>
+          <w:tcPr>
+            <w:tcW w:type="dxa" w:w="5100"/>
+            <w:tcMar>
+              <w:top w:type="dxa" w:w="45"/>
+              <w:left w:type="dxa" w:w="110"/>
+              <w:bottom w:type="dxa" w:w="45"/>
+              <w:right w:type="dxa" w:w="110"/>
+            </w:tcMar>
+          </w:tcPr>
+          <w:p>
+            <w:pPr>
+              <w:jc w:val="left"/>
+            </w:pPr>
+            <w:r>
+              <w:rPr>
+                <w:sz w:val="17"/>
+                <w:szCs w:val="17"/>
+              </w:rPr>
+              <w:t xml:space="preserve">Pine Cliff</w:t>
+            </w:r>
+          </w:p>
+        </w:tc>
+        <w:tc>
+          <w:tcPr>
+            <w:tcW w:type="dxa" w:w="1900"/>
+            <w:tcMar>
+              <w:top w:type="dxa" w:w="45"/>
+              <w:left w:type="dxa" w:w="110"/>
+              <w:bottom w:type="dxa" w:w="45"/>
+              <w:right w:type="dxa" w:w="110"/>
+            </w:tcMar>
+          </w:tcPr>
+          <w:p>
+            <w:pPr>
+              <w:jc w:val="right"/>
+            </w:pPr>
+            <w:r>
+              <w:rPr>
+                <w:sz w:val="17"/>
+                <w:szCs w:val="17"/>
+              </w:rPr>
+              <w:t xml:space="preserve">20</w:t>
+            </w:r>
+          </w:p>
+        </w:tc>
+      </w:tr>
+      <w:tr>
+        <w:tc>
+          <w:tcPr>
+            <w:tcW w:type="dxa" w:w="5100"/>
+            <w:shd w:fill="F8FAFB" w:val="clear"/>
+            <w:tcMar>
+              <w:top w:type="dxa" w:w="45"/>
+              <w:left w:type="dxa" w:w="110"/>
+              <w:bottom w:type="dxa" w:w="45"/>
+              <w:right w:type="dxa" w:w="110"/>
+            </w:tcMar>
+          </w:tcPr>
+          <w:p>
+            <w:pPr>
+              <w:jc w:val="left"/>
+            </w:pPr>
+            <w:r>
+              <w:rPr>
+                <w:sz w:val="17"/>
+                <w:szCs w:val="17"/>
+              </w:rPr>
+              <w:t xml:space="preserve">City of Medicine Hat</w:t>
+            </w:r>
+          </w:p>
+        </w:tc>
+        <w:tc>
+          <w:tcPr>
+            <w:tcW w:type="dxa" w:w="1900"/>
+            <w:shd w:fill="F8FAFB" w:val="clear"/>
+            <w:tcMar>
+              <w:top w:type="dxa" w:w="45"/>
+              <w:left w:type="dxa" w:w="110"/>
+              <w:bottom w:type="dxa" w:w="45"/>
+              <w:right w:type="dxa" w:w="110"/>
+            </w:tcMar>
+          </w:tcPr>
+          <w:p>
+            <w:pPr>
+              <w:jc w:val="right"/>
+            </w:pPr>
+            <w:r>
+              <w:rPr>
+                <w:sz w:val="17"/>
+                <w:szCs w:val="17"/>
+              </w:rPr>
+              <w:t xml:space="preserve">9</w:t>
             </w:r>
           </w:p>
         </w:tc>
@@ -3565,48 +3596,23 @@
     </w:tbl>
     <w:p>
       <w:pPr>
-        <w:pStyle w:val="Heading2"/>
-        <w:spacing w:after="70" w:before="240"/>
-      </w:pPr>
-      <w:r>
-        <w:rPr>
-          <w:b/>
-          <w:bCs/>
-          <w:color w:val="1F4E5F"/>
-          <w:sz w:val="23"/>
-          <w:szCs w:val="23"/>
-        </w:rPr>
-        <w:t xml:space="preserve">Peace River oil sands</w:t>
-      </w:r>
-    </w:p>
-    <w:p>
-      <w:pPr>
         <w:spacing w:after="110"/>
       </w:pPr>
       <w:r>
         <w:rPr>
-          <w:i w:val="false"/>
-          <w:iCs w:val="false"/>
-          <w:sz w:val="19"/>
-          <w:szCs w:val="19"/>
-        </w:rPr>
-        <w:t xml:space="preserve">Heavy oil in the northwest. Smaller than Athabasca or Cold Lake, and the play most associated with Baytex.</w:t>
-      </w:r>
-    </w:p>
-    <w:p>
-      <w:pPr>
-        <w:shd w:fill="EEF3F6" w:val="clear"/>
-        <w:spacing w:after="100" w:before="40"/>
-      </w:pPr>
-      <w:r>
-        <w:rPr>
-          <w:b/>
-          <w:bCs/>
-          <w:color w:val="1F4E5F"/>
-          <w:sz w:val="19"/>
-          <w:szCs w:val="19"/>
-        </w:rPr>
-        <w:t xml:space="preserve">  52,658 boe/d  —  41,668 b/d oil · 66 MMcf/d gas  ·  21% gas  </w:t>
+          <w:b/>
+          <w:bCs/>
+          <w:sz w:val="19"/>
+          <w:szCs w:val="19"/>
+        </w:rPr>
+        <w:t xml:space="preserve">The liquids. </w:t>
+      </w:r>
+      <w:r>
+        <w:rPr>
+          <w:sz w:val="19"/>
+          <w:szCs w:val="19"/>
+        </w:rPr>
+        <w:t xml:space="preserve">The name is now wrong. Liquids are 45% of boe and condensate yield is 0.05 bbl/MMcf — the gas is bone dry and shrinking, while the oil is the majority of the value. This box is really the Lloydminster heavy oil corridor with a legacy shallow gas overlay, and the shallow gas is the part that is disappearing.</w:t>
       </w:r>
     </w:p>
     <w:tbl>
@@ -3679,6 +3685,456 @@
                 <w:sz w:val="17"/>
                 <w:szCs w:val="17"/>
               </w:rPr>
+              <w:t xml:space="preserve">b/d crude</w:t>
+            </w:r>
+          </w:p>
+        </w:tc>
+      </w:tr>
+      <w:tr>
+        <w:tc>
+          <w:tcPr>
+            <w:tcW w:type="dxa" w:w="5100"/>
+            <w:tcMar>
+              <w:top w:type="dxa" w:w="45"/>
+              <w:left w:type="dxa" w:w="110"/>
+              <w:bottom w:type="dxa" w:w="45"/>
+              <w:right w:type="dxa" w:w="110"/>
+            </w:tcMar>
+          </w:tcPr>
+          <w:p>
+            <w:pPr>
+              <w:jc w:val="left"/>
+            </w:pPr>
+            <w:r>
+              <w:rPr>
+                <w:sz w:val="17"/>
+                <w:szCs w:val="17"/>
+              </w:rPr>
+              <w:t xml:space="preserve">Canadian Natural</w:t>
+            </w:r>
+          </w:p>
+        </w:tc>
+        <w:tc>
+          <w:tcPr>
+            <w:tcW w:type="dxa" w:w="1900"/>
+            <w:tcMar>
+              <w:top w:type="dxa" w:w="45"/>
+              <w:left w:type="dxa" w:w="110"/>
+              <w:bottom w:type="dxa" w:w="45"/>
+              <w:right w:type="dxa" w:w="110"/>
+            </w:tcMar>
+          </w:tcPr>
+          <w:p>
+            <w:pPr>
+              <w:jc w:val="right"/>
+            </w:pPr>
+            <w:r>
+              <w:rPr>
+                <w:sz w:val="17"/>
+                <w:szCs w:val="17"/>
+              </w:rPr>
+              <w:t xml:space="preserve">23,394</w:t>
+            </w:r>
+          </w:p>
+        </w:tc>
+      </w:tr>
+      <w:tr>
+        <w:tc>
+          <w:tcPr>
+            <w:tcW w:type="dxa" w:w="5100"/>
+            <w:shd w:fill="F8FAFB" w:val="clear"/>
+            <w:tcMar>
+              <w:top w:type="dxa" w:w="45"/>
+              <w:left w:type="dxa" w:w="110"/>
+              <w:bottom w:type="dxa" w:w="45"/>
+              <w:right w:type="dxa" w:w="110"/>
+            </w:tcMar>
+          </w:tcPr>
+          <w:p>
+            <w:pPr>
+              <w:jc w:val="left"/>
+            </w:pPr>
+            <w:r>
+              <w:rPr>
+                <w:sz w:val="17"/>
+                <w:szCs w:val="17"/>
+              </w:rPr>
+              <w:t xml:space="preserve">IPC Canada</w:t>
+            </w:r>
+          </w:p>
+        </w:tc>
+        <w:tc>
+          <w:tcPr>
+            <w:tcW w:type="dxa" w:w="1900"/>
+            <w:shd w:fill="F8FAFB" w:val="clear"/>
+            <w:tcMar>
+              <w:top w:type="dxa" w:w="45"/>
+              <w:left w:type="dxa" w:w="110"/>
+              <w:bottom w:type="dxa" w:w="45"/>
+              <w:right w:type="dxa" w:w="110"/>
+            </w:tcMar>
+          </w:tcPr>
+          <w:p>
+            <w:pPr>
+              <w:jc w:val="right"/>
+            </w:pPr>
+            <w:r>
+              <w:rPr>
+                <w:sz w:val="17"/>
+                <w:szCs w:val="17"/>
+              </w:rPr>
+              <w:t xml:space="preserve">8,763</w:t>
+            </w:r>
+          </w:p>
+        </w:tc>
+      </w:tr>
+      <w:tr>
+        <w:tc>
+          <w:tcPr>
+            <w:tcW w:type="dxa" w:w="5100"/>
+            <w:tcMar>
+              <w:top w:type="dxa" w:w="45"/>
+              <w:left w:type="dxa" w:w="110"/>
+              <w:bottom w:type="dxa" w:w="45"/>
+              <w:right w:type="dxa" w:w="110"/>
+            </w:tcMar>
+          </w:tcPr>
+          <w:p>
+            <w:pPr>
+              <w:jc w:val="left"/>
+            </w:pPr>
+            <w:r>
+              <w:rPr>
+                <w:sz w:val="17"/>
+                <w:szCs w:val="17"/>
+              </w:rPr>
+              <w:t xml:space="preserve">Hemisphere Energy</w:t>
+            </w:r>
+          </w:p>
+        </w:tc>
+        <w:tc>
+          <w:tcPr>
+            <w:tcW w:type="dxa" w:w="1900"/>
+            <w:tcMar>
+              <w:top w:type="dxa" w:w="45"/>
+              <w:left w:type="dxa" w:w="110"/>
+              <w:bottom w:type="dxa" w:w="45"/>
+              <w:right w:type="dxa" w:w="110"/>
+            </w:tcMar>
+          </w:tcPr>
+          <w:p>
+            <w:pPr>
+              <w:jc w:val="right"/>
+            </w:pPr>
+            <w:r>
+              <w:rPr>
+                <w:sz w:val="17"/>
+                <w:szCs w:val="17"/>
+              </w:rPr>
+              <w:t xml:space="preserve">3,390</w:t>
+            </w:r>
+          </w:p>
+        </w:tc>
+      </w:tr>
+      <w:tr>
+        <w:tc>
+          <w:tcPr>
+            <w:tcW w:type="dxa" w:w="5100"/>
+            <w:shd w:fill="F8FAFB" w:val="clear"/>
+            <w:tcMar>
+              <w:top w:type="dxa" w:w="45"/>
+              <w:left w:type="dxa" w:w="110"/>
+              <w:bottom w:type="dxa" w:w="45"/>
+              <w:right w:type="dxa" w:w="110"/>
+            </w:tcMar>
+          </w:tcPr>
+          <w:p>
+            <w:pPr>
+              <w:jc w:val="left"/>
+            </w:pPr>
+            <w:r>
+              <w:rPr>
+                <w:sz w:val="17"/>
+                <w:szCs w:val="17"/>
+              </w:rPr>
+              <w:t xml:space="preserve">Cardinal Energy</w:t>
+            </w:r>
+          </w:p>
+        </w:tc>
+        <w:tc>
+          <w:tcPr>
+            <w:tcW w:type="dxa" w:w="1900"/>
+            <w:shd w:fill="F8FAFB" w:val="clear"/>
+            <w:tcMar>
+              <w:top w:type="dxa" w:w="45"/>
+              <w:left w:type="dxa" w:w="110"/>
+              <w:bottom w:type="dxa" w:w="45"/>
+              <w:right w:type="dxa" w:w="110"/>
+            </w:tcMar>
+          </w:tcPr>
+          <w:p>
+            <w:pPr>
+              <w:jc w:val="right"/>
+            </w:pPr>
+            <w:r>
+              <w:rPr>
+                <w:sz w:val="17"/>
+                <w:szCs w:val="17"/>
+              </w:rPr>
+              <w:t xml:space="preserve">3,015</w:t>
+            </w:r>
+          </w:p>
+        </w:tc>
+      </w:tr>
+      <w:tr>
+        <w:tc>
+          <w:tcPr>
+            <w:tcW w:type="dxa" w:w="5100"/>
+            <w:tcMar>
+              <w:top w:type="dxa" w:w="45"/>
+              <w:left w:type="dxa" w:w="110"/>
+              <w:bottom w:type="dxa" w:w="45"/>
+              <w:right w:type="dxa" w:w="110"/>
+            </w:tcMar>
+          </w:tcPr>
+          <w:p>
+            <w:pPr>
+              <w:jc w:val="left"/>
+            </w:pPr>
+            <w:r>
+              <w:rPr>
+                <w:sz w:val="17"/>
+                <w:szCs w:val="17"/>
+              </w:rPr>
+              <w:t xml:space="preserve">Astara Energy</w:t>
+            </w:r>
+          </w:p>
+        </w:tc>
+        <w:tc>
+          <w:tcPr>
+            <w:tcW w:type="dxa" w:w="1900"/>
+            <w:tcMar>
+              <w:top w:type="dxa" w:w="45"/>
+              <w:left w:type="dxa" w:w="110"/>
+              <w:bottom w:type="dxa" w:w="45"/>
+              <w:right w:type="dxa" w:w="110"/>
+            </w:tcMar>
+          </w:tcPr>
+          <w:p>
+            <w:pPr>
+              <w:jc w:val="right"/>
+            </w:pPr>
+            <w:r>
+              <w:rPr>
+                <w:sz w:val="17"/>
+                <w:szCs w:val="17"/>
+              </w:rPr>
+              <w:t xml:space="preserve">3,012</w:t>
+            </w:r>
+          </w:p>
+        </w:tc>
+      </w:tr>
+      <w:tr>
+        <w:tc>
+          <w:tcPr>
+            <w:tcW w:type="dxa" w:w="5100"/>
+            <w:shd w:fill="F8FAFB" w:val="clear"/>
+            <w:tcMar>
+              <w:top w:type="dxa" w:w="45"/>
+              <w:left w:type="dxa" w:w="110"/>
+              <w:bottom w:type="dxa" w:w="45"/>
+              <w:right w:type="dxa" w:w="110"/>
+            </w:tcMar>
+          </w:tcPr>
+          <w:p>
+            <w:pPr>
+              <w:jc w:val="left"/>
+            </w:pPr>
+            <w:r>
+              <w:rPr>
+                <w:sz w:val="17"/>
+                <w:szCs w:val="17"/>
+              </w:rPr>
+              <w:t xml:space="preserve">Journey Energy</w:t>
+            </w:r>
+          </w:p>
+        </w:tc>
+        <w:tc>
+          <w:tcPr>
+            <w:tcW w:type="dxa" w:w="1900"/>
+            <w:shd w:fill="F8FAFB" w:val="clear"/>
+            <w:tcMar>
+              <w:top w:type="dxa" w:w="45"/>
+              <w:left w:type="dxa" w:w="110"/>
+              <w:bottom w:type="dxa" w:w="45"/>
+              <w:right w:type="dxa" w:w="110"/>
+            </w:tcMar>
+          </w:tcPr>
+          <w:p>
+            <w:pPr>
+              <w:jc w:val="right"/>
+            </w:pPr>
+            <w:r>
+              <w:rPr>
+                <w:sz w:val="17"/>
+                <w:szCs w:val="17"/>
+              </w:rPr>
+              <w:t xml:space="preserve">2,425</w:t>
+            </w:r>
+          </w:p>
+        </w:tc>
+      </w:tr>
+    </w:tbl>
+    <w:p>
+      <w:pPr>
+        <w:spacing w:after="110"/>
+      </w:pPr>
+      <w:r>
+        <w:rPr>
+          <w:i w:val="false"/>
+          <w:iCs w:val="false"/>
+          <w:color w:val="6B7280"/>
+          <w:sz w:val="19"/>
+          <w:szCs w:val="19"/>
+        </w:rPr>
+        <w:t xml:space="preserve">The oil is heavy — Lloydminster blend, priced off WCS, and needing some diluent of its own though far less than bitumen. CNRL and IPC both run thermal and polymer flood projects in this corridor. Strathcona's Lloydminster Thermal assets sit just across the Saskatchewan line and are not in this data.</w:t>
+      </w:r>
+    </w:p>
+    <w:p>
+      <w:pPr>
+        <w:pStyle w:val="Heading1"/>
+        <w:pBdr>
+          <w:bottom w:val="single" w:color="D5DBE0" w:sz="6"/>
+        </w:pBdr>
+        <w:spacing w:after="130" w:before="340"/>
+      </w:pPr>
+      <w:r>
+        <w:rPr>
+          <w:b/>
+          <w:bCs/>
+          <w:color w:val="1F4E5F"/>
+          <w:sz w:val="28"/>
+          <w:szCs w:val="28"/>
+        </w:rPr>
+        <w:t xml:space="preserve">Oil plays</w:t>
+      </w:r>
+    </w:p>
+    <w:p>
+      <w:pPr>
+        <w:pStyle w:val="Heading2"/>
+        <w:spacing w:after="70" w:before="240"/>
+      </w:pPr>
+      <w:r>
+        <w:rPr>
+          <w:b/>
+          <w:bCs/>
+          <w:color w:val="1F4E5F"/>
+          <w:sz w:val="23"/>
+          <w:szCs w:val="23"/>
+        </w:rPr>
+        <w:t xml:space="preserve">Athabasca in-situ — Christina Lake, Foster Creek, Firebag, Surmont</w:t>
+      </w:r>
+    </w:p>
+    <w:p>
+      <w:pPr>
+        <w:spacing w:after="110"/>
+      </w:pPr>
+      <w:r>
+        <w:rPr>
+          <w:i w:val="false"/>
+          <w:iCs w:val="false"/>
+          <w:sz w:val="19"/>
+          <w:szCs w:val="19"/>
+        </w:rPr>
+        <w:t xml:space="preserve">SAGD thermal — paired horizontal wells, steam injected above, heated bitumen drains into the producer below. The largest single pool of production in the country and the core of the Canadian large-cap story. Low decline and long life, but capital never stops: new well pairs are drilled continuously to keep the central plant full. Growth arrives in lumps as plants are expanded, which is why thermal names guide to named projects rather than a rig count.</w:t>
+      </w:r>
+    </w:p>
+    <w:p>
+      <w:pPr>
+        <w:shd w:fill="EEF3F6" w:val="clear"/>
+        <w:spacing w:after="100" w:before="40"/>
+      </w:pPr>
+      <w:r>
+        <w:rPr>
+          <w:b/>
+          <w:bCs/>
+          <w:color w:val="1F4E5F"/>
+          <w:sz w:val="19"/>
+          <w:szCs w:val="19"/>
+        </w:rPr>
+        <w:t xml:space="preserve">  1,230,554 boe/d  —  1,190,664 b/d bitumen · 239 MMcf/d gas  ·  3% gas  </w:t>
+      </w:r>
+    </w:p>
+    <w:tbl>
+      <w:tblPr>
+        <w:tblW w:type="dxa" w:w="7000"/>
+        <w:tblBorders>
+          <w:top w:val="single" w:color="auto" w:sz="4"/>
+          <w:left w:val="single" w:color="auto" w:sz="4"/>
+          <w:bottom w:val="single" w:color="auto" w:sz="4"/>
+          <w:right w:val="single" w:color="auto" w:sz="4"/>
+          <w:insideH w:val="single" w:color="auto" w:sz="4"/>
+          <w:insideV w:val="single" w:color="auto" w:sz="4"/>
+        </w:tblBorders>
+      </w:tblPr>
+      <w:tblGrid>
+        <w:gridCol w:w="5100"/>
+        <w:gridCol w:w="1900"/>
+      </w:tblGrid>
+      <w:tr>
+        <w:trPr>
+          <w:tblHeader/>
+        </w:trPr>
+        <w:tc>
+          <w:tcPr>
+            <w:tcW w:type="dxa" w:w="5100"/>
+            <w:shd w:fill="EEF3F6" w:val="clear"/>
+            <w:tcMar>
+              <w:top w:type="dxa" w:w="50"/>
+              <w:left w:type="dxa" w:w="110"/>
+              <w:bottom w:type="dxa" w:w="50"/>
+              <w:right w:type="dxa" w:w="110"/>
+            </w:tcMar>
+          </w:tcPr>
+          <w:p>
+            <w:pPr>
+              <w:jc w:val="left"/>
+            </w:pPr>
+            <w:r>
+              <w:rPr>
+                <w:b/>
+                <w:bCs/>
+                <w:color w:val="1F4E5F"/>
+                <w:sz w:val="17"/>
+                <w:szCs w:val="17"/>
+              </w:rPr>
+              <w:t xml:space="preserve">Operator</w:t>
+            </w:r>
+          </w:p>
+        </w:tc>
+        <w:tc>
+          <w:tcPr>
+            <w:tcW w:type="dxa" w:w="1900"/>
+            <w:shd w:fill="EEF3F6" w:val="clear"/>
+            <w:tcMar>
+              <w:top w:type="dxa" w:w="50"/>
+              <w:left w:type="dxa" w:w="110"/>
+              <w:bottom w:type="dxa" w:w="50"/>
+              <w:right w:type="dxa" w:w="110"/>
+            </w:tcMar>
+          </w:tcPr>
+          <w:p>
+            <w:pPr>
+              <w:jc w:val="right"/>
+            </w:pPr>
+            <w:r>
+              <w:rPr>
+                <w:b/>
+                <w:bCs/>
+                <w:color w:val="1F4E5F"/>
+                <w:sz w:val="17"/>
+                <w:szCs w:val="17"/>
+              </w:rPr>
               <w:t xml:space="preserve">b/d</w:t>
             </w:r>
           </w:p>
@@ -3704,6 +4160,682 @@
                 <w:sz w:val="17"/>
                 <w:szCs w:val="17"/>
               </w:rPr>
+              <w:t xml:space="preserve">Cenovus</w:t>
+            </w:r>
+          </w:p>
+        </w:tc>
+        <w:tc>
+          <w:tcPr>
+            <w:tcW w:type="dxa" w:w="1900"/>
+            <w:tcMar>
+              <w:top w:type="dxa" w:w="45"/>
+              <w:left w:type="dxa" w:w="110"/>
+              <w:bottom w:type="dxa" w:w="45"/>
+              <w:right w:type="dxa" w:w="110"/>
+            </w:tcMar>
+          </w:tcPr>
+          <w:p>
+            <w:pPr>
+              <w:jc w:val="right"/>
+            </w:pPr>
+            <w:r>
+              <w:rPr>
+                <w:sz w:val="17"/>
+                <w:szCs w:val="17"/>
+              </w:rPr>
+              <w:t xml:space="preserve">439,294</w:t>
+            </w:r>
+          </w:p>
+        </w:tc>
+      </w:tr>
+      <w:tr>
+        <w:tc>
+          <w:tcPr>
+            <w:tcW w:type="dxa" w:w="5100"/>
+            <w:shd w:fill="F8FAFB" w:val="clear"/>
+            <w:tcMar>
+              <w:top w:type="dxa" w:w="45"/>
+              <w:left w:type="dxa" w:w="110"/>
+              <w:bottom w:type="dxa" w:w="45"/>
+              <w:right w:type="dxa" w:w="110"/>
+            </w:tcMar>
+          </w:tcPr>
+          <w:p>
+            <w:pPr>
+              <w:jc w:val="left"/>
+            </w:pPr>
+            <w:r>
+              <w:rPr>
+                <w:sz w:val="17"/>
+                <w:szCs w:val="17"/>
+              </w:rPr>
+              <w:t xml:space="preserve">Suncor</w:t>
+            </w:r>
+          </w:p>
+        </w:tc>
+        <w:tc>
+          <w:tcPr>
+            <w:tcW w:type="dxa" w:w="1900"/>
+            <w:shd w:fill="F8FAFB" w:val="clear"/>
+            <w:tcMar>
+              <w:top w:type="dxa" w:w="45"/>
+              <w:left w:type="dxa" w:w="110"/>
+              <w:bottom w:type="dxa" w:w="45"/>
+              <w:right w:type="dxa" w:w="110"/>
+            </w:tcMar>
+          </w:tcPr>
+          <w:p>
+            <w:pPr>
+              <w:jc w:val="right"/>
+            </w:pPr>
+            <w:r>
+              <w:rPr>
+                <w:sz w:val="17"/>
+                <w:szCs w:val="17"/>
+              </w:rPr>
+              <w:t xml:space="preserve">275,728</w:t>
+            </w:r>
+          </w:p>
+        </w:tc>
+      </w:tr>
+      <w:tr>
+        <w:tc>
+          <w:tcPr>
+            <w:tcW w:type="dxa" w:w="5100"/>
+            <w:tcMar>
+              <w:top w:type="dxa" w:w="45"/>
+              <w:left w:type="dxa" w:w="110"/>
+              <w:bottom w:type="dxa" w:w="45"/>
+              <w:right w:type="dxa" w:w="110"/>
+            </w:tcMar>
+          </w:tcPr>
+          <w:p>
+            <w:pPr>
+              <w:jc w:val="left"/>
+            </w:pPr>
+            <w:r>
+              <w:rPr>
+                <w:sz w:val="17"/>
+                <w:szCs w:val="17"/>
+              </w:rPr>
+              <w:t xml:space="preserve">Canadian Natural</w:t>
+            </w:r>
+          </w:p>
+        </w:tc>
+        <w:tc>
+          <w:tcPr>
+            <w:tcW w:type="dxa" w:w="1900"/>
+            <w:tcMar>
+              <w:top w:type="dxa" w:w="45"/>
+              <w:left w:type="dxa" w:w="110"/>
+              <w:bottom w:type="dxa" w:w="45"/>
+              <w:right w:type="dxa" w:w="110"/>
+            </w:tcMar>
+          </w:tcPr>
+          <w:p>
+            <w:pPr>
+              <w:jc w:val="right"/>
+            </w:pPr>
+            <w:r>
+              <w:rPr>
+                <w:sz w:val="17"/>
+                <w:szCs w:val="17"/>
+              </w:rPr>
+              <w:t xml:space="preserve">179,548</w:t>
+            </w:r>
+          </w:p>
+        </w:tc>
+      </w:tr>
+      <w:tr>
+        <w:tc>
+          <w:tcPr>
+            <w:tcW w:type="dxa" w:w="5100"/>
+            <w:shd w:fill="F8FAFB" w:val="clear"/>
+            <w:tcMar>
+              <w:top w:type="dxa" w:w="45"/>
+              <w:left w:type="dxa" w:w="110"/>
+              <w:bottom w:type="dxa" w:w="45"/>
+              <w:right w:type="dxa" w:w="110"/>
+            </w:tcMar>
+          </w:tcPr>
+          <w:p>
+            <w:pPr>
+              <w:jc w:val="left"/>
+            </w:pPr>
+            <w:r>
+              <w:rPr>
+                <w:sz w:val="17"/>
+                <w:szCs w:val="17"/>
+              </w:rPr>
+              <w:t xml:space="preserve">ConocoPhillips</w:t>
+            </w:r>
+          </w:p>
+        </w:tc>
+        <w:tc>
+          <w:tcPr>
+            <w:tcW w:type="dxa" w:w="1900"/>
+            <w:shd w:fill="F8FAFB" w:val="clear"/>
+            <w:tcMar>
+              <w:top w:type="dxa" w:w="45"/>
+              <w:left w:type="dxa" w:w="110"/>
+              <w:bottom w:type="dxa" w:w="45"/>
+              <w:right w:type="dxa" w:w="110"/>
+            </w:tcMar>
+          </w:tcPr>
+          <w:p>
+            <w:pPr>
+              <w:jc w:val="right"/>
+            </w:pPr>
+            <w:r>
+              <w:rPr>
+                <w:sz w:val="17"/>
+                <w:szCs w:val="17"/>
+              </w:rPr>
+              <w:t xml:space="preserve">135,914</w:t>
+            </w:r>
+          </w:p>
+        </w:tc>
+      </w:tr>
+      <w:tr>
+        <w:tc>
+          <w:tcPr>
+            <w:tcW w:type="dxa" w:w="5100"/>
+            <w:tcMar>
+              <w:top w:type="dxa" w:w="45"/>
+              <w:left w:type="dxa" w:w="110"/>
+              <w:bottom w:type="dxa" w:w="45"/>
+              <w:right w:type="dxa" w:w="110"/>
+            </w:tcMar>
+          </w:tcPr>
+          <w:p>
+            <w:pPr>
+              <w:jc w:val="left"/>
+            </w:pPr>
+            <w:r>
+              <w:rPr>
+                <w:sz w:val="17"/>
+                <w:szCs w:val="17"/>
+              </w:rPr>
+              <w:t xml:space="preserve">CNOOC</w:t>
+            </w:r>
+          </w:p>
+        </w:tc>
+        <w:tc>
+          <w:tcPr>
+            <w:tcW w:type="dxa" w:w="1900"/>
+            <w:tcMar>
+              <w:top w:type="dxa" w:w="45"/>
+              <w:left w:type="dxa" w:w="110"/>
+              <w:bottom w:type="dxa" w:w="45"/>
+              <w:right w:type="dxa" w:w="110"/>
+            </w:tcMar>
+          </w:tcPr>
+          <w:p>
+            <w:pPr>
+              <w:jc w:val="right"/>
+            </w:pPr>
+            <w:r>
+              <w:rPr>
+                <w:sz w:val="17"/>
+                <w:szCs w:val="17"/>
+              </w:rPr>
+              <w:t xml:space="preserve">69,220</w:t>
+            </w:r>
+          </w:p>
+        </w:tc>
+      </w:tr>
+      <w:tr>
+        <w:tc>
+          <w:tcPr>
+            <w:tcW w:type="dxa" w:w="5100"/>
+            <w:shd w:fill="F8FAFB" w:val="clear"/>
+            <w:tcMar>
+              <w:top w:type="dxa" w:w="45"/>
+              <w:left w:type="dxa" w:w="110"/>
+              <w:bottom w:type="dxa" w:w="45"/>
+              <w:right w:type="dxa" w:w="110"/>
+            </w:tcMar>
+          </w:tcPr>
+          <w:p>
+            <w:pPr>
+              <w:jc w:val="left"/>
+            </w:pPr>
+            <w:r>
+              <w:rPr>
+                <w:sz w:val="17"/>
+                <w:szCs w:val="17"/>
+              </w:rPr>
+              <w:t xml:space="preserve">Athabasca Oil</w:t>
+            </w:r>
+          </w:p>
+        </w:tc>
+        <w:tc>
+          <w:tcPr>
+            <w:tcW w:type="dxa" w:w="1900"/>
+            <w:shd w:fill="F8FAFB" w:val="clear"/>
+            <w:tcMar>
+              <w:top w:type="dxa" w:w="45"/>
+              <w:left w:type="dxa" w:w="110"/>
+              <w:bottom w:type="dxa" w:w="45"/>
+              <w:right w:type="dxa" w:w="110"/>
+            </w:tcMar>
+          </w:tcPr>
+          <w:p>
+            <w:pPr>
+              <w:jc w:val="right"/>
+            </w:pPr>
+            <w:r>
+              <w:rPr>
+                <w:sz w:val="17"/>
+                <w:szCs w:val="17"/>
+              </w:rPr>
+              <w:t xml:space="preserve">32,250</w:t>
+            </w:r>
+          </w:p>
+        </w:tc>
+      </w:tr>
+    </w:tbl>
+    <w:p>
+      <w:pPr>
+        <w:spacing w:after="110"/>
+      </w:pPr>
+      <w:r>
+        <w:rPr>
+          <w:i w:val="false"/>
+          <w:iCs w:val="false"/>
+          <w:color w:val="6B7280"/>
+          <w:sz w:val="19"/>
+          <w:szCs w:val="19"/>
+        </w:rPr>
+        <w:t xml:space="preserve">Cenovus's position reflects the MEG acquisition, which closed 13 November 2025 and consolidated Christina Lake. MEG delisted the next day — do not name it as a comp.</w:t>
+      </w:r>
+    </w:p>
+    <w:p>
+      <w:pPr>
+        <w:pStyle w:val="Heading2"/>
+        <w:spacing w:after="70" w:before="240"/>
+      </w:pPr>
+      <w:r>
+        <w:rPr>
+          <w:b/>
+          <w:bCs/>
+          <w:color w:val="1F4E5F"/>
+          <w:sz w:val="23"/>
+          <w:szCs w:val="23"/>
+        </w:rPr>
+        <w:t xml:space="preserve">Cold Lake</w:t>
+      </w:r>
+    </w:p>
+    <w:p>
+      <w:pPr>
+        <w:spacing w:after="110"/>
+      </w:pPr>
+      <w:r>
+        <w:rPr>
+          <w:i w:val="false"/>
+          <w:iCs w:val="false"/>
+          <w:sz w:val="19"/>
+          <w:szCs w:val="19"/>
+        </w:rPr>
+        <w:t xml:space="preserve">Cyclic steam (CSS, or "huff and puff" — one well alternately injects steam then produces, rather than the two-well SAGD arrangement) alongside SAGD. Imperial's Cold Lake operation is its entire Alberta production, which is a useful check that the geographic attribution is sound.</w:t>
+      </w:r>
+    </w:p>
+    <w:p>
+      <w:pPr>
+        <w:shd w:fill="EEF3F6" w:val="clear"/>
+        <w:spacing w:after="100" w:before="40"/>
+      </w:pPr>
+      <w:r>
+        <w:rPr>
+          <w:b/>
+          <w:bCs/>
+          <w:color w:val="1F4E5F"/>
+          <w:sz w:val="19"/>
+          <w:szCs w:val="19"/>
+        </w:rPr>
+        <w:t xml:space="preserve">  639,561 boe/d  —  605,548 b/d bitumen · 204 MMcf/d gas  ·  5% gas  </w:t>
+      </w:r>
+    </w:p>
+    <w:tbl>
+      <w:tblPr>
+        <w:tblW w:type="dxa" w:w="7000"/>
+        <w:tblBorders>
+          <w:top w:val="single" w:color="auto" w:sz="4"/>
+          <w:left w:val="single" w:color="auto" w:sz="4"/>
+          <w:bottom w:val="single" w:color="auto" w:sz="4"/>
+          <w:right w:val="single" w:color="auto" w:sz="4"/>
+          <w:insideH w:val="single" w:color="auto" w:sz="4"/>
+          <w:insideV w:val="single" w:color="auto" w:sz="4"/>
+        </w:tblBorders>
+      </w:tblPr>
+      <w:tblGrid>
+        <w:gridCol w:w="5100"/>
+        <w:gridCol w:w="1900"/>
+      </w:tblGrid>
+      <w:tr>
+        <w:trPr>
+          <w:tblHeader/>
+        </w:trPr>
+        <w:tc>
+          <w:tcPr>
+            <w:tcW w:type="dxa" w:w="5100"/>
+            <w:shd w:fill="EEF3F6" w:val="clear"/>
+            <w:tcMar>
+              <w:top w:type="dxa" w:w="50"/>
+              <w:left w:type="dxa" w:w="110"/>
+              <w:bottom w:type="dxa" w:w="50"/>
+              <w:right w:type="dxa" w:w="110"/>
+            </w:tcMar>
+          </w:tcPr>
+          <w:p>
+            <w:pPr>
+              <w:jc w:val="left"/>
+            </w:pPr>
+            <w:r>
+              <w:rPr>
+                <w:b/>
+                <w:bCs/>
+                <w:color w:val="1F4E5F"/>
+                <w:sz w:val="17"/>
+                <w:szCs w:val="17"/>
+              </w:rPr>
+              <w:t xml:space="preserve">Operator</w:t>
+            </w:r>
+          </w:p>
+        </w:tc>
+        <w:tc>
+          <w:tcPr>
+            <w:tcW w:type="dxa" w:w="1900"/>
+            <w:shd w:fill="EEF3F6" w:val="clear"/>
+            <w:tcMar>
+              <w:top w:type="dxa" w:w="50"/>
+              <w:left w:type="dxa" w:w="110"/>
+              <w:bottom w:type="dxa" w:w="50"/>
+              <w:right w:type="dxa" w:w="110"/>
+            </w:tcMar>
+          </w:tcPr>
+          <w:p>
+            <w:pPr>
+              <w:jc w:val="right"/>
+            </w:pPr>
+            <w:r>
+              <w:rPr>
+                <w:b/>
+                <w:bCs/>
+                <w:color w:val="1F4E5F"/>
+                <w:sz w:val="17"/>
+                <w:szCs w:val="17"/>
+              </w:rPr>
+              <w:t xml:space="preserve">b/d</w:t>
+            </w:r>
+          </w:p>
+        </w:tc>
+      </w:tr>
+      <w:tr>
+        <w:tc>
+          <w:tcPr>
+            <w:tcW w:type="dxa" w:w="5100"/>
+            <w:tcMar>
+              <w:top w:type="dxa" w:w="45"/>
+              <w:left w:type="dxa" w:w="110"/>
+              <w:bottom w:type="dxa" w:w="45"/>
+              <w:right w:type="dxa" w:w="110"/>
+            </w:tcMar>
+          </w:tcPr>
+          <w:p>
+            <w:pPr>
+              <w:jc w:val="left"/>
+            </w:pPr>
+            <w:r>
+              <w:rPr>
+                <w:sz w:val="17"/>
+                <w:szCs w:val="17"/>
+              </w:rPr>
+              <w:t xml:space="preserve">Cenovus</w:t>
+            </w:r>
+          </w:p>
+        </w:tc>
+        <w:tc>
+          <w:tcPr>
+            <w:tcW w:type="dxa" w:w="1900"/>
+            <w:tcMar>
+              <w:top w:type="dxa" w:w="45"/>
+              <w:left w:type="dxa" w:w="110"/>
+              <w:bottom w:type="dxa" w:w="45"/>
+              <w:right w:type="dxa" w:w="110"/>
+            </w:tcMar>
+          </w:tcPr>
+          <w:p>
+            <w:pPr>
+              <w:jc w:val="right"/>
+            </w:pPr>
+            <w:r>
+              <w:rPr>
+                <w:sz w:val="17"/>
+                <w:szCs w:val="17"/>
+              </w:rPr>
+              <w:t xml:space="preserve">185,958</w:t>
+            </w:r>
+          </w:p>
+        </w:tc>
+      </w:tr>
+      <w:tr>
+        <w:tc>
+          <w:tcPr>
+            <w:tcW w:type="dxa" w:w="5100"/>
+            <w:shd w:fill="F8FAFB" w:val="clear"/>
+            <w:tcMar>
+              <w:top w:type="dxa" w:w="45"/>
+              <w:left w:type="dxa" w:w="110"/>
+              <w:bottom w:type="dxa" w:w="45"/>
+              <w:right w:type="dxa" w:w="110"/>
+            </w:tcMar>
+          </w:tcPr>
+          <w:p>
+            <w:pPr>
+              <w:jc w:val="left"/>
+            </w:pPr>
+            <w:r>
+              <w:rPr>
+                <w:sz w:val="17"/>
+                <w:szCs w:val="17"/>
+              </w:rPr>
+              <w:t xml:space="preserve">Canadian Natural</w:t>
+            </w:r>
+          </w:p>
+        </w:tc>
+        <w:tc>
+          <w:tcPr>
+            <w:tcW w:type="dxa" w:w="1900"/>
+            <w:shd w:fill="F8FAFB" w:val="clear"/>
+            <w:tcMar>
+              <w:top w:type="dxa" w:w="45"/>
+              <w:left w:type="dxa" w:w="110"/>
+              <w:bottom w:type="dxa" w:w="45"/>
+              <w:right w:type="dxa" w:w="110"/>
+            </w:tcMar>
+          </w:tcPr>
+          <w:p>
+            <w:pPr>
+              <w:jc w:val="right"/>
+            </w:pPr>
+            <w:r>
+              <w:rPr>
+                <w:sz w:val="17"/>
+                <w:szCs w:val="17"/>
+              </w:rPr>
+              <w:t xml:space="preserve">166,345</w:t>
+            </w:r>
+          </w:p>
+        </w:tc>
+      </w:tr>
+      <w:tr>
+        <w:tc>
+          <w:tcPr>
+            <w:tcW w:type="dxa" w:w="5100"/>
+            <w:tcMar>
+              <w:top w:type="dxa" w:w="45"/>
+              <w:left w:type="dxa" w:w="110"/>
+              <w:bottom w:type="dxa" w:w="45"/>
+              <w:right w:type="dxa" w:w="110"/>
+            </w:tcMar>
+          </w:tcPr>
+          <w:p>
+            <w:pPr>
+              <w:jc w:val="left"/>
+            </w:pPr>
+            <w:r>
+              <w:rPr>
+                <w:sz w:val="17"/>
+                <w:szCs w:val="17"/>
+              </w:rPr>
+              <w:t xml:space="preserve">Imperial Oil</w:t>
+            </w:r>
+          </w:p>
+        </w:tc>
+        <w:tc>
+          <w:tcPr>
+            <w:tcW w:type="dxa" w:w="1900"/>
+            <w:tcMar>
+              <w:top w:type="dxa" w:w="45"/>
+              <w:left w:type="dxa" w:w="110"/>
+              <w:bottom w:type="dxa" w:w="45"/>
+              <w:right w:type="dxa" w:w="110"/>
+            </w:tcMar>
+          </w:tcPr>
+          <w:p>
+            <w:pPr>
+              <w:jc w:val="right"/>
+            </w:pPr>
+            <w:r>
+              <w:rPr>
+                <w:sz w:val="17"/>
+                <w:szCs w:val="17"/>
+              </w:rPr>
+              <w:t xml:space="preserve">160,371</w:t>
+            </w:r>
+          </w:p>
+        </w:tc>
+      </w:tr>
+      <w:tr>
+        <w:tc>
+          <w:tcPr>
+            <w:tcW w:type="dxa" w:w="5100"/>
+            <w:shd w:fill="F8FAFB" w:val="clear"/>
+            <w:tcMar>
+              <w:top w:type="dxa" w:w="45"/>
+              <w:left w:type="dxa" w:w="110"/>
+              <w:bottom w:type="dxa" w:w="45"/>
+              <w:right w:type="dxa" w:w="110"/>
+            </w:tcMar>
+          </w:tcPr>
+          <w:p>
+            <w:pPr>
+              <w:jc w:val="left"/>
+            </w:pPr>
+            <w:r>
+              <w:rPr>
+                <w:sz w:val="17"/>
+                <w:szCs w:val="17"/>
+              </w:rPr>
+              <w:t xml:space="preserve">Strathcona</w:t>
+            </w:r>
+          </w:p>
+        </w:tc>
+        <w:tc>
+          <w:tcPr>
+            <w:tcW w:type="dxa" w:w="1900"/>
+            <w:shd w:fill="F8FAFB" w:val="clear"/>
+            <w:tcMar>
+              <w:top w:type="dxa" w:w="45"/>
+              <w:left w:type="dxa" w:w="110"/>
+              <w:bottom w:type="dxa" w:w="45"/>
+              <w:right w:type="dxa" w:w="110"/>
+            </w:tcMar>
+          </w:tcPr>
+          <w:p>
+            <w:pPr>
+              <w:jc w:val="right"/>
+            </w:pPr>
+            <w:r>
+              <w:rPr>
+                <w:sz w:val="17"/>
+                <w:szCs w:val="17"/>
+              </w:rPr>
+              <w:t xml:space="preserve">65,063</w:t>
+            </w:r>
+          </w:p>
+        </w:tc>
+      </w:tr>
+      <w:tr>
+        <w:tc>
+          <w:tcPr>
+            <w:tcW w:type="dxa" w:w="5100"/>
+            <w:tcMar>
+              <w:top w:type="dxa" w:w="45"/>
+              <w:left w:type="dxa" w:w="110"/>
+              <w:bottom w:type="dxa" w:w="45"/>
+              <w:right w:type="dxa" w:w="110"/>
+            </w:tcMar>
+          </w:tcPr>
+          <w:p>
+            <w:pPr>
+              <w:jc w:val="left"/>
+            </w:pPr>
+            <w:r>
+              <w:rPr>
+                <w:sz w:val="17"/>
+                <w:szCs w:val="17"/>
+              </w:rPr>
+              <w:t xml:space="preserve">Caltex Trilogy</w:t>
+            </w:r>
+          </w:p>
+        </w:tc>
+        <w:tc>
+          <w:tcPr>
+            <w:tcW w:type="dxa" w:w="1900"/>
+            <w:tcMar>
+              <w:top w:type="dxa" w:w="45"/>
+              <w:left w:type="dxa" w:w="110"/>
+              <w:bottom w:type="dxa" w:w="45"/>
+              <w:right w:type="dxa" w:w="110"/>
+            </w:tcMar>
+          </w:tcPr>
+          <w:p>
+            <w:pPr>
+              <w:jc w:val="right"/>
+            </w:pPr>
+            <w:r>
+              <w:rPr>
+                <w:sz w:val="17"/>
+                <w:szCs w:val="17"/>
+              </w:rPr>
+              <w:t xml:space="preserve">12,770</w:t>
+            </w:r>
+          </w:p>
+        </w:tc>
+      </w:tr>
+      <w:tr>
+        <w:tc>
+          <w:tcPr>
+            <w:tcW w:type="dxa" w:w="5100"/>
+            <w:shd w:fill="F8FAFB" w:val="clear"/>
+            <w:tcMar>
+              <w:top w:type="dxa" w:w="45"/>
+              <w:left w:type="dxa" w:w="110"/>
+              <w:bottom w:type="dxa" w:w="45"/>
+              <w:right w:type="dxa" w:w="110"/>
+            </w:tcMar>
+          </w:tcPr>
+          <w:p>
+            <w:pPr>
+              <w:jc w:val="left"/>
+            </w:pPr>
+            <w:r>
+              <w:rPr>
+                <w:sz w:val="17"/>
+                <w:szCs w:val="17"/>
+              </w:rPr>
               <w:t xml:space="preserve">Baytex</w:t>
             </w:r>
           </w:p>
@@ -3711,6 +4843,593 @@
         <w:tc>
           <w:tcPr>
             <w:tcW w:type="dxa" w:w="1900"/>
+            <w:shd w:fill="F8FAFB" w:val="clear"/>
+            <w:tcMar>
+              <w:top w:type="dxa" w:w="45"/>
+              <w:left w:type="dxa" w:w="110"/>
+              <w:bottom w:type="dxa" w:w="45"/>
+              <w:right w:type="dxa" w:w="110"/>
+            </w:tcMar>
+          </w:tcPr>
+          <w:p>
+            <w:pPr>
+              <w:jc w:val="right"/>
+            </w:pPr>
+            <w:r>
+              <w:rPr>
+                <w:sz w:val="17"/>
+                <w:szCs w:val="17"/>
+              </w:rPr>
+              <w:t xml:space="preserve">7,277</w:t>
+            </w:r>
+          </w:p>
+        </w:tc>
+      </w:tr>
+    </w:tbl>
+    <w:p>
+      <w:pPr>
+        <w:pStyle w:val="Heading2"/>
+        <w:spacing w:after="70" w:before="240"/>
+      </w:pPr>
+      <w:r>
+        <w:rPr>
+          <w:b/>
+          <w:bCs/>
+          <w:color w:val="1F4E5F"/>
+          <w:sz w:val="23"/>
+          <w:szCs w:val="23"/>
+        </w:rPr>
+        <w:t xml:space="preserve">Clearwater — Marten Hills, Peavine, Nipisi</w:t>
+      </w:r>
+    </w:p>
+    <w:p>
+      <w:pPr>
+        <w:spacing w:after="110"/>
+      </w:pPr>
+      <w:r>
+        <w:rPr>
+          <w:i w:val="false"/>
+          <w:iCs w:val="false"/>
+          <w:sz w:val="19"/>
+          <w:szCs w:val="19"/>
+        </w:rPr>
+        <w:t xml:space="preserve">Shallow, cheap heavy oil produced from multilateral wells — several horizontal legs drilled from a single wellbore, which spreads the cost of one surface location across much more reservoir contact. The highest capital efficiency in Canadian conventional and the most interesting play of the last five years. Almost no associated gas, and no steam, which is what separates it from the thermal plays.</w:t>
+      </w:r>
+    </w:p>
+    <w:p>
+      <w:pPr>
+        <w:shd w:fill="EEF3F6" w:val="clear"/>
+        <w:spacing w:after="100" w:before="40"/>
+      </w:pPr>
+      <w:r>
+        <w:rPr>
+          <w:b/>
+          <w:bCs/>
+          <w:color w:val="1F4E5F"/>
+          <w:sz w:val="19"/>
+          <w:szCs w:val="19"/>
+        </w:rPr>
+        <w:t xml:space="preserve">  212,131 boe/d  —  192,486 b/d oil · 118 MMcf/d gas  ·  9% gas  </w:t>
+      </w:r>
+    </w:p>
+    <w:tbl>
+      <w:tblPr>
+        <w:tblW w:type="dxa" w:w="7000"/>
+        <w:tblBorders>
+          <w:top w:val="single" w:color="auto" w:sz="4"/>
+          <w:left w:val="single" w:color="auto" w:sz="4"/>
+          <w:bottom w:val="single" w:color="auto" w:sz="4"/>
+          <w:right w:val="single" w:color="auto" w:sz="4"/>
+          <w:insideH w:val="single" w:color="auto" w:sz="4"/>
+          <w:insideV w:val="single" w:color="auto" w:sz="4"/>
+        </w:tblBorders>
+      </w:tblPr>
+      <w:tblGrid>
+        <w:gridCol w:w="5100"/>
+        <w:gridCol w:w="1900"/>
+      </w:tblGrid>
+      <w:tr>
+        <w:trPr>
+          <w:tblHeader/>
+        </w:trPr>
+        <w:tc>
+          <w:tcPr>
+            <w:tcW w:type="dxa" w:w="5100"/>
+            <w:shd w:fill="EEF3F6" w:val="clear"/>
+            <w:tcMar>
+              <w:top w:type="dxa" w:w="50"/>
+              <w:left w:type="dxa" w:w="110"/>
+              <w:bottom w:type="dxa" w:w="50"/>
+              <w:right w:type="dxa" w:w="110"/>
+            </w:tcMar>
+          </w:tcPr>
+          <w:p>
+            <w:pPr>
+              <w:jc w:val="left"/>
+            </w:pPr>
+            <w:r>
+              <w:rPr>
+                <w:b/>
+                <w:bCs/>
+                <w:color w:val="1F4E5F"/>
+                <w:sz w:val="17"/>
+                <w:szCs w:val="17"/>
+              </w:rPr>
+              <w:t xml:space="preserve">Operator</w:t>
+            </w:r>
+          </w:p>
+        </w:tc>
+        <w:tc>
+          <w:tcPr>
+            <w:tcW w:type="dxa" w:w="1900"/>
+            <w:shd w:fill="EEF3F6" w:val="clear"/>
+            <w:tcMar>
+              <w:top w:type="dxa" w:w="50"/>
+              <w:left w:type="dxa" w:w="110"/>
+              <w:bottom w:type="dxa" w:w="50"/>
+              <w:right w:type="dxa" w:w="110"/>
+            </w:tcMar>
+          </w:tcPr>
+          <w:p>
+            <w:pPr>
+              <w:jc w:val="right"/>
+            </w:pPr>
+            <w:r>
+              <w:rPr>
+                <w:b/>
+                <w:bCs/>
+                <w:color w:val="1F4E5F"/>
+                <w:sz w:val="17"/>
+                <w:szCs w:val="17"/>
+              </w:rPr>
+              <w:t xml:space="preserve">b/d</w:t>
+            </w:r>
+          </w:p>
+        </w:tc>
+      </w:tr>
+      <w:tr>
+        <w:tc>
+          <w:tcPr>
+            <w:tcW w:type="dxa" w:w="5100"/>
+            <w:tcMar>
+              <w:top w:type="dxa" w:w="45"/>
+              <w:left w:type="dxa" w:w="110"/>
+              <w:bottom w:type="dxa" w:w="45"/>
+              <w:right w:type="dxa" w:w="110"/>
+            </w:tcMar>
+          </w:tcPr>
+          <w:p>
+            <w:pPr>
+              <w:jc w:val="left"/>
+            </w:pPr>
+            <w:r>
+              <w:rPr>
+                <w:sz w:val="17"/>
+                <w:szCs w:val="17"/>
+              </w:rPr>
+              <w:t xml:space="preserve">Spur Petroleum</w:t>
+            </w:r>
+          </w:p>
+        </w:tc>
+        <w:tc>
+          <w:tcPr>
+            <w:tcW w:type="dxa" w:w="1900"/>
+            <w:tcMar>
+              <w:top w:type="dxa" w:w="45"/>
+              <w:left w:type="dxa" w:w="110"/>
+              <w:bottom w:type="dxa" w:w="45"/>
+              <w:right w:type="dxa" w:w="110"/>
+            </w:tcMar>
+          </w:tcPr>
+          <w:p>
+            <w:pPr>
+              <w:jc w:val="right"/>
+            </w:pPr>
+            <w:r>
+              <w:rPr>
+                <w:sz w:val="17"/>
+                <w:szCs w:val="17"/>
+              </w:rPr>
+              <w:t xml:space="preserve">60,665</w:t>
+            </w:r>
+          </w:p>
+        </w:tc>
+      </w:tr>
+      <w:tr>
+        <w:tc>
+          <w:tcPr>
+            <w:tcW w:type="dxa" w:w="5100"/>
+            <w:shd w:fill="F8FAFB" w:val="clear"/>
+            <w:tcMar>
+              <w:top w:type="dxa" w:w="45"/>
+              <w:left w:type="dxa" w:w="110"/>
+              <w:bottom w:type="dxa" w:w="45"/>
+              <w:right w:type="dxa" w:w="110"/>
+            </w:tcMar>
+          </w:tcPr>
+          <w:p>
+            <w:pPr>
+              <w:jc w:val="left"/>
+            </w:pPr>
+            <w:r>
+              <w:rPr>
+                <w:sz w:val="17"/>
+                <w:szCs w:val="17"/>
+              </w:rPr>
+              <w:t xml:space="preserve">Canadian Natural</w:t>
+            </w:r>
+          </w:p>
+        </w:tc>
+        <w:tc>
+          <w:tcPr>
+            <w:tcW w:type="dxa" w:w="1900"/>
+            <w:shd w:fill="F8FAFB" w:val="clear"/>
+            <w:tcMar>
+              <w:top w:type="dxa" w:w="45"/>
+              <w:left w:type="dxa" w:w="110"/>
+              <w:bottom w:type="dxa" w:w="45"/>
+              <w:right w:type="dxa" w:w="110"/>
+            </w:tcMar>
+          </w:tcPr>
+          <w:p>
+            <w:pPr>
+              <w:jc w:val="right"/>
+            </w:pPr>
+            <w:r>
+              <w:rPr>
+                <w:sz w:val="17"/>
+                <w:szCs w:val="17"/>
+              </w:rPr>
+              <w:t xml:space="preserve">44,544</w:t>
+            </w:r>
+          </w:p>
+        </w:tc>
+      </w:tr>
+      <w:tr>
+        <w:tc>
+          <w:tcPr>
+            <w:tcW w:type="dxa" w:w="5100"/>
+            <w:tcMar>
+              <w:top w:type="dxa" w:w="45"/>
+              <w:left w:type="dxa" w:w="110"/>
+              <w:bottom w:type="dxa" w:w="45"/>
+              <w:right w:type="dxa" w:w="110"/>
+            </w:tcMar>
+          </w:tcPr>
+          <w:p>
+            <w:pPr>
+              <w:jc w:val="left"/>
+            </w:pPr>
+            <w:r>
+              <w:rPr>
+                <w:sz w:val="17"/>
+                <w:szCs w:val="17"/>
+              </w:rPr>
+              <w:t xml:space="preserve">Tamarack Valley</w:t>
+            </w:r>
+          </w:p>
+        </w:tc>
+        <w:tc>
+          <w:tcPr>
+            <w:tcW w:type="dxa" w:w="1900"/>
+            <w:tcMar>
+              <w:top w:type="dxa" w:w="45"/>
+              <w:left w:type="dxa" w:w="110"/>
+              <w:bottom w:type="dxa" w:w="45"/>
+              <w:right w:type="dxa" w:w="110"/>
+            </w:tcMar>
+          </w:tcPr>
+          <w:p>
+            <w:pPr>
+              <w:jc w:val="right"/>
+            </w:pPr>
+            <w:r>
+              <w:rPr>
+                <w:sz w:val="17"/>
+                <w:szCs w:val="17"/>
+              </w:rPr>
+              <w:t xml:space="preserve">43,462</w:t>
+            </w:r>
+          </w:p>
+        </w:tc>
+      </w:tr>
+      <w:tr>
+        <w:tc>
+          <w:tcPr>
+            <w:tcW w:type="dxa" w:w="5100"/>
+            <w:shd w:fill="F8FAFB" w:val="clear"/>
+            <w:tcMar>
+              <w:top w:type="dxa" w:w="45"/>
+              <w:left w:type="dxa" w:w="110"/>
+              <w:bottom w:type="dxa" w:w="45"/>
+              <w:right w:type="dxa" w:w="110"/>
+            </w:tcMar>
+          </w:tcPr>
+          <w:p>
+            <w:pPr>
+              <w:jc w:val="left"/>
+            </w:pPr>
+            <w:r>
+              <w:rPr>
+                <w:sz w:val="17"/>
+                <w:szCs w:val="17"/>
+              </w:rPr>
+              <w:t xml:space="preserve">Headwater Exploration</w:t>
+            </w:r>
+          </w:p>
+        </w:tc>
+        <w:tc>
+          <w:tcPr>
+            <w:tcW w:type="dxa" w:w="1900"/>
+            <w:shd w:fill="F8FAFB" w:val="clear"/>
+            <w:tcMar>
+              <w:top w:type="dxa" w:w="45"/>
+              <w:left w:type="dxa" w:w="110"/>
+              <w:bottom w:type="dxa" w:w="45"/>
+              <w:right w:type="dxa" w:w="110"/>
+            </w:tcMar>
+          </w:tcPr>
+          <w:p>
+            <w:pPr>
+              <w:jc w:val="right"/>
+            </w:pPr>
+            <w:r>
+              <w:rPr>
+                <w:sz w:val="17"/>
+                <w:szCs w:val="17"/>
+              </w:rPr>
+              <w:t xml:space="preserve">23,123</w:t>
+            </w:r>
+          </w:p>
+        </w:tc>
+      </w:tr>
+      <w:tr>
+        <w:tc>
+          <w:tcPr>
+            <w:tcW w:type="dxa" w:w="5100"/>
+            <w:tcMar>
+              <w:top w:type="dxa" w:w="45"/>
+              <w:left w:type="dxa" w:w="110"/>
+              <w:bottom w:type="dxa" w:w="45"/>
+              <w:right w:type="dxa" w:w="110"/>
+            </w:tcMar>
+          </w:tcPr>
+          <w:p>
+            <w:pPr>
+              <w:jc w:val="left"/>
+            </w:pPr>
+            <w:r>
+              <w:rPr>
+                <w:sz w:val="17"/>
+                <w:szCs w:val="17"/>
+              </w:rPr>
+              <w:t xml:space="preserve">Cardinal Energy</w:t>
+            </w:r>
+          </w:p>
+        </w:tc>
+        <w:tc>
+          <w:tcPr>
+            <w:tcW w:type="dxa" w:w="1900"/>
+            <w:tcMar>
+              <w:top w:type="dxa" w:w="45"/>
+              <w:left w:type="dxa" w:w="110"/>
+              <w:bottom w:type="dxa" w:w="45"/>
+              <w:right w:type="dxa" w:w="110"/>
+            </w:tcMar>
+          </w:tcPr>
+          <w:p>
+            <w:pPr>
+              <w:jc w:val="right"/>
+            </w:pPr>
+            <w:r>
+              <w:rPr>
+                <w:sz w:val="17"/>
+                <w:szCs w:val="17"/>
+              </w:rPr>
+              <w:t xml:space="preserve">4,179</w:t>
+            </w:r>
+          </w:p>
+        </w:tc>
+      </w:tr>
+      <w:tr>
+        <w:tc>
+          <w:tcPr>
+            <w:tcW w:type="dxa" w:w="5100"/>
+            <w:shd w:fill="F8FAFB" w:val="clear"/>
+            <w:tcMar>
+              <w:top w:type="dxa" w:w="45"/>
+              <w:left w:type="dxa" w:w="110"/>
+              <w:bottom w:type="dxa" w:w="45"/>
+              <w:right w:type="dxa" w:w="110"/>
+            </w:tcMar>
+          </w:tcPr>
+          <w:p>
+            <w:pPr>
+              <w:jc w:val="left"/>
+            </w:pPr>
+            <w:r>
+              <w:rPr>
+                <w:sz w:val="17"/>
+                <w:szCs w:val="17"/>
+              </w:rPr>
+              <w:t xml:space="preserve">Clear North Energy</w:t>
+            </w:r>
+          </w:p>
+        </w:tc>
+        <w:tc>
+          <w:tcPr>
+            <w:tcW w:type="dxa" w:w="1900"/>
+            <w:shd w:fill="F8FAFB" w:val="clear"/>
+            <w:tcMar>
+              <w:top w:type="dxa" w:w="45"/>
+              <w:left w:type="dxa" w:w="110"/>
+              <w:bottom w:type="dxa" w:w="45"/>
+              <w:right w:type="dxa" w:w="110"/>
+            </w:tcMar>
+          </w:tcPr>
+          <w:p>
+            <w:pPr>
+              <w:jc w:val="right"/>
+            </w:pPr>
+            <w:r>
+              <w:rPr>
+                <w:sz w:val="17"/>
+                <w:szCs w:val="17"/>
+              </w:rPr>
+              <w:t xml:space="preserve">3,048</w:t>
+            </w:r>
+          </w:p>
+        </w:tc>
+      </w:tr>
+    </w:tbl>
+    <w:p>
+      <w:pPr>
+        <w:pStyle w:val="Heading2"/>
+        <w:spacing w:after="70" w:before="240"/>
+      </w:pPr>
+      <w:r>
+        <w:rPr>
+          <w:b/>
+          <w:bCs/>
+          <w:color w:val="1F4E5F"/>
+          <w:sz w:val="23"/>
+          <w:szCs w:val="23"/>
+        </w:rPr>
+        <w:t xml:space="preserve">Peace River oil sands</w:t>
+      </w:r>
+    </w:p>
+    <w:p>
+      <w:pPr>
+        <w:spacing w:after="110"/>
+      </w:pPr>
+      <w:r>
+        <w:rPr>
+          <w:i w:val="false"/>
+          <w:iCs w:val="false"/>
+          <w:sz w:val="19"/>
+          <w:szCs w:val="19"/>
+        </w:rPr>
+        <w:t xml:space="preserve">Heavy oil in the northwest. Smaller than Athabasca or Cold Lake, and the play most associated with Baytex.</w:t>
+      </w:r>
+    </w:p>
+    <w:p>
+      <w:pPr>
+        <w:shd w:fill="EEF3F6" w:val="clear"/>
+        <w:spacing w:after="100" w:before="40"/>
+      </w:pPr>
+      <w:r>
+        <w:rPr>
+          <w:b/>
+          <w:bCs/>
+          <w:color w:val="1F4E5F"/>
+          <w:sz w:val="19"/>
+          <w:szCs w:val="19"/>
+        </w:rPr>
+        <w:t xml:space="preserve">  52,658 boe/d  —  41,668 b/d oil · 66 MMcf/d gas  ·  21% gas  </w:t>
+      </w:r>
+    </w:p>
+    <w:tbl>
+      <w:tblPr>
+        <w:tblW w:type="dxa" w:w="7000"/>
+        <w:tblBorders>
+          <w:top w:val="single" w:color="auto" w:sz="4"/>
+          <w:left w:val="single" w:color="auto" w:sz="4"/>
+          <w:bottom w:val="single" w:color="auto" w:sz="4"/>
+          <w:right w:val="single" w:color="auto" w:sz="4"/>
+          <w:insideH w:val="single" w:color="auto" w:sz="4"/>
+          <w:insideV w:val="single" w:color="auto" w:sz="4"/>
+        </w:tblBorders>
+      </w:tblPr>
+      <w:tblGrid>
+        <w:gridCol w:w="5100"/>
+        <w:gridCol w:w="1900"/>
+      </w:tblGrid>
+      <w:tr>
+        <w:trPr>
+          <w:tblHeader/>
+        </w:trPr>
+        <w:tc>
+          <w:tcPr>
+            <w:tcW w:type="dxa" w:w="5100"/>
+            <w:shd w:fill="EEF3F6" w:val="clear"/>
+            <w:tcMar>
+              <w:top w:type="dxa" w:w="50"/>
+              <w:left w:type="dxa" w:w="110"/>
+              <w:bottom w:type="dxa" w:w="50"/>
+              <w:right w:type="dxa" w:w="110"/>
+            </w:tcMar>
+          </w:tcPr>
+          <w:p>
+            <w:pPr>
+              <w:jc w:val="left"/>
+            </w:pPr>
+            <w:r>
+              <w:rPr>
+                <w:b/>
+                <w:bCs/>
+                <w:color w:val="1F4E5F"/>
+                <w:sz w:val="17"/>
+                <w:szCs w:val="17"/>
+              </w:rPr>
+              <w:t xml:space="preserve">Operator</w:t>
+            </w:r>
+          </w:p>
+        </w:tc>
+        <w:tc>
+          <w:tcPr>
+            <w:tcW w:type="dxa" w:w="1900"/>
+            <w:shd w:fill="EEF3F6" w:val="clear"/>
+            <w:tcMar>
+              <w:top w:type="dxa" w:w="50"/>
+              <w:left w:type="dxa" w:w="110"/>
+              <w:bottom w:type="dxa" w:w="50"/>
+              <w:right w:type="dxa" w:w="110"/>
+            </w:tcMar>
+          </w:tcPr>
+          <w:p>
+            <w:pPr>
+              <w:jc w:val="right"/>
+            </w:pPr>
+            <w:r>
+              <w:rPr>
+                <w:b/>
+                <w:bCs/>
+                <w:color w:val="1F4E5F"/>
+                <w:sz w:val="17"/>
+                <w:szCs w:val="17"/>
+              </w:rPr>
+              <w:t xml:space="preserve">b/d</w:t>
+            </w:r>
+          </w:p>
+        </w:tc>
+      </w:tr>
+      <w:tr>
+        <w:tc>
+          <w:tcPr>
+            <w:tcW w:type="dxa" w:w="5100"/>
+            <w:tcMar>
+              <w:top w:type="dxa" w:w="45"/>
+              <w:left w:type="dxa" w:w="110"/>
+              <w:bottom w:type="dxa" w:w="45"/>
+              <w:right w:type="dxa" w:w="110"/>
+            </w:tcMar>
+          </w:tcPr>
+          <w:p>
+            <w:pPr>
+              <w:jc w:val="left"/>
+            </w:pPr>
+            <w:r>
+              <w:rPr>
+                <w:sz w:val="17"/>
+                <w:szCs w:val="17"/>
+              </w:rPr>
+              <w:t xml:space="preserve">Baytex</w:t>
+            </w:r>
+          </w:p>
+        </w:tc>
+        <w:tc>
+          <w:tcPr>
+            <w:tcW w:type="dxa" w:w="1900"/>
             <w:tcMar>
               <w:top w:type="dxa" w:w="45"/>
               <w:left w:type="dxa" w:w="110"/>
@@ -3929,6 +5648,217 @@
         </w:tc>
       </w:tr>
     </w:tbl>
+    <w:p>
+      <w:pPr>
+        <w:pStyle w:val="Heading1"/>
+        <w:pBdr>
+          <w:bottom w:val="single" w:color="D5DBE0" w:sz="6"/>
+        </w:pBdr>
+        <w:spacing w:after="130" w:before="340"/>
+      </w:pPr>
+      <w:r>
+        <w:rPr>
+          <w:b/>
+          <w:bCs/>
+          <w:color w:val="1F4E5F"/>
+          <w:sz w:val="28"/>
+          <w:szCs w:val="28"/>
+        </w:rPr>
+        <w:t xml:space="preserve">Condensate — where the numbers come from</w:t>
+      </w:r>
+    </w:p>
+    <w:p>
+      <w:pPr>
+        <w:spacing w:after="110"/>
+      </w:pPr>
+      <w:r>
+        <w:rPr>
+          <w:i w:val="false"/>
+          <w:iCs w:val="false"/>
+          <w:sz w:val="19"/>
+          <w:szCs w:val="19"/>
+        </w:rPr>
+        <w:t xml:space="preserve">Alberta condensate is reported in two places, and using only one of them understates the stream by roughly five times. This matters more than any other data issue in this document.</w:t>
+      </w:r>
+    </w:p>
+    <w:p>
+      <w:pPr>
+        <w:shd w:fill="EEF3F6" w:val="clear"/>
+        <w:spacing w:after="100" w:before="40"/>
+      </w:pPr>
+      <w:r>
+        <w:rPr>
+          <w:b/>
+          <w:bCs/>
+          <w:color w:val="1F4E5F"/>
+          <w:sz w:val="19"/>
+          <w:szCs w:val="19"/>
+        </w:rPr>
+        <w:t xml:space="preserve">  Plant C5-SP  275,938 b/d  ·  Plant C5-MX  56,220  ·  Battery COND  95,870  —  Alberta C5+ roughly 372,000 b/d  </w:t>
+      </w:r>
+    </w:p>
+    <w:p>
+      <w:pPr>
+        <w:spacing w:after="110"/>
+      </w:pPr>
+      <w:r>
+        <w:rPr>
+          <w:b/>
+          <w:bCs/>
+          <w:sz w:val="19"/>
+          <w:szCs w:val="19"/>
+        </w:rPr>
+        <w:t xml:space="preserve">Why the split exists. </w:t>
+      </w:r>
+      <w:r>
+        <w:rPr>
+          <w:sz w:val="19"/>
+          <w:szCs w:val="19"/>
+        </w:rPr>
+        <w:t xml:space="preserve">Petrinex books a volume at the facility that measures it. An operator metering liquids at its own field battery has condensate allocated back to the well. An operator sending raw gas to a third-party deep-cut or straddle plant has the C5+ stripped downstream and recorded against the plant — never against the well that produced it.</w:t>
+      </w:r>
+    </w:p>
+    <w:p>
+      <w:pPr>
+        <w:spacing w:after="110"/>
+      </w:pPr>
+      <w:r>
+        <w:rPr>
+          <w:i w:val="false"/>
+          <w:iCs w:val="false"/>
+          <w:sz w:val="19"/>
+          <w:szCs w:val="19"/>
+        </w:rPr>
+        <w:t xml:space="preserve">The distortion looks exactly like geology and is not. ARC shows 84 bbl/MMcf across 548 MMcf/d because ARC meters at its own effluent batteries. Ovintiv shows 0.1 bbl/MMcf across 964 MMcf/d — in Kakwa, one of the most condensate-rich areas on the continent. Ovintiv's condensate is real; this file simply cannot see it. Reading that contrast as rock quality would be a serious error.</w:t>
+      </w:r>
+    </w:p>
+    <w:p>
+      <w:pPr>
+        <w:spacing w:after="110"/>
+      </w:pPr>
+      <w:r>
+        <w:rPr>
+          <w:b/>
+          <w:bCs/>
+          <w:sz w:val="19"/>
+          <w:szCs w:val="19"/>
+        </w:rPr>
+        <w:t xml:space="preserve">What was done about it. </w:t>
+      </w:r>
+      <w:r>
+        <w:rPr>
+          <w:sz w:val="19"/>
+          <w:szCs w:val="19"/>
+        </w:rPr>
+        <w:t xml:space="preserve">Plant-level C5-SP is now pulled separately and geocoded from each facility's DLS location, giving 212 mapped plants and 277,413 b/d — against 67,951 b/d visible in the well data. Play-level condensate in this document uses the plant figures. The correction is largest in the Deep Basin, where it is twelvefold and reverses the conclusion the well data invites.</w:t>
+      </w:r>
+    </w:p>
+    <w:p>
+      <w:pPr>
+        <w:spacing w:after="110"/>
+      </w:pPr>
+      <w:r>
+        <w:rPr>
+          <w:b/>
+          <w:bCs/>
+          <w:sz w:val="19"/>
+          <w:szCs w:val="19"/>
+        </w:rPr>
+        <w:t xml:space="preserve">What still cannot be done. </w:t>
+      </w:r>
+      <w:r>
+        <w:rPr>
+          <w:sz w:val="19"/>
+          <w:szCs w:val="19"/>
+        </w:rPr>
+        <w:t xml:space="preserve">Plant volumes cannot be pushed back to wells. Gas receipts recorded at plants total 613 MMcf/d against 11,650 MMcf/d of Alberta production, and only 3.8% name a facility present in the well file — most gas arrives via gathering systems whose upstream legs are not reported. Any well-level allocation would be invention.</w:t>
+      </w:r>
+    </w:p>
+    <w:p>
+      <w:pPr>
+        <w:pStyle w:val="ListParagraph"/>
+        <w:numPr>
+          <w:ilvl w:val="0"/>
+          <w:numId w:val="2"/>
+        </w:numPr>
+        <w:spacing w:after="60"/>
+      </w:pPr>
+      <w:r>
+        <w:rPr>
+          <w:sz w:val="19"/>
+          <w:szCs w:val="19"/>
+        </w:rPr>
+        <w:t xml:space="preserve">Play-level condensate — use the plant figures. Sound.</w:t>
+      </w:r>
+    </w:p>
+    <w:p>
+      <w:pPr>
+        <w:pStyle w:val="ListParagraph"/>
+        <w:numPr>
+          <w:ilvl w:val="0"/>
+          <w:numId w:val="2"/>
+        </w:numPr>
+        <w:spacing w:after="60"/>
+      </w:pPr>
+      <w:r>
+        <w:rPr>
+          <w:sz w:val="19"/>
+          <w:szCs w:val="19"/>
+        </w:rPr>
+        <w:t xml:space="preserve">Operator-level condensate — do not use this data at all. Cite company disclosure or AER ST98.</w:t>
+      </w:r>
+    </w:p>
+    <w:p>
+      <w:pPr>
+        <w:pStyle w:val="ListParagraph"/>
+        <w:numPr>
+          <w:ilvl w:val="0"/>
+          <w:numId w:val="2"/>
+        </w:numPr>
+        <w:spacing w:after="60"/>
+      </w:pPr>
+      <w:r>
+        <w:rPr>
+          <w:sz w:val="19"/>
+          <w:szCs w:val="19"/>
+        </w:rPr>
+        <w:t xml:space="preserve">Plant operator is not the gas owner. The largest C5+ processors are Pembina Gas Infrastructure and Keyera, midstream firms owning none of the molecules.</w:t>
+      </w:r>
+    </w:p>
+    <w:p>
+      <w:pPr>
+        <w:pStyle w:val="ListParagraph"/>
+        <w:numPr>
+          <w:ilvl w:val="0"/>
+          <w:numId w:val="2"/>
+        </w:numPr>
+        <w:spacing w:after="60"/>
+      </w:pPr>
+      <w:r>
+        <w:rPr>
+          <w:sz w:val="19"/>
+          <w:szCs w:val="19"/>
+        </w:rPr>
+        <w:t xml:space="preserve">Plants draw gas from beyond their own play box, so play attribution of plant volumes shows where condensate is recovered, not strictly where it was produced.</w:t>
+      </w:r>
+    </w:p>
+    <w:p>
+      <w:pPr>
+        <w:pStyle w:val="ListParagraph"/>
+        <w:numPr>
+          <w:ilvl w:val="0"/>
+          <w:numId w:val="2"/>
+        </w:numPr>
+        <w:spacing w:after="60"/>
+      </w:pPr>
+      <w:r>
+        <w:rPr>
+          <w:sz w:val="19"/>
+          <w:szCs w:val="19"/>
+        </w:rPr>
+        <w:t xml:space="preserve">Gas and crude oil volumes are well-measured throughout and need none of these qualifications.</w:t>
+      </w:r>
+    </w:p>
     <w:p>
       <w:pPr>
         <w:pStyle w:val="Heading1"/>
